--- a/specifications/TMFC031-BillCalculation/Diagrams/TMFC031_Bill_Calculation_Management.docx
+++ b/specifications/TMFC031-BillCalculation/Diagrams/TMFC031_Bill_Calculation_Management.docx
@@ -210,748 +210,6 @@
         <w:t>eTOM Processes, SID Data Entities and Functional Framework Functions</w:t>
       </w:r>
     </w:p>
-    <w:p>
-      <w:pPr>
-        <w:pStyle w:val="Heading2"/>
-      </w:pPr>
-      <w:r>
-        <w:t>eTOM business activities</w:t>
-      </w:r>
-    </w:p>
-    <w:p>
-      <w:r>
-        <w:t>eTOM business activities this ODA Component is responsible for:</w:t>
-      </w:r>
-    </w:p>
-    <w:tbl>
-      <w:tblPr>
-        <w:tblStyle w:val="ScrollTableNormal"/>
-        <w:tblW w:type="auto" w:w="0"/>
-        <w:tblLayout w:type="autofit"/>
-        <w:tblLook w:val="04A0" w:firstRow="1" w:lastRow="0" w:firstColumn="0" w:lastColumn="0" w:noHBand="0" w:noVBand="1"/>
-        <w:tblBorders>
-          <w:top w:val="single" w:sz="4" w:space="0" w:color="999999"/>
-          <w:left w:val="single" w:sz="4" w:space="0" w:color="999999"/>
-          <w:bottom w:val="single" w:sz="4" w:space="0" w:color="999999"/>
-          <w:right w:val="single" w:sz="4" w:space="0" w:color="999999"/>
-          <w:insideH w:val="single" w:sz="4" w:space="0" w:color="999999"/>
-          <w:insideV w:val="single" w:sz="4" w:space="0" w:color="999999"/>
-        </w:tblBorders>
-      </w:tblPr>
-      <w:tblGrid>
-        <w:gridCol w:w="2124"/>
-        <w:gridCol w:w="2124"/>
-        <w:gridCol w:w="2124"/>
-        <w:gridCol w:w="2124"/>
-      </w:tblGrid>
-      <w:tr>
-        <w:trPr>
-          <w:tblHeader/>
-        </w:trPr>
-        <w:tc>
-          <w:tcPr>
-            <w:tcW w:type="dxa" w:w="1404"/>
-          </w:tcPr>
-          <w:p>
-            <w:r/>
-            <w:r>
-              <w:rPr>
-                <w:b/>
-              </w:rPr>
-              <w:t>Identifier</w:t>
-            </w:r>
-          </w:p>
-        </w:tc>
-        <w:tc>
-          <w:tcPr>
-            <w:tcW w:type="dxa" w:w="1123"/>
-          </w:tcPr>
-          <w:p>
-            <w:r/>
-            <w:r>
-              <w:rPr>
-                <w:b/>
-              </w:rPr>
-              <w:t>Level</w:t>
-            </w:r>
-          </w:p>
-        </w:tc>
-        <w:tc>
-          <w:tcPr>
-            <w:tcW w:type="dxa" w:w="3463"/>
-          </w:tcPr>
-          <w:p>
-            <w:r/>
-            <w:r>
-              <w:rPr>
-                <w:b/>
-              </w:rPr>
-              <w:t>Business Activity Name</w:t>
-            </w:r>
-          </w:p>
-        </w:tc>
-        <w:tc>
-          <w:tcPr>
-            <w:tcW w:type="dxa" w:w="3370"/>
-          </w:tcPr>
-          <w:p>
-            <w:r/>
-            <w:r>
-              <w:rPr>
-                <w:b/>
-              </w:rPr>
-              <w:t>Description</w:t>
-            </w:r>
-          </w:p>
-        </w:tc>
-      </w:tr>
-      <w:tr>
-        <w:tc>
-          <w:tcPr>
-            <w:tcW w:type="dxa" w:w="1404"/>
-          </w:tcPr>
-          <w:p>
-            <w:r/>
-            <w:r>
-              <w:t>1.3.9</w:t>
-            </w:r>
-          </w:p>
-        </w:tc>
-        <w:tc>
-          <w:tcPr>
-            <w:tcW w:type="dxa" w:w="1123"/>
-          </w:tcPr>
-          <w:p>
-            <w:r/>
-            <w:r>
-              <w:t>L2</w:t>
-            </w:r>
-          </w:p>
-        </w:tc>
-        <w:tc>
-          <w:tcPr>
-            <w:tcW w:type="dxa" w:w="3463"/>
-          </w:tcPr>
-          <w:p>
-            <w:r/>
-            <w:r>
-              <w:t>Customer Bill Invoice Management</w:t>
-            </w:r>
-          </w:p>
-        </w:tc>
-        <w:tc>
-          <w:tcPr>
-            <w:tcW w:type="dxa" w:w="3370"/>
-          </w:tcPr>
-          <w:p>
-            <w:r/>
-            <w:r>
-              <w:t>Ensure the bill invoice is created, physically and/or electronically produced and distributed to customers, and that the appropriate taxes, discounts, adjustments, rebates and credits for the products and services delivered to customers have been applied.</w:t>
-            </w:r>
-          </w:p>
-        </w:tc>
-      </w:tr>
-      <w:tr>
-        <w:tc>
-          <w:tcPr>
-            <w:tcW w:type="dxa" w:w="1404"/>
-          </w:tcPr>
-          <w:p>
-            <w:r/>
-            <w:r>
-              <w:t>1.3.9.4</w:t>
-            </w:r>
-          </w:p>
-        </w:tc>
-        <w:tc>
-          <w:tcPr>
-            <w:tcW w:type="dxa" w:w="1123"/>
-          </w:tcPr>
-          <w:p>
-            <w:r/>
-            <w:r>
-              <w:t>L3</w:t>
-            </w:r>
-          </w:p>
-        </w:tc>
-        <w:tc>
-          <w:tcPr>
-            <w:tcW w:type="dxa" w:w="3463"/>
-          </w:tcPr>
-          <w:p>
-            <w:r/>
-            <w:r>
-              <w:t>Pricing, Discounting, Adjustments &amp; Rebates Application</w:t>
-            </w:r>
-          </w:p>
-        </w:tc>
-        <w:tc>
-          <w:tcPr>
-            <w:tcW w:type="dxa" w:w="3370"/>
-          </w:tcPr>
-          <w:p>
-            <w:r/>
-            <w:r>
-              <w:t>Ensure that the bill invoice is reflective of all the commercially agreed billable events and any bill invoice adjustments agreed between a Service Provider and the customer.</w:t>
-            </w:r>
-          </w:p>
-        </w:tc>
-      </w:tr>
-      <w:tr>
-        <w:tc>
-          <w:tcPr>
-            <w:tcW w:type="dxa" w:w="1404"/>
-          </w:tcPr>
-          <w:p>
-            <w:r/>
-            <w:r>
-              <w:t>1.3.9.4.1</w:t>
-            </w:r>
-          </w:p>
-        </w:tc>
-        <w:tc>
-          <w:tcPr>
-            <w:tcW w:type="dxa" w:w="1123"/>
-          </w:tcPr>
-          <w:p>
-            <w:r/>
-            <w:r>
-              <w:t>L4</w:t>
-            </w:r>
-          </w:p>
-        </w:tc>
-        <w:tc>
-          <w:tcPr>
-            <w:tcW w:type="dxa" w:w="3463"/>
-          </w:tcPr>
-          <w:p>
-            <w:r/>
-            <w:r>
-              <w:t>Obtain Billing Events</w:t>
-            </w:r>
-          </w:p>
-        </w:tc>
-        <w:tc>
-          <w:tcPr>
-            <w:tcW w:type="dxa" w:w="3370"/>
-          </w:tcPr>
-          <w:p>
-            <w:r/>
-            <w:r>
-              <w:t>Accept billing events that have been collected, translated, correlated, assembled, guided and service rated before determining the information would be applied to the customer’s bill invoice(s).</w:t>
-            </w:r>
-          </w:p>
-        </w:tc>
-      </w:tr>
-      <w:tr>
-        <w:tc>
-          <w:tcPr>
-            <w:tcW w:type="dxa" w:w="1404"/>
-          </w:tcPr>
-          <w:p>
-            <w:r/>
-            <w:r>
-              <w:t>1.3.9.4.2</w:t>
-            </w:r>
-          </w:p>
-        </w:tc>
-        <w:tc>
-          <w:tcPr>
-            <w:tcW w:type="dxa" w:w="1123"/>
-          </w:tcPr>
-          <w:p>
-            <w:r/>
-            <w:r>
-              <w:t>L4</w:t>
-            </w:r>
-          </w:p>
-        </w:tc>
-        <w:tc>
-          <w:tcPr>
-            <w:tcW w:type="dxa" w:w="3463"/>
-          </w:tcPr>
-          <w:p>
-            <w:r/>
-            <w:r>
-              <w:t>Apply Pricing, Discounting, Adjustments &amp; Rebates to Customer Account</w:t>
-            </w:r>
-          </w:p>
-        </w:tc>
-        <w:tc>
-          <w:tcPr>
-            <w:tcW w:type="dxa" w:w="3370"/>
-          </w:tcPr>
-          <w:p>
-            <w:r/>
-            <w:r>
-              <w:t>Determine the customer account or customer specific pricing, charges, discounts, and taxation that should be delivered to the invoice(s) for the customer.</w:t>
-            </w:r>
-          </w:p>
-        </w:tc>
-      </w:tr>
-      <w:tr>
-        <w:tc>
-          <w:tcPr>
-            <w:tcW w:type="dxa" w:w="1404"/>
-          </w:tcPr>
-          <w:p>
-            <w:r/>
-            <w:r>
-              <w:t>1.3.9.4.3</w:t>
-            </w:r>
-          </w:p>
-        </w:tc>
-        <w:tc>
-          <w:tcPr>
-            <w:tcW w:type="dxa" w:w="1123"/>
-          </w:tcPr>
-          <w:p>
-            <w:r/>
-            <w:r>
-              <w:t>L4</w:t>
-            </w:r>
-          </w:p>
-        </w:tc>
-        <w:tc>
-          <w:tcPr>
-            <w:tcW w:type="dxa" w:w="3463"/>
-          </w:tcPr>
-          <w:p>
-            <w:r/>
-            <w:r>
-              <w:t>Apply Agreed Customer Bill Adjustment</w:t>
-            </w:r>
-          </w:p>
-        </w:tc>
-        <w:tc>
-          <w:tcPr>
-            <w:tcW w:type="dxa" w:w="3370"/>
-          </w:tcPr>
-          <w:p>
-            <w:r/>
-            <w:r>
-              <w:t>Apply and review any adjustment agreed in the previous billing period and make these included to the invoice.</w:t>
-            </w:r>
-          </w:p>
-        </w:tc>
-      </w:tr>
-      <w:tr>
-        <w:tc>
-          <w:tcPr>
-            <w:tcW w:type="dxa" w:w="1404"/>
-          </w:tcPr>
-          <w:p>
-            <w:r/>
-            <w:r>
-              <w:t>1.6.15</w:t>
-            </w:r>
-          </w:p>
-        </w:tc>
-        <w:tc>
-          <w:tcPr>
-            <w:tcW w:type="dxa" w:w="1123"/>
-          </w:tcPr>
-          <w:p>
-            <w:r/>
-            <w:r>
-              <w:t>L2</w:t>
-            </w:r>
-          </w:p>
-        </w:tc>
-        <w:tc>
-          <w:tcPr>
-            <w:tcW w:type="dxa" w:w="3463"/>
-          </w:tcPr>
-          <w:p>
-            <w:r/>
-            <w:r>
-              <w:t>BP Bill/Invoice Management</w:t>
-            </w:r>
-          </w:p>
-        </w:tc>
-        <w:tc>
-          <w:tcPr>
-            <w:tcW w:type="dxa" w:w="3370"/>
-          </w:tcPr>
-          <w:p>
-            <w:r/>
-            <w:r>
-              <w:t>Business Partner Bill/Invoice Management manages the Business Partner bill/invoice process, controls bills/invoices, manages the lifecycle of bills/invoices. A bill is a notice for payment which is supposed to be preceded by an invoice in most cases.</w:t>
-            </w:r>
-          </w:p>
-        </w:tc>
-      </w:tr>
-      <w:tr>
-        <w:tc>
-          <w:tcPr>
-            <w:tcW w:type="dxa" w:w="1404"/>
-          </w:tcPr>
-          <w:p>
-            <w:r/>
-            <w:r>
-              <w:t>1.6.15.1</w:t>
-            </w:r>
-          </w:p>
-        </w:tc>
-        <w:tc>
-          <w:tcPr>
-            <w:tcW w:type="dxa" w:w="1123"/>
-          </w:tcPr>
-          <w:p>
-            <w:r/>
-            <w:r>
-              <w:t>L3</w:t>
-            </w:r>
-          </w:p>
-        </w:tc>
-        <w:tc>
-          <w:tcPr>
-            <w:tcW w:type="dxa" w:w="3463"/>
-          </w:tcPr>
-          <w:p>
-            <w:r/>
-            <w:r>
-              <w:t>BP Bill/Invoice Process Management</w:t>
-            </w:r>
-          </w:p>
-        </w:tc>
-        <w:tc>
-          <w:tcPr>
-            <w:tcW w:type="dxa" w:w="3370"/>
-          </w:tcPr>
-          <w:p>
-            <w:r/>
-            <w:r>
-              <w:t>Make certain that there is capability so that the Bill Invoice Management processes can operate effectively and design and develop an enterprise's invoicing process.</w:t>
-            </w:r>
-          </w:p>
-        </w:tc>
-      </w:tr>
-      <w:tr>
-        <w:tc>
-          <w:tcPr>
-            <w:tcW w:type="dxa" w:w="1404"/>
-          </w:tcPr>
-          <w:p>
-            <w:r/>
-            <w:r>
-              <w:t>1.6.15.3</w:t>
-            </w:r>
-          </w:p>
-        </w:tc>
-        <w:tc>
-          <w:tcPr>
-            <w:tcW w:type="dxa" w:w="1123"/>
-          </w:tcPr>
-          <w:p>
-            <w:r/>
-            <w:r>
-              <w:t>L3</w:t>
-            </w:r>
-          </w:p>
-        </w:tc>
-        <w:tc>
-          <w:tcPr>
-            <w:tcW w:type="dxa" w:w="3463"/>
-          </w:tcPr>
-          <w:p>
-            <w:r/>
-            <w:r>
-              <w:t>BP Bill/Invoice Lifecycle Management</w:t>
-            </w:r>
-          </w:p>
-        </w:tc>
-        <w:tc>
-          <w:tcPr>
-            <w:tcW w:type="dxa" w:w="3370"/>
-          </w:tcPr>
-          <w:p>
-            <w:r/>
-            <w:r>
-              <w:t>Ensure bills/invoices are created, physically and/or electronically produced and distributed to parties, and that the appropriate taxes, discounts, adjustments, rebates and credits for the products delivered to parties have been applied.</w:t>
-            </w:r>
-          </w:p>
-        </w:tc>
-      </w:tr>
-      <w:tr>
-        <w:tc>
-          <w:tcPr>
-            <w:tcW w:type="dxa" w:w="1404"/>
-          </w:tcPr>
-          <w:p>
-            <w:r/>
-            <w:r>
-              <w:t>1.6.15.3.1</w:t>
-            </w:r>
-          </w:p>
-        </w:tc>
-        <w:tc>
-          <w:tcPr>
-            <w:tcW w:type="dxa" w:w="1123"/>
-          </w:tcPr>
-          <w:p>
-            <w:r/>
-            <w:r>
-              <w:t>L4</w:t>
-            </w:r>
-          </w:p>
-        </w:tc>
-        <w:tc>
-          <w:tcPr>
-            <w:tcW w:type="dxa" w:w="3463"/>
-          </w:tcPr>
-          <w:p>
-            <w:r/>
-            <w:r>
-              <w:t>Apply BP Pricing, Discounting, Adjustments &amp; Rebates</w:t>
-            </w:r>
-          </w:p>
-        </w:tc>
-        <w:tc>
-          <w:tcPr>
-            <w:tcW w:type="dxa" w:w="3370"/>
-          </w:tcPr>
-          <w:p>
-            <w:r/>
-            <w:r>
-              <w:t>Ensure that a bill/invoice is reflective of all the commercially agreed billable events and any bill/invoice adjustments agreed between an enterprise and a BP.</w:t>
-            </w:r>
-          </w:p>
-        </w:tc>
-      </w:tr>
-      <w:tr>
-        <w:tc>
-          <w:tcPr>
-            <w:tcW w:type="dxa" w:w="1404"/>
-          </w:tcPr>
-          <w:p>
-            <w:r/>
-            <w:r>
-              <w:t>1.6.15.3.5</w:t>
-            </w:r>
-          </w:p>
-        </w:tc>
-        <w:tc>
-          <w:tcPr>
-            <w:tcW w:type="dxa" w:w="1123"/>
-          </w:tcPr>
-          <w:p>
-            <w:r/>
-            <w:r>
-              <w:t>L4</w:t>
-            </w:r>
-          </w:p>
-        </w:tc>
-        <w:tc>
-          <w:tcPr>
-            <w:tcW w:type="dxa" w:w="3463"/>
-          </w:tcPr>
-          <w:p>
-            <w:r/>
-            <w:r>
-              <w:t>Receive BP Bill/Invoice</w:t>
-            </w:r>
-          </w:p>
-        </w:tc>
-        <w:tc>
-          <w:tcPr>
-            <w:tcW w:type="dxa" w:w="3370"/>
-          </w:tcPr>
-          <w:p>
-            <w:r/>
-            <w:r>
-              <w:t>Receive and record the bill/invoice from a BP. Compare a BP bill/invoice against all transactions with the BP that would result in a bill/invoice being sent to the enterprise. Manage the interactions between a BP and an enterprise. Approve a BP bill/invoice.</w:t>
-            </w:r>
-          </w:p>
-        </w:tc>
-      </w:tr>
-    </w:tbl>
-    <w:p/>
-    <w:p>
-      <w:pPr>
-        <w:pStyle w:val="Heading2"/>
-      </w:pPr>
-      <w:r>
-        <w:t>SID ABEs</w:t>
-      </w:r>
-    </w:p>
-    <w:p>
-      <w:r>
-        <w:t>SID ABEs this ODA Component is responsible for:</w:t>
-      </w:r>
-    </w:p>
-    <w:tbl>
-      <w:tblPr>
-        <w:tblStyle w:val="ScrollTableNormal"/>
-        <w:tblW w:type="auto" w:w="0"/>
-        <w:tblLayout w:type="autofit"/>
-        <w:tblLook w:val="04A0" w:firstRow="1" w:lastRow="0" w:firstColumn="0" w:lastColumn="0" w:noHBand="0" w:noVBand="1"/>
-        <w:tblBorders>
-          <w:top w:val="single" w:sz="4" w:space="0" w:color="999999"/>
-          <w:left w:val="single" w:sz="4" w:space="0" w:color="999999"/>
-          <w:bottom w:val="single" w:sz="4" w:space="0" w:color="999999"/>
-          <w:right w:val="single" w:sz="4" w:space="0" w:color="999999"/>
-          <w:insideH w:val="single" w:sz="4" w:space="0" w:color="999999"/>
-          <w:insideV w:val="single" w:sz="4" w:space="0" w:color="999999"/>
-        </w:tblBorders>
-      </w:tblPr>
-      <w:tblGrid>
-        <w:gridCol w:w="2124"/>
-        <w:gridCol w:w="2124"/>
-        <w:gridCol w:w="2124"/>
-        <w:gridCol w:w="2124"/>
-      </w:tblGrid>
-      <w:tr>
-        <w:trPr>
-          <w:tblHeader/>
-        </w:trPr>
-        <w:tc>
-          <w:tcPr>
-            <w:tcW w:type="dxa" w:w="2153"/>
-          </w:tcPr>
-          <w:p>
-            <w:r/>
-            <w:r>
-              <w:rPr>
-                <w:b/>
-              </w:rPr>
-              <w:t>SID ABE Level 1</w:t>
-            </w:r>
-          </w:p>
-        </w:tc>
-        <w:tc>
-          <w:tcPr>
-            <w:tcW w:type="dxa" w:w="2246"/>
-          </w:tcPr>
-          <w:p>
-            <w:r/>
-            <w:r>
-              <w:rPr>
-                <w:b/>
-              </w:rPr>
-              <w:t>SID ABE Level 2 (or set of BEs)</w:t>
-            </w:r>
-          </w:p>
-        </w:tc>
-        <w:tc>
-          <w:tcPr>
-            <w:tcW w:type="dxa" w:w="2714"/>
-          </w:tcPr>
-          <w:p>
-            <w:r/>
-            <w:r>
-              <w:rPr>
-                <w:b/>
-              </w:rPr>
-              <w:t>SID ABE L1 Definition</w:t>
-            </w:r>
-          </w:p>
-        </w:tc>
-        <w:tc>
-          <w:tcPr>
-            <w:tcW w:type="dxa" w:w="2246"/>
-          </w:tcPr>
-          <w:p>
-            <w:r/>
-            <w:r>
-              <w:rPr>
-                <w:b/>
-              </w:rPr>
-              <w:t>SID ABE L2 Definition</w:t>
-            </w:r>
-          </w:p>
-        </w:tc>
-      </w:tr>
-      <w:tr>
-        <w:tc>
-          <w:tcPr>
-            <w:tcW w:type="dxa" w:w="2153"/>
-          </w:tcPr>
-          <w:p>
-            <w:r/>
-            <w:r>
-              <w:t>Applied Customer Billing Rate</w:t>
-            </w:r>
-          </w:p>
-        </w:tc>
-        <w:tc>
-          <w:tcPr>
-            <w:tcW w:type="dxa" w:w="2246"/>
-          </w:tcPr>
-          <w:p>
-            <w:r/>
-            <w:r/>
-          </w:p>
-        </w:tc>
-        <w:tc>
-          <w:tcPr>
-            <w:tcW w:type="dxa" w:w="2714"/>
-          </w:tcPr>
-          <w:p>
-            <w:r/>
-            <w:r>
-              <w:t>The Applied Customer Billing Rate ABE deals with the correlation of related usage for subsequent rating, rates applied to the usage (both regulated and non-regulated), discounts to usage, and any taxes due on the rated usage.</w:t>
-            </w:r>
-          </w:p>
-        </w:tc>
-        <w:tc>
-          <w:tcPr>
-            <w:tcW w:type="dxa" w:w="2246"/>
-          </w:tcPr>
-          <w:p>
-            <w:r/>
-            <w:r>
-              <w:t>*(no description available)*</w:t>
-            </w:r>
-          </w:p>
-        </w:tc>
-      </w:tr>
-      <w:tr>
-        <w:tc>
-          <w:tcPr>
-            <w:tcW w:type="dxa" w:w="2153"/>
-          </w:tcPr>
-          <w:p>
-            <w:r/>
-            <w:r>
-              <w:t>Applied Party Billing Rate</w:t>
-            </w:r>
-          </w:p>
-        </w:tc>
-        <w:tc>
-          <w:tcPr>
-            <w:tcW w:type="dxa" w:w="2246"/>
-          </w:tcPr>
-          <w:p>
-            <w:r/>
-            <w:r/>
-          </w:p>
-        </w:tc>
-        <w:tc>
-          <w:tcPr>
-            <w:tcW w:type="dxa" w:w="2714"/>
-          </w:tcPr>
-          <w:p>
-            <w:r/>
-            <w:r>
-              <w:t>This ABE is still preliminary</w:t>
-            </w:r>
-          </w:p>
-        </w:tc>
-        <w:tc>
-          <w:tcPr>
-            <w:tcW w:type="dxa" w:w="2246"/>
-          </w:tcPr>
-          <w:p>
-            <w:r/>
-            <w:r>
-              <w:t>*(no description available)*</w:t>
-            </w:r>
-          </w:p>
-        </w:tc>
-      </w:tr>
-    </w:tbl>
-    <w:p/>
     <w:p>
       <w:pPr>
         <w:pStyle w:val="Heading2"/>
@@ -1009,6 +267,748 @@
         <w:pStyle w:val="Heading2"/>
       </w:pPr>
       <w:r>
+        <w:t>eTOM business activities</w:t>
+      </w:r>
+    </w:p>
+    <w:p>
+      <w:r>
+        <w:t>eTOM business activities this ODA Component is responsible for:</w:t>
+      </w:r>
+    </w:p>
+    <w:tbl>
+      <w:tblPr>
+        <w:tblStyle w:val="ScrollTableNormal"/>
+        <w:tblW w:type="auto" w:w="0"/>
+        <w:tblLayout w:type="autofit"/>
+        <w:tblLook w:val="04A0" w:firstRow="1" w:lastRow="0" w:firstColumn="0" w:lastColumn="0" w:noHBand="0" w:noVBand="1"/>
+        <w:tblBorders>
+          <w:top w:val="single" w:sz="4" w:space="0" w:color="999999"/>
+          <w:left w:val="single" w:sz="4" w:space="0" w:color="999999"/>
+          <w:bottom w:val="single" w:sz="4" w:space="0" w:color="999999"/>
+          <w:right w:val="single" w:sz="4" w:space="0" w:color="999999"/>
+          <w:insideH w:val="single" w:sz="4" w:space="0" w:color="999999"/>
+          <w:insideV w:val="single" w:sz="4" w:space="0" w:color="999999"/>
+        </w:tblBorders>
+      </w:tblPr>
+      <w:tblGrid>
+        <w:gridCol w:w="2124"/>
+        <w:gridCol w:w="2124"/>
+        <w:gridCol w:w="2124"/>
+        <w:gridCol w:w="2124"/>
+      </w:tblGrid>
+      <w:tr>
+        <w:trPr>
+          <w:tblHeader/>
+        </w:trPr>
+        <w:tc>
+          <w:tcPr>
+            <w:tcW w:type="dxa" w:w="1404"/>
+          </w:tcPr>
+          <w:p>
+            <w:r/>
+            <w:r>
+              <w:rPr>
+                <w:b/>
+              </w:rPr>
+              <w:t>Identifier</w:t>
+            </w:r>
+          </w:p>
+        </w:tc>
+        <w:tc>
+          <w:tcPr>
+            <w:tcW w:type="dxa" w:w="1123"/>
+          </w:tcPr>
+          <w:p>
+            <w:r/>
+            <w:r>
+              <w:rPr>
+                <w:b/>
+              </w:rPr>
+              <w:t>Level</w:t>
+            </w:r>
+          </w:p>
+        </w:tc>
+        <w:tc>
+          <w:tcPr>
+            <w:tcW w:type="dxa" w:w="3463"/>
+          </w:tcPr>
+          <w:p>
+            <w:r/>
+            <w:r>
+              <w:rPr>
+                <w:b/>
+              </w:rPr>
+              <w:t>Business Activity Name</w:t>
+            </w:r>
+          </w:p>
+        </w:tc>
+        <w:tc>
+          <w:tcPr>
+            <w:tcW w:type="dxa" w:w="3370"/>
+          </w:tcPr>
+          <w:p>
+            <w:r/>
+            <w:r>
+              <w:rPr>
+                <w:b/>
+              </w:rPr>
+              <w:t>Description</w:t>
+            </w:r>
+          </w:p>
+        </w:tc>
+      </w:tr>
+      <w:tr>
+        <w:tc>
+          <w:tcPr>
+            <w:tcW w:type="dxa" w:w="1404"/>
+          </w:tcPr>
+          <w:p>
+            <w:r/>
+            <w:r>
+              <w:t>1.3.9</w:t>
+            </w:r>
+          </w:p>
+        </w:tc>
+        <w:tc>
+          <w:tcPr>
+            <w:tcW w:type="dxa" w:w="1123"/>
+          </w:tcPr>
+          <w:p>
+            <w:r/>
+            <w:r>
+              <w:t>L2</w:t>
+            </w:r>
+          </w:p>
+        </w:tc>
+        <w:tc>
+          <w:tcPr>
+            <w:tcW w:type="dxa" w:w="3463"/>
+          </w:tcPr>
+          <w:p>
+            <w:r/>
+            <w:r>
+              <w:t>Customer Bill Invoice Management</w:t>
+            </w:r>
+          </w:p>
+        </w:tc>
+        <w:tc>
+          <w:tcPr>
+            <w:tcW w:type="dxa" w:w="3370"/>
+          </w:tcPr>
+          <w:p>
+            <w:r/>
+            <w:r>
+              <w:t>Ensure the bill invoice is created, physically and/or electronically produced and distributed to customers, and that the appropriate taxes, discounts, adjustments, rebates and credits for the products and services delivered to customers have been applied.</w:t>
+            </w:r>
+          </w:p>
+        </w:tc>
+      </w:tr>
+      <w:tr>
+        <w:tc>
+          <w:tcPr>
+            <w:tcW w:type="dxa" w:w="1404"/>
+          </w:tcPr>
+          <w:p>
+            <w:r/>
+            <w:r>
+              <w:t>1.3.9.4</w:t>
+            </w:r>
+          </w:p>
+        </w:tc>
+        <w:tc>
+          <w:tcPr>
+            <w:tcW w:type="dxa" w:w="1123"/>
+          </w:tcPr>
+          <w:p>
+            <w:r/>
+            <w:r>
+              <w:t>L3</w:t>
+            </w:r>
+          </w:p>
+        </w:tc>
+        <w:tc>
+          <w:tcPr>
+            <w:tcW w:type="dxa" w:w="3463"/>
+          </w:tcPr>
+          <w:p>
+            <w:r/>
+            <w:r>
+              <w:t>Pricing, Discounting, Adjustments &amp; Rebates Application</w:t>
+            </w:r>
+          </w:p>
+        </w:tc>
+        <w:tc>
+          <w:tcPr>
+            <w:tcW w:type="dxa" w:w="3370"/>
+          </w:tcPr>
+          <w:p>
+            <w:r/>
+            <w:r>
+              <w:t>Ensure that the bill invoice is reflective of all the commercially agreed billable events and any bill invoice adjustments agreed between a Service Provider and the customer.</w:t>
+            </w:r>
+          </w:p>
+        </w:tc>
+      </w:tr>
+      <w:tr>
+        <w:tc>
+          <w:tcPr>
+            <w:tcW w:type="dxa" w:w="1404"/>
+          </w:tcPr>
+          <w:p>
+            <w:r/>
+            <w:r>
+              <w:t>1.3.9.4.1</w:t>
+            </w:r>
+          </w:p>
+        </w:tc>
+        <w:tc>
+          <w:tcPr>
+            <w:tcW w:type="dxa" w:w="1123"/>
+          </w:tcPr>
+          <w:p>
+            <w:r/>
+            <w:r>
+              <w:t>L4</w:t>
+            </w:r>
+          </w:p>
+        </w:tc>
+        <w:tc>
+          <w:tcPr>
+            <w:tcW w:type="dxa" w:w="3463"/>
+          </w:tcPr>
+          <w:p>
+            <w:r/>
+            <w:r>
+              <w:t>Obtain Billing Events</w:t>
+            </w:r>
+          </w:p>
+        </w:tc>
+        <w:tc>
+          <w:tcPr>
+            <w:tcW w:type="dxa" w:w="3370"/>
+          </w:tcPr>
+          <w:p>
+            <w:r/>
+            <w:r>
+              <w:t>Accept billing events that have been collected, translated, correlated, assembled, guided and service rated before determining the information would be applied to the customer’s bill invoice(s).</w:t>
+            </w:r>
+          </w:p>
+        </w:tc>
+      </w:tr>
+      <w:tr>
+        <w:tc>
+          <w:tcPr>
+            <w:tcW w:type="dxa" w:w="1404"/>
+          </w:tcPr>
+          <w:p>
+            <w:r/>
+            <w:r>
+              <w:t>1.3.9.4.2</w:t>
+            </w:r>
+          </w:p>
+        </w:tc>
+        <w:tc>
+          <w:tcPr>
+            <w:tcW w:type="dxa" w:w="1123"/>
+          </w:tcPr>
+          <w:p>
+            <w:r/>
+            <w:r>
+              <w:t>L4</w:t>
+            </w:r>
+          </w:p>
+        </w:tc>
+        <w:tc>
+          <w:tcPr>
+            <w:tcW w:type="dxa" w:w="3463"/>
+          </w:tcPr>
+          <w:p>
+            <w:r/>
+            <w:r>
+              <w:t>Apply Pricing, Discounting, Adjustments &amp; Rebates to Customer Account</w:t>
+            </w:r>
+          </w:p>
+        </w:tc>
+        <w:tc>
+          <w:tcPr>
+            <w:tcW w:type="dxa" w:w="3370"/>
+          </w:tcPr>
+          <w:p>
+            <w:r/>
+            <w:r>
+              <w:t>Determine the customer account or customer specific pricing, charges, discounts, and taxation that should be delivered to the invoice(s) for the customer.</w:t>
+            </w:r>
+          </w:p>
+        </w:tc>
+      </w:tr>
+      <w:tr>
+        <w:tc>
+          <w:tcPr>
+            <w:tcW w:type="dxa" w:w="1404"/>
+          </w:tcPr>
+          <w:p>
+            <w:r/>
+            <w:r>
+              <w:t>1.3.9.4.3</w:t>
+            </w:r>
+          </w:p>
+        </w:tc>
+        <w:tc>
+          <w:tcPr>
+            <w:tcW w:type="dxa" w:w="1123"/>
+          </w:tcPr>
+          <w:p>
+            <w:r/>
+            <w:r>
+              <w:t>L4</w:t>
+            </w:r>
+          </w:p>
+        </w:tc>
+        <w:tc>
+          <w:tcPr>
+            <w:tcW w:type="dxa" w:w="3463"/>
+          </w:tcPr>
+          <w:p>
+            <w:r/>
+            <w:r>
+              <w:t>Apply Agreed Customer Bill Adjustment</w:t>
+            </w:r>
+          </w:p>
+        </w:tc>
+        <w:tc>
+          <w:tcPr>
+            <w:tcW w:type="dxa" w:w="3370"/>
+          </w:tcPr>
+          <w:p>
+            <w:r/>
+            <w:r>
+              <w:t>Apply and review any adjustment agreed in the previous billing period and make these included to the invoice.</w:t>
+            </w:r>
+          </w:p>
+        </w:tc>
+      </w:tr>
+      <w:tr>
+        <w:tc>
+          <w:tcPr>
+            <w:tcW w:type="dxa" w:w="1404"/>
+          </w:tcPr>
+          <w:p>
+            <w:r/>
+            <w:r>
+              <w:t>1.6.15</w:t>
+            </w:r>
+          </w:p>
+        </w:tc>
+        <w:tc>
+          <w:tcPr>
+            <w:tcW w:type="dxa" w:w="1123"/>
+          </w:tcPr>
+          <w:p>
+            <w:r/>
+            <w:r>
+              <w:t>L2</w:t>
+            </w:r>
+          </w:p>
+        </w:tc>
+        <w:tc>
+          <w:tcPr>
+            <w:tcW w:type="dxa" w:w="3463"/>
+          </w:tcPr>
+          <w:p>
+            <w:r/>
+            <w:r>
+              <w:t>BP Bill/Invoice Management</w:t>
+            </w:r>
+          </w:p>
+        </w:tc>
+        <w:tc>
+          <w:tcPr>
+            <w:tcW w:type="dxa" w:w="3370"/>
+          </w:tcPr>
+          <w:p>
+            <w:r/>
+            <w:r>
+              <w:t>Business Partner Bill/Invoice Management manages the Business Partner bill/invoice process, controls bills/invoices, manages the lifecycle of bills/invoices. A bill is a notice for payment which is supposed to be preceded by an invoice in most cases.</w:t>
+            </w:r>
+          </w:p>
+        </w:tc>
+      </w:tr>
+      <w:tr>
+        <w:tc>
+          <w:tcPr>
+            <w:tcW w:type="dxa" w:w="1404"/>
+          </w:tcPr>
+          <w:p>
+            <w:r/>
+            <w:r>
+              <w:t>1.6.15.1</w:t>
+            </w:r>
+          </w:p>
+        </w:tc>
+        <w:tc>
+          <w:tcPr>
+            <w:tcW w:type="dxa" w:w="1123"/>
+          </w:tcPr>
+          <w:p>
+            <w:r/>
+            <w:r>
+              <w:t>L3</w:t>
+            </w:r>
+          </w:p>
+        </w:tc>
+        <w:tc>
+          <w:tcPr>
+            <w:tcW w:type="dxa" w:w="3463"/>
+          </w:tcPr>
+          <w:p>
+            <w:r/>
+            <w:r>
+              <w:t>BP Bill/Invoice Process Management</w:t>
+            </w:r>
+          </w:p>
+        </w:tc>
+        <w:tc>
+          <w:tcPr>
+            <w:tcW w:type="dxa" w:w="3370"/>
+          </w:tcPr>
+          <w:p>
+            <w:r/>
+            <w:r>
+              <w:t>Make certain that there is capability so that the Bill Invoice Management processes can operate effectively and design and develop an enterprise's invoicing process.</w:t>
+            </w:r>
+          </w:p>
+        </w:tc>
+      </w:tr>
+      <w:tr>
+        <w:tc>
+          <w:tcPr>
+            <w:tcW w:type="dxa" w:w="1404"/>
+          </w:tcPr>
+          <w:p>
+            <w:r/>
+            <w:r>
+              <w:t>1.6.15.3</w:t>
+            </w:r>
+          </w:p>
+        </w:tc>
+        <w:tc>
+          <w:tcPr>
+            <w:tcW w:type="dxa" w:w="1123"/>
+          </w:tcPr>
+          <w:p>
+            <w:r/>
+            <w:r>
+              <w:t>L3</w:t>
+            </w:r>
+          </w:p>
+        </w:tc>
+        <w:tc>
+          <w:tcPr>
+            <w:tcW w:type="dxa" w:w="3463"/>
+          </w:tcPr>
+          <w:p>
+            <w:r/>
+            <w:r>
+              <w:t>BP Bill/Invoice Lifecycle Management</w:t>
+            </w:r>
+          </w:p>
+        </w:tc>
+        <w:tc>
+          <w:tcPr>
+            <w:tcW w:type="dxa" w:w="3370"/>
+          </w:tcPr>
+          <w:p>
+            <w:r/>
+            <w:r>
+              <w:t>Ensure bills/invoices are created, physically and/or electronically produced and distributed to parties, and that the appropriate taxes, discounts, adjustments, rebates and credits for the products delivered to parties have been applied.</w:t>
+            </w:r>
+          </w:p>
+        </w:tc>
+      </w:tr>
+      <w:tr>
+        <w:tc>
+          <w:tcPr>
+            <w:tcW w:type="dxa" w:w="1404"/>
+          </w:tcPr>
+          <w:p>
+            <w:r/>
+            <w:r>
+              <w:t>1.6.15.3.1</w:t>
+            </w:r>
+          </w:p>
+        </w:tc>
+        <w:tc>
+          <w:tcPr>
+            <w:tcW w:type="dxa" w:w="1123"/>
+          </w:tcPr>
+          <w:p>
+            <w:r/>
+            <w:r>
+              <w:t>L4</w:t>
+            </w:r>
+          </w:p>
+        </w:tc>
+        <w:tc>
+          <w:tcPr>
+            <w:tcW w:type="dxa" w:w="3463"/>
+          </w:tcPr>
+          <w:p>
+            <w:r/>
+            <w:r>
+              <w:t>Apply BP Pricing, Discounting, Adjustments &amp; Rebates</w:t>
+            </w:r>
+          </w:p>
+        </w:tc>
+        <w:tc>
+          <w:tcPr>
+            <w:tcW w:type="dxa" w:w="3370"/>
+          </w:tcPr>
+          <w:p>
+            <w:r/>
+            <w:r>
+              <w:t>Ensure that a bill/invoice is reflective of all the commercially agreed billable events and any bill/invoice adjustments agreed between an enterprise and a BP.</w:t>
+            </w:r>
+          </w:p>
+        </w:tc>
+      </w:tr>
+      <w:tr>
+        <w:tc>
+          <w:tcPr>
+            <w:tcW w:type="dxa" w:w="1404"/>
+          </w:tcPr>
+          <w:p>
+            <w:r/>
+            <w:r>
+              <w:t>1.6.15.3.5</w:t>
+            </w:r>
+          </w:p>
+        </w:tc>
+        <w:tc>
+          <w:tcPr>
+            <w:tcW w:type="dxa" w:w="1123"/>
+          </w:tcPr>
+          <w:p>
+            <w:r/>
+            <w:r>
+              <w:t>L4</w:t>
+            </w:r>
+          </w:p>
+        </w:tc>
+        <w:tc>
+          <w:tcPr>
+            <w:tcW w:type="dxa" w:w="3463"/>
+          </w:tcPr>
+          <w:p>
+            <w:r/>
+            <w:r>
+              <w:t>Receive BP Bill/Invoice</w:t>
+            </w:r>
+          </w:p>
+        </w:tc>
+        <w:tc>
+          <w:tcPr>
+            <w:tcW w:type="dxa" w:w="3370"/>
+          </w:tcPr>
+          <w:p>
+            <w:r/>
+            <w:r>
+              <w:t>Receive and record the bill/invoice from a BP. Compare a BP bill/invoice against all transactions with the BP that would result in a bill/invoice being sent to the enterprise. Manage the interactions between a BP and an enterprise. Approve a BP bill/invoice.</w:t>
+            </w:r>
+          </w:p>
+        </w:tc>
+      </w:tr>
+    </w:tbl>
+    <w:p/>
+    <w:p>
+      <w:pPr>
+        <w:pStyle w:val="Heading2"/>
+      </w:pPr>
+      <w:r>
+        <w:t>SID ABEs</w:t>
+      </w:r>
+    </w:p>
+    <w:p>
+      <w:r>
+        <w:t>SID ABEs this ODA Component is responsible for:</w:t>
+      </w:r>
+    </w:p>
+    <w:tbl>
+      <w:tblPr>
+        <w:tblStyle w:val="ScrollTableNormal"/>
+        <w:tblW w:type="auto" w:w="0"/>
+        <w:tblLayout w:type="autofit"/>
+        <w:tblLook w:val="04A0" w:firstRow="1" w:lastRow="0" w:firstColumn="0" w:lastColumn="0" w:noHBand="0" w:noVBand="1"/>
+        <w:tblBorders>
+          <w:top w:val="single" w:sz="4" w:space="0" w:color="999999"/>
+          <w:left w:val="single" w:sz="4" w:space="0" w:color="999999"/>
+          <w:bottom w:val="single" w:sz="4" w:space="0" w:color="999999"/>
+          <w:right w:val="single" w:sz="4" w:space="0" w:color="999999"/>
+          <w:insideH w:val="single" w:sz="4" w:space="0" w:color="999999"/>
+          <w:insideV w:val="single" w:sz="4" w:space="0" w:color="999999"/>
+        </w:tblBorders>
+      </w:tblPr>
+      <w:tblGrid>
+        <w:gridCol w:w="2124"/>
+        <w:gridCol w:w="2124"/>
+        <w:gridCol w:w="2124"/>
+        <w:gridCol w:w="2124"/>
+      </w:tblGrid>
+      <w:tr>
+        <w:trPr>
+          <w:tblHeader/>
+        </w:trPr>
+        <w:tc>
+          <w:tcPr>
+            <w:tcW w:type="dxa" w:w="2246"/>
+          </w:tcPr>
+          <w:p>
+            <w:r/>
+            <w:r>
+              <w:rPr>
+                <w:b/>
+              </w:rPr>
+              <w:t>SID ABE L1</w:t>
+            </w:r>
+          </w:p>
+        </w:tc>
+        <w:tc>
+          <w:tcPr>
+            <w:tcW w:type="dxa" w:w="2808"/>
+          </w:tcPr>
+          <w:p>
+            <w:r/>
+            <w:r>
+              <w:rPr>
+                <w:b/>
+              </w:rPr>
+              <w:t>SID ABE L1 Definition</w:t>
+            </w:r>
+          </w:p>
+        </w:tc>
+        <w:tc>
+          <w:tcPr>
+            <w:tcW w:type="dxa" w:w="2059"/>
+          </w:tcPr>
+          <w:p>
+            <w:r/>
+            <w:r>
+              <w:rPr>
+                <w:b/>
+              </w:rPr>
+              <w:t>SID ABE L2 (or set of BEs)</w:t>
+            </w:r>
+          </w:p>
+        </w:tc>
+        <w:tc>
+          <w:tcPr>
+            <w:tcW w:type="dxa" w:w="2246"/>
+          </w:tcPr>
+          <w:p>
+            <w:r/>
+            <w:r>
+              <w:rPr>
+                <w:b/>
+              </w:rPr>
+              <w:t>SID ABE L2 Definition</w:t>
+            </w:r>
+          </w:p>
+        </w:tc>
+      </w:tr>
+      <w:tr>
+        <w:tc>
+          <w:tcPr>
+            <w:tcW w:type="dxa" w:w="2246"/>
+          </w:tcPr>
+          <w:p>
+            <w:r/>
+            <w:r>
+              <w:t>Applied Customer Billing Rate</w:t>
+            </w:r>
+          </w:p>
+        </w:tc>
+        <w:tc>
+          <w:tcPr>
+            <w:tcW w:type="dxa" w:w="2808"/>
+          </w:tcPr>
+          <w:p>
+            <w:r/>
+            <w:r>
+              <w:t>The Applied Customer Billing Rate ABE deals with the correlation of related usage for subsequent rating, rates applied to the usage (both regulated and non-regulated), discounts to usage, and any taxes due on the rated usage.</w:t>
+            </w:r>
+          </w:p>
+        </w:tc>
+        <w:tc>
+          <w:tcPr>
+            <w:tcW w:type="dxa" w:w="2059"/>
+          </w:tcPr>
+          <w:p>
+            <w:r/>
+            <w:r/>
+          </w:p>
+        </w:tc>
+        <w:tc>
+          <w:tcPr>
+            <w:tcW w:type="dxa" w:w="2246"/>
+          </w:tcPr>
+          <w:p>
+            <w:r/>
+            <w:r>
+              <w:t>*(no description available)*</w:t>
+            </w:r>
+          </w:p>
+        </w:tc>
+      </w:tr>
+      <w:tr>
+        <w:tc>
+          <w:tcPr>
+            <w:tcW w:type="dxa" w:w="2246"/>
+          </w:tcPr>
+          <w:p>
+            <w:r/>
+            <w:r>
+              <w:t>Applied Party Billing Rate</w:t>
+            </w:r>
+          </w:p>
+        </w:tc>
+        <w:tc>
+          <w:tcPr>
+            <w:tcW w:type="dxa" w:w="2808"/>
+          </w:tcPr>
+          <w:p>
+            <w:r/>
+            <w:r>
+              <w:t>This ABE is still preliminary</w:t>
+            </w:r>
+          </w:p>
+        </w:tc>
+        <w:tc>
+          <w:tcPr>
+            <w:tcW w:type="dxa" w:w="2059"/>
+          </w:tcPr>
+          <w:p>
+            <w:r/>
+            <w:r/>
+          </w:p>
+        </w:tc>
+        <w:tc>
+          <w:tcPr>
+            <w:tcW w:type="dxa" w:w="2246"/>
+          </w:tcPr>
+          <w:p>
+            <w:r/>
+            <w:r>
+              <w:t>*(no description available)*</w:t>
+            </w:r>
+          </w:p>
+        </w:tc>
+      </w:tr>
+    </w:tbl>
+    <w:p/>
+    <w:p>
+      <w:pPr>
+        <w:pStyle w:val="Heading2"/>
+      </w:pPr>
+      <w:r>
         <w:t>Functional Framework Functions</w:t>
       </w:r>
     </w:p>
@@ -1068,7 +1068,35 @@
         </w:tc>
         <w:tc>
           <w:tcPr>
-            <w:tcW w:type="dxa" w:w="2246"/>
+            <w:tcW w:type="dxa" w:w="1778"/>
+          </w:tcPr>
+          <w:p>
+            <w:r/>
+            <w:r>
+              <w:rPr>
+                <w:b/>
+              </w:rPr>
+              <w:t>Aggregate Function Level 1</w:t>
+            </w:r>
+          </w:p>
+        </w:tc>
+        <w:tc>
+          <w:tcPr>
+            <w:tcW w:type="dxa" w:w="1872"/>
+          </w:tcPr>
+          <w:p>
+            <w:r/>
+            <w:r>
+              <w:rPr>
+                <w:b/>
+              </w:rPr>
+              <w:t>Aggregate Function Level 2</w:t>
+            </w:r>
+          </w:p>
+        </w:tc>
+        <w:tc>
+          <w:tcPr>
+            <w:tcW w:type="dxa" w:w="2340"/>
           </w:tcPr>
           <w:p>
             <w:r/>
@@ -1080,34 +1108,6 @@
             </w:r>
           </w:p>
         </w:tc>
-        <w:tc>
-          <w:tcPr>
-            <w:tcW w:type="dxa" w:w="1778"/>
-          </w:tcPr>
-          <w:p>
-            <w:r/>
-            <w:r>
-              <w:rPr>
-                <w:b/>
-              </w:rPr>
-              <w:t>Aggregate Function Level 1</w:t>
-            </w:r>
-          </w:p>
-        </w:tc>
-        <w:tc>
-          <w:tcPr>
-            <w:tcW w:type="dxa" w:w="1966"/>
-          </w:tcPr>
-          <w:p>
-            <w:r/>
-            <w:r>
-              <w:rPr>
-                <w:b/>
-              </w:rPr>
-              <w:t>Aggregate Function Level 2</w:t>
-            </w:r>
-          </w:p>
-        </w:tc>
       </w:tr>
       <w:tr>
         <w:tc>
@@ -1134,34 +1134,34 @@
         </w:tc>
         <w:tc>
           <w:tcPr>
-            <w:tcW w:type="dxa" w:w="2246"/>
+            <w:tcW w:type="dxa" w:w="1778"/>
+          </w:tcPr>
+          <w:p>
+            <w:r/>
+            <w:r>
+              <w:t>Invoice Management</w:t>
+            </w:r>
+          </w:p>
+        </w:tc>
+        <w:tc>
+          <w:tcPr>
+            <w:tcW w:type="dxa" w:w="1872"/>
+          </w:tcPr>
+          <w:p>
+            <w:r/>
+            <w:r>
+              <w:t>Invoicing</w:t>
+            </w:r>
+          </w:p>
+        </w:tc>
+        <w:tc>
+          <w:tcPr>
+            <w:tcW w:type="dxa" w:w="2340"/>
           </w:tcPr>
           <w:p>
             <w:r/>
             <w:r>
               <w:t>Usage Summary and Details Presentation present usage summary and details (billed and non-billed) for a specific time period.</w:t>
-            </w:r>
-          </w:p>
-        </w:tc>
-        <w:tc>
-          <w:tcPr>
-            <w:tcW w:type="dxa" w:w="1778"/>
-          </w:tcPr>
-          <w:p>
-            <w:r/>
-            <w:r>
-              <w:t>Invoice Management</w:t>
-            </w:r>
-          </w:p>
-        </w:tc>
-        <w:tc>
-          <w:tcPr>
-            <w:tcW w:type="dxa" w:w="1966"/>
-          </w:tcPr>
-          <w:p>
-            <w:r/>
-            <w:r>
-              <w:t>Invoicing</w:t>
             </w:r>
           </w:p>
         </w:tc>
@@ -1191,34 +1191,34 @@
         </w:tc>
         <w:tc>
           <w:tcPr>
-            <w:tcW w:type="dxa" w:w="2246"/>
+            <w:tcW w:type="dxa" w:w="1778"/>
+          </w:tcPr>
+          <w:p>
+            <w:r/>
+            <w:r>
+              <w:t>Invoice Management</w:t>
+            </w:r>
+          </w:p>
+        </w:tc>
+        <w:tc>
+          <w:tcPr>
+            <w:tcW w:type="dxa" w:w="1872"/>
+          </w:tcPr>
+          <w:p>
+            <w:r/>
+            <w:r>
+              <w:t>Invoicing</w:t>
+            </w:r>
+          </w:p>
+        </w:tc>
+        <w:tc>
+          <w:tcPr>
+            <w:tcW w:type="dxa" w:w="2340"/>
           </w:tcPr>
           <w:p>
             <w:r/>
             <w:r>
               <w:t>Billing Event Processing Guiding support for a consistent processing.</w:t>
-            </w:r>
-          </w:p>
-        </w:tc>
-        <w:tc>
-          <w:tcPr>
-            <w:tcW w:type="dxa" w:w="1778"/>
-          </w:tcPr>
-          <w:p>
-            <w:r/>
-            <w:r>
-              <w:t>Invoice Management</w:t>
-            </w:r>
-          </w:p>
-        </w:tc>
-        <w:tc>
-          <w:tcPr>
-            <w:tcW w:type="dxa" w:w="1966"/>
-          </w:tcPr>
-          <w:p>
-            <w:r/>
-            <w:r>
-              <w:t>Invoicing</w:t>
             </w:r>
           </w:p>
         </w:tc>
@@ -1248,34 +1248,34 @@
         </w:tc>
         <w:tc>
           <w:tcPr>
-            <w:tcW w:type="dxa" w:w="2246"/>
+            <w:tcW w:type="dxa" w:w="1778"/>
+          </w:tcPr>
+          <w:p>
+            <w:r/>
+            <w:r>
+              <w:t>Invoice Management</w:t>
+            </w:r>
+          </w:p>
+        </w:tc>
+        <w:tc>
+          <w:tcPr>
+            <w:tcW w:type="dxa" w:w="1872"/>
+          </w:tcPr>
+          <w:p>
+            <w:r/>
+            <w:r>
+              <w:t>Invoicing</w:t>
+            </w:r>
+          </w:p>
+        </w:tc>
+        <w:tc>
+          <w:tcPr>
+            <w:tcW w:type="dxa" w:w="2340"/>
           </w:tcPr>
           <w:p>
             <w:r/>
             <w:r>
               <w:t>The Billing Administration function manages the data that are necessary to perform the bill calculation: billing cycle data, management of runs, groups and cycles of invoicing.</w:t>
-            </w:r>
-          </w:p>
-        </w:tc>
-        <w:tc>
-          <w:tcPr>
-            <w:tcW w:type="dxa" w:w="1778"/>
-          </w:tcPr>
-          <w:p>
-            <w:r/>
-            <w:r>
-              <w:t>Invoice Management</w:t>
-            </w:r>
-          </w:p>
-        </w:tc>
-        <w:tc>
-          <w:tcPr>
-            <w:tcW w:type="dxa" w:w="1966"/>
-          </w:tcPr>
-          <w:p>
-            <w:r/>
-            <w:r>
-              <w:t>Invoicing</w:t>
             </w:r>
           </w:p>
         </w:tc>
@@ -1305,34 +1305,34 @@
         </w:tc>
         <w:tc>
           <w:tcPr>
-            <w:tcW w:type="dxa" w:w="2246"/>
+            <w:tcW w:type="dxa" w:w="1778"/>
+          </w:tcPr>
+          <w:p>
+            <w:r/>
+            <w:r>
+              <w:t>Invoice Management</w:t>
+            </w:r>
+          </w:p>
+        </w:tc>
+        <w:tc>
+          <w:tcPr>
+            <w:tcW w:type="dxa" w:w="1872"/>
+          </w:tcPr>
+          <w:p>
+            <w:r/>
+            <w:r>
+              <w:t>Invoicing</w:t>
+            </w:r>
+          </w:p>
+        </w:tc>
+        <w:tc>
+          <w:tcPr>
+            <w:tcW w:type="dxa" w:w="2340"/>
           </w:tcPr>
           <w:p>
             <w:r/>
             <w:r>
               <w:t>Billing Management Integration provide a Virtual Network Operators online access function to make them self sufficient for Billing management. Including the use of VNO/Dealer data fencing.</w:t>
-            </w:r>
-          </w:p>
-        </w:tc>
-        <w:tc>
-          <w:tcPr>
-            <w:tcW w:type="dxa" w:w="1778"/>
-          </w:tcPr>
-          <w:p>
-            <w:r/>
-            <w:r>
-              <w:t>Invoice Management</w:t>
-            </w:r>
-          </w:p>
-        </w:tc>
-        <w:tc>
-          <w:tcPr>
-            <w:tcW w:type="dxa" w:w="1966"/>
-          </w:tcPr>
-          <w:p>
-            <w:r/>
-            <w:r>
-              <w:t>Invoicing</w:t>
             </w:r>
           </w:p>
         </w:tc>
@@ -1362,34 +1362,34 @@
         </w:tc>
         <w:tc>
           <w:tcPr>
-            <w:tcW w:type="dxa" w:w="2246"/>
+            <w:tcW w:type="dxa" w:w="1778"/>
+          </w:tcPr>
+          <w:p>
+            <w:r/>
+            <w:r>
+              <w:t>Invoice Management</w:t>
+            </w:r>
+          </w:p>
+        </w:tc>
+        <w:tc>
+          <w:tcPr>
+            <w:tcW w:type="dxa" w:w="1872"/>
+          </w:tcPr>
+          <w:p>
+            <w:r/>
+            <w:r>
+              <w:t>Invoicing</w:t>
+            </w:r>
+          </w:p>
+        </w:tc>
+        <w:tc>
+          <w:tcPr>
+            <w:tcW w:type="dxa" w:w="2340"/>
           </w:tcPr>
           <w:p>
             <w:r/>
             <w:r>
               <w:t>Billing Initialization initializes the bill and sends to the Bill Calculation application the required information for accounts that are going to be processed.</w:t>
-            </w:r>
-          </w:p>
-        </w:tc>
-        <w:tc>
-          <w:tcPr>
-            <w:tcW w:type="dxa" w:w="1778"/>
-          </w:tcPr>
-          <w:p>
-            <w:r/>
-            <w:r>
-              <w:t>Invoice Management</w:t>
-            </w:r>
-          </w:p>
-        </w:tc>
-        <w:tc>
-          <w:tcPr>
-            <w:tcW w:type="dxa" w:w="1966"/>
-          </w:tcPr>
-          <w:p>
-            <w:r/>
-            <w:r>
-              <w:t>Invoicing</w:t>
             </w:r>
           </w:p>
         </w:tc>
@@ -1419,34 +1419,34 @@
         </w:tc>
         <w:tc>
           <w:tcPr>
-            <w:tcW w:type="dxa" w:w="2246"/>
+            <w:tcW w:type="dxa" w:w="1778"/>
+          </w:tcPr>
+          <w:p>
+            <w:r/>
+            <w:r>
+              <w:t>Invoice Management</w:t>
+            </w:r>
+          </w:p>
+        </w:tc>
+        <w:tc>
+          <w:tcPr>
+            <w:tcW w:type="dxa" w:w="1872"/>
+          </w:tcPr>
+          <w:p>
+            <w:r/>
+            <w:r>
+              <w:t>Billing Account Administration</w:t>
+            </w:r>
+          </w:p>
+        </w:tc>
+        <w:tc>
+          <w:tcPr>
+            <w:tcW w:type="dxa" w:w="2340"/>
           </w:tcPr>
           <w:p>
             <w:r/>
             <w:r>
               <w:t>Billing Account Price Plan Determining associates a charge record with the appropriate price plan.</w:t>
-            </w:r>
-          </w:p>
-        </w:tc>
-        <w:tc>
-          <w:tcPr>
-            <w:tcW w:type="dxa" w:w="1778"/>
-          </w:tcPr>
-          <w:p>
-            <w:r/>
-            <w:r>
-              <w:t>Invoice Management</w:t>
-            </w:r>
-          </w:p>
-        </w:tc>
-        <w:tc>
-          <w:tcPr>
-            <w:tcW w:type="dxa" w:w="1966"/>
-          </w:tcPr>
-          <w:p>
-            <w:r/>
-            <w:r>
-              <w:t>Billing Account Administration</w:t>
             </w:r>
           </w:p>
         </w:tc>
@@ -1476,34 +1476,34 @@
         </w:tc>
         <w:tc>
           <w:tcPr>
-            <w:tcW w:type="dxa" w:w="2246"/>
+            <w:tcW w:type="dxa" w:w="1778"/>
+          </w:tcPr>
+          <w:p>
+            <w:r/>
+            <w:r>
+              <w:t>Invoice Management</w:t>
+            </w:r>
+          </w:p>
+        </w:tc>
+        <w:tc>
+          <w:tcPr>
+            <w:tcW w:type="dxa" w:w="1872"/>
+          </w:tcPr>
+          <w:p>
+            <w:r/>
+            <w:r>
+              <w:t>Billing Account Administration</w:t>
+            </w:r>
+          </w:p>
+        </w:tc>
+        <w:tc>
+          <w:tcPr>
+            <w:tcW w:type="dxa" w:w="2340"/>
           </w:tcPr>
           <w:p>
             <w:r/>
             <w:r>
               <w:t>Charge To Billing Account Distribution identifies the related prepaid or postpaid billing account for a given charge (recurring, one time, usage).</w:t>
-            </w:r>
-          </w:p>
-        </w:tc>
-        <w:tc>
-          <w:tcPr>
-            <w:tcW w:type="dxa" w:w="1778"/>
-          </w:tcPr>
-          <w:p>
-            <w:r/>
-            <w:r>
-              <w:t>Invoice Management</w:t>
-            </w:r>
-          </w:p>
-        </w:tc>
-        <w:tc>
-          <w:tcPr>
-            <w:tcW w:type="dxa" w:w="1966"/>
-          </w:tcPr>
-          <w:p>
-            <w:r/>
-            <w:r>
-              <w:t>Billing Account Administration</w:t>
             </w:r>
           </w:p>
         </w:tc>
@@ -1533,34 +1533,34 @@
         </w:tc>
         <w:tc>
           <w:tcPr>
-            <w:tcW w:type="dxa" w:w="2246"/>
+            <w:tcW w:type="dxa" w:w="1778"/>
+          </w:tcPr>
+          <w:p>
+            <w:r/>
+            <w:r>
+              <w:t>Invoice Management</w:t>
+            </w:r>
+          </w:p>
+        </w:tc>
+        <w:tc>
+          <w:tcPr>
+            <w:tcW w:type="dxa" w:w="1872"/>
+          </w:tcPr>
+          <w:p>
+            <w:r/>
+            <w:r>
+              <w:t>Billing Account Administration</w:t>
+            </w:r>
+          </w:p>
+        </w:tc>
+        <w:tc>
+          <w:tcPr>
+            <w:tcW w:type="dxa" w:w="2340"/>
           </w:tcPr>
           <w:p>
             <w:r/>
             <w:r>
               <w:t>Charges to Billing Statement Identification identifies what charges are to be included in the statement.</w:t>
-            </w:r>
-          </w:p>
-        </w:tc>
-        <w:tc>
-          <w:tcPr>
-            <w:tcW w:type="dxa" w:w="1778"/>
-          </w:tcPr>
-          <w:p>
-            <w:r/>
-            <w:r>
-              <w:t>Invoice Management</w:t>
-            </w:r>
-          </w:p>
-        </w:tc>
-        <w:tc>
-          <w:tcPr>
-            <w:tcW w:type="dxa" w:w="1966"/>
-          </w:tcPr>
-          <w:p>
-            <w:r/>
-            <w:r>
-              <w:t>Billing Account Administration</w:t>
             </w:r>
           </w:p>
         </w:tc>
@@ -1590,34 +1590,34 @@
         </w:tc>
         <w:tc>
           <w:tcPr>
-            <w:tcW w:type="dxa" w:w="2246"/>
+            <w:tcW w:type="dxa" w:w="1778"/>
+          </w:tcPr>
+          <w:p>
+            <w:r/>
+            <w:r>
+              <w:t>Rating and Follow up</w:t>
+            </w:r>
+          </w:p>
+        </w:tc>
+        <w:tc>
+          <w:tcPr>
+            <w:tcW w:type="dxa" w:w="1872"/>
+          </w:tcPr>
+          <w:p>
+            <w:r/>
+            <w:r>
+              <w:t>Bill Calculation</w:t>
+            </w:r>
+          </w:p>
+        </w:tc>
+        <w:tc>
+          <w:tcPr>
+            <w:tcW w:type="dxa" w:w="2340"/>
           </w:tcPr>
           <w:p>
             <w:r/>
             <w:r>
               <w:t>Commitment Tracking Result Determining determines the outcome of the evaluation (financial benefits or penalties) in the context of the gathered data for commitment tracking.</w:t>
-            </w:r>
-          </w:p>
-        </w:tc>
-        <w:tc>
-          <w:tcPr>
-            <w:tcW w:type="dxa" w:w="1778"/>
-          </w:tcPr>
-          <w:p>
-            <w:r/>
-            <w:r>
-              <w:t>Rating and Follow up</w:t>
-            </w:r>
-          </w:p>
-        </w:tc>
-        <w:tc>
-          <w:tcPr>
-            <w:tcW w:type="dxa" w:w="1966"/>
-          </w:tcPr>
-          <w:p>
-            <w:r/>
-            <w:r>
-              <w:t>Bill Calculation</w:t>
             </w:r>
           </w:p>
         </w:tc>
@@ -1647,34 +1647,34 @@
         </w:tc>
         <w:tc>
           <w:tcPr>
-            <w:tcW w:type="dxa" w:w="2246"/>
+            <w:tcW w:type="dxa" w:w="1778"/>
+          </w:tcPr>
+          <w:p>
+            <w:r/>
+            <w:r>
+              <w:t>Rating and Follow up</w:t>
+            </w:r>
+          </w:p>
+        </w:tc>
+        <w:tc>
+          <w:tcPr>
+            <w:tcW w:type="dxa" w:w="1872"/>
+          </w:tcPr>
+          <w:p>
+            <w:r/>
+            <w:r>
+              <w:t>Bill Calculation</w:t>
+            </w:r>
+          </w:p>
+        </w:tc>
+        <w:tc>
+          <w:tcPr>
+            <w:tcW w:type="dxa" w:w="2340"/>
           </w:tcPr>
           <w:p>
             <w:r/>
             <w:r>
               <w:t>Commitment Tracking Terms &amp; Conditions Evaluation evaluates the terms and conditions in the context of the gathered data for commitment tracking.</w:t>
-            </w:r>
-          </w:p>
-        </w:tc>
-        <w:tc>
-          <w:tcPr>
-            <w:tcW w:type="dxa" w:w="1778"/>
-          </w:tcPr>
-          <w:p>
-            <w:r/>
-            <w:r>
-              <w:t>Rating and Follow up</w:t>
-            </w:r>
-          </w:p>
-        </w:tc>
-        <w:tc>
-          <w:tcPr>
-            <w:tcW w:type="dxa" w:w="1966"/>
-          </w:tcPr>
-          <w:p>
-            <w:r/>
-            <w:r>
-              <w:t>Bill Calculation</w:t>
             </w:r>
           </w:p>
         </w:tc>
@@ -1704,34 +1704,34 @@
         </w:tc>
         <w:tc>
           <w:tcPr>
-            <w:tcW w:type="dxa" w:w="2246"/>
+            <w:tcW w:type="dxa" w:w="1778"/>
+          </w:tcPr>
+          <w:p>
+            <w:r/>
+            <w:r>
+              <w:t>Rating and Follow up</w:t>
+            </w:r>
+          </w:p>
+        </w:tc>
+        <w:tc>
+          <w:tcPr>
+            <w:tcW w:type="dxa" w:w="1872"/>
+          </w:tcPr>
+          <w:p>
+            <w:r/>
+            <w:r>
+              <w:t>Bill Calculation</w:t>
+            </w:r>
+          </w:p>
+        </w:tc>
+        <w:tc>
+          <w:tcPr>
+            <w:tcW w:type="dxa" w:w="2340"/>
           </w:tcPr>
           <w:p>
             <w:r/>
             <w:r>
               <w:t>Commitment Tracking Data Collection collects data to be used in the evaluation of the terms and conditions to monitor financial commitments between the customer and the provider.</w:t>
-            </w:r>
-          </w:p>
-        </w:tc>
-        <w:tc>
-          <w:tcPr>
-            <w:tcW w:type="dxa" w:w="1778"/>
-          </w:tcPr>
-          <w:p>
-            <w:r/>
-            <w:r>
-              <w:t>Rating and Follow up</w:t>
-            </w:r>
-          </w:p>
-        </w:tc>
-        <w:tc>
-          <w:tcPr>
-            <w:tcW w:type="dxa" w:w="1966"/>
-          </w:tcPr>
-          <w:p>
-            <w:r/>
-            <w:r>
-              <w:t>Bill Calculation</w:t>
             </w:r>
           </w:p>
         </w:tc>
@@ -1761,34 +1761,34 @@
         </w:tc>
         <w:tc>
           <w:tcPr>
-            <w:tcW w:type="dxa" w:w="2246"/>
+            <w:tcW w:type="dxa" w:w="1778"/>
+          </w:tcPr>
+          <w:p>
+            <w:r/>
+            <w:r>
+              <w:t>Rating and Follow up</w:t>
+            </w:r>
+          </w:p>
+        </w:tc>
+        <w:tc>
+          <w:tcPr>
+            <w:tcW w:type="dxa" w:w="1872"/>
+          </w:tcPr>
+          <w:p>
+            <w:r/>
+            <w:r>
+              <w:t>Bill Calculation</w:t>
+            </w:r>
+          </w:p>
+        </w:tc>
+        <w:tc>
+          <w:tcPr>
+            <w:tcW w:type="dxa" w:w="2340"/>
           </w:tcPr>
           <w:p>
             <w:r/>
             <w:r>
               <w:t>Customer Bill Usage and Charges Viewing provides an internet technology driven interface to the customer to undertake Usage and charges comparison and unbilled charges view directly for themselves.</w:t>
-            </w:r>
-          </w:p>
-        </w:tc>
-        <w:tc>
-          <w:tcPr>
-            <w:tcW w:type="dxa" w:w="1778"/>
-          </w:tcPr>
-          <w:p>
-            <w:r/>
-            <w:r>
-              <w:t>Rating and Follow up</w:t>
-            </w:r>
-          </w:p>
-        </w:tc>
-        <w:tc>
-          <w:tcPr>
-            <w:tcW w:type="dxa" w:w="1966"/>
-          </w:tcPr>
-          <w:p>
-            <w:r/>
-            <w:r>
-              <w:t>Bill Calculation</w:t>
             </w:r>
           </w:p>
         </w:tc>
@@ -1818,34 +1818,34 @@
         </w:tc>
         <w:tc>
           <w:tcPr>
-            <w:tcW w:type="dxa" w:w="2246"/>
+            <w:tcW w:type="dxa" w:w="1778"/>
+          </w:tcPr>
+          <w:p>
+            <w:r/>
+            <w:r>
+              <w:t>Invoice Management</w:t>
+            </w:r>
+          </w:p>
+        </w:tc>
+        <w:tc>
+          <w:tcPr>
+            <w:tcW w:type="dxa" w:w="1872"/>
+          </w:tcPr>
+          <w:p>
+            <w:r/>
+            <w:r>
+              <w:t>Invoicing</w:t>
+            </w:r>
+          </w:p>
+        </w:tc>
+        <w:tc>
+          <w:tcPr>
+            <w:tcW w:type="dxa" w:w="2340"/>
           </w:tcPr>
           <w:p>
             <w:r/>
             <w:r>
               <w:t>Billing Event Aggregation is part of the Billing Event Processing to supply aggregated billing events to the Billing System.</w:t>
-            </w:r>
-          </w:p>
-        </w:tc>
-        <w:tc>
-          <w:tcPr>
-            <w:tcW w:type="dxa" w:w="1778"/>
-          </w:tcPr>
-          <w:p>
-            <w:r/>
-            <w:r>
-              <w:t>Invoice Management</w:t>
-            </w:r>
-          </w:p>
-        </w:tc>
-        <w:tc>
-          <w:tcPr>
-            <w:tcW w:type="dxa" w:w="1966"/>
-          </w:tcPr>
-          <w:p>
-            <w:r/>
-            <w:r>
-              <w:t>Invoicing</w:t>
             </w:r>
           </w:p>
         </w:tc>
@@ -1875,34 +1875,34 @@
         </w:tc>
         <w:tc>
           <w:tcPr>
-            <w:tcW w:type="dxa" w:w="2246"/>
+            <w:tcW w:type="dxa" w:w="1778"/>
+          </w:tcPr>
+          <w:p>
+            <w:r/>
+            <w:r>
+              <w:t>Invoice Management</w:t>
+            </w:r>
+          </w:p>
+        </w:tc>
+        <w:tc>
+          <w:tcPr>
+            <w:tcW w:type="dxa" w:w="1872"/>
+          </w:tcPr>
+          <w:p>
+            <w:r/>
+            <w:r>
+              <w:t>Invoicing</w:t>
+            </w:r>
+          </w:p>
+        </w:tc>
+        <w:tc>
+          <w:tcPr>
+            <w:tcW w:type="dxa" w:w="2340"/>
           </w:tcPr>
           <w:p>
             <w:r/>
             <w:r>
               <w:t>Billing Event Processing Analyzing provides billing event analysis and billing event aggregations analysis to control the usage data sent to the Billing System.</w:t>
-            </w:r>
-          </w:p>
-        </w:tc>
-        <w:tc>
-          <w:tcPr>
-            <w:tcW w:type="dxa" w:w="1778"/>
-          </w:tcPr>
-          <w:p>
-            <w:r/>
-            <w:r>
-              <w:t>Invoice Management</w:t>
-            </w:r>
-          </w:p>
-        </w:tc>
-        <w:tc>
-          <w:tcPr>
-            <w:tcW w:type="dxa" w:w="1966"/>
-          </w:tcPr>
-          <w:p>
-            <w:r/>
-            <w:r>
-              <w:t>Invoicing</w:t>
             </w:r>
           </w:p>
         </w:tc>
@@ -1932,34 +1932,34 @@
         </w:tc>
         <w:tc>
           <w:tcPr>
-            <w:tcW w:type="dxa" w:w="2246"/>
+            <w:tcW w:type="dxa" w:w="1778"/>
+          </w:tcPr>
+          <w:p>
+            <w:r/>
+            <w:r>
+              <w:t>Rating and Follow up</w:t>
+            </w:r>
+          </w:p>
+        </w:tc>
+        <w:tc>
+          <w:tcPr>
+            <w:tcW w:type="dxa" w:w="1872"/>
+          </w:tcPr>
+          <w:p>
+            <w:r/>
+            <w:r>
+              <w:t>Bill Calculation</w:t>
+            </w:r>
+          </w:p>
+        </w:tc>
+        <w:tc>
+          <w:tcPr>
+            <w:tcW w:type="dxa" w:w="2340"/>
           </w:tcPr>
           <w:p>
             <w:r/>
             <w:r>
               <w:t>Bill Charges Aggregation function determines charges (including recurring, one time and usage charges) for purchased products and services in a given bill run based on the customer price plan set at time of the customer order/contract negotiation.</w:t>
-            </w:r>
-          </w:p>
-        </w:tc>
-        <w:tc>
-          <w:tcPr>
-            <w:tcW w:type="dxa" w:w="1778"/>
-          </w:tcPr>
-          <w:p>
-            <w:r/>
-            <w:r>
-              <w:t>Rating and Follow up</w:t>
-            </w:r>
-          </w:p>
-        </w:tc>
-        <w:tc>
-          <w:tcPr>
-            <w:tcW w:type="dxa" w:w="1966"/>
-          </w:tcPr>
-          <w:p>
-            <w:r/>
-            <w:r>
-              <w:t>Bill Calculation</w:t>
             </w:r>
           </w:p>
         </w:tc>
@@ -1989,34 +1989,34 @@
         </w:tc>
         <w:tc>
           <w:tcPr>
-            <w:tcW w:type="dxa" w:w="2246"/>
+            <w:tcW w:type="dxa" w:w="1778"/>
+          </w:tcPr>
+          <w:p>
+            <w:r/>
+            <w:r>
+              <w:t>Rating and Follow up</w:t>
+            </w:r>
+          </w:p>
+        </w:tc>
+        <w:tc>
+          <w:tcPr>
+            <w:tcW w:type="dxa" w:w="1872"/>
+          </w:tcPr>
+          <w:p>
+            <w:r/>
+            <w:r>
+              <w:t>Tariff Calculation and Rating</w:t>
+            </w:r>
+          </w:p>
+        </w:tc>
+        <w:tc>
+          <w:tcPr>
+            <w:tcW w:type="dxa" w:w="2340"/>
           </w:tcPr>
           <w:p>
             <w:r/>
             <w:r>
               <w:t>Split Bill Charge Distribution provides charge and event distribution to support a split bill.</w:t>
-            </w:r>
-          </w:p>
-        </w:tc>
-        <w:tc>
-          <w:tcPr>
-            <w:tcW w:type="dxa" w:w="1778"/>
-          </w:tcPr>
-          <w:p>
-            <w:r/>
-            <w:r>
-              <w:t>Rating and Follow up</w:t>
-            </w:r>
-          </w:p>
-        </w:tc>
-        <w:tc>
-          <w:tcPr>
-            <w:tcW w:type="dxa" w:w="1966"/>
-          </w:tcPr>
-          <w:p>
-            <w:r/>
-            <w:r>
-              <w:t>Tariff Calculation and Rating</w:t>
             </w:r>
           </w:p>
         </w:tc>
@@ -2046,34 +2046,34 @@
         </w:tc>
         <w:tc>
           <w:tcPr>
-            <w:tcW w:type="dxa" w:w="2246"/>
+            <w:tcW w:type="dxa" w:w="1778"/>
+          </w:tcPr>
+          <w:p>
+            <w:r/>
+            <w:r>
+              <w:t>Rating and Follow up</w:t>
+            </w:r>
+          </w:p>
+        </w:tc>
+        <w:tc>
+          <w:tcPr>
+            <w:tcW w:type="dxa" w:w="1872"/>
+          </w:tcPr>
+          <w:p>
+            <w:r/>
+            <w:r>
+              <w:t>Bill Calculation</w:t>
+            </w:r>
+          </w:p>
+        </w:tc>
+        <w:tc>
+          <w:tcPr>
+            <w:tcW w:type="dxa" w:w="2340"/>
           </w:tcPr>
           <w:p>
             <w:r/>
             <w:r>
               <w:t>Currency Conversion identifies the required currency conversion if any needed to appropriately bill the customer.</w:t>
-            </w:r>
-          </w:p>
-        </w:tc>
-        <w:tc>
-          <w:tcPr>
-            <w:tcW w:type="dxa" w:w="1778"/>
-          </w:tcPr>
-          <w:p>
-            <w:r/>
-            <w:r>
-              <w:t>Rating and Follow up</w:t>
-            </w:r>
-          </w:p>
-        </w:tc>
-        <w:tc>
-          <w:tcPr>
-            <w:tcW w:type="dxa" w:w="1966"/>
-          </w:tcPr>
-          <w:p>
-            <w:r/>
-            <w:r>
-              <w:t>Bill Calculation</w:t>
             </w:r>
           </w:p>
         </w:tc>
@@ -2103,34 +2103,34 @@
         </w:tc>
         <w:tc>
           <w:tcPr>
-            <w:tcW w:type="dxa" w:w="2246"/>
+            <w:tcW w:type="dxa" w:w="1778"/>
+          </w:tcPr>
+          <w:p>
+            <w:r/>
+            <w:r>
+              <w:t>Rating and Follow up</w:t>
+            </w:r>
+          </w:p>
+        </w:tc>
+        <w:tc>
+          <w:tcPr>
+            <w:tcW w:type="dxa" w:w="1872"/>
+          </w:tcPr>
+          <w:p>
+            <w:r/>
+            <w:r>
+              <w:t>Bill Calculation</w:t>
+            </w:r>
+          </w:p>
+        </w:tc>
+        <w:tc>
+          <w:tcPr>
+            <w:tcW w:type="dxa" w:w="2340"/>
           </w:tcPr>
           <w:p>
             <w:r/>
             <w:r>
               <w:t>On Demand Bill Calculation function will invoke a bill calculation on demand for e.g. a purchase.</w:t>
-            </w:r>
-          </w:p>
-        </w:tc>
-        <w:tc>
-          <w:tcPr>
-            <w:tcW w:type="dxa" w:w="1778"/>
-          </w:tcPr>
-          <w:p>
-            <w:r/>
-            <w:r>
-              <w:t>Rating and Follow up</w:t>
-            </w:r>
-          </w:p>
-        </w:tc>
-        <w:tc>
-          <w:tcPr>
-            <w:tcW w:type="dxa" w:w="1966"/>
-          </w:tcPr>
-          <w:p>
-            <w:r/>
-            <w:r>
-              <w:t>Bill Calculation</w:t>
             </w:r>
           </w:p>
         </w:tc>
@@ -2160,34 +2160,34 @@
         </w:tc>
         <w:tc>
           <w:tcPr>
-            <w:tcW w:type="dxa" w:w="2246"/>
+            <w:tcW w:type="dxa" w:w="1778"/>
+          </w:tcPr>
+          <w:p>
+            <w:r/>
+            <w:r>
+              <w:t>Rating and Follow up</w:t>
+            </w:r>
+          </w:p>
+        </w:tc>
+        <w:tc>
+          <w:tcPr>
+            <w:tcW w:type="dxa" w:w="1872"/>
+          </w:tcPr>
+          <w:p>
+            <w:r/>
+            <w:r>
+              <w:t>Tariff Calculation and Rating</w:t>
+            </w:r>
+          </w:p>
+        </w:tc>
+        <w:tc>
+          <w:tcPr>
+            <w:tcW w:type="dxa" w:w="2340"/>
           </w:tcPr>
           <w:p>
             <w:r/>
             <w:r>
               <w:t>Discounts Calculation determines charge discounts based on pricing plan; including discounts on recurring, one time, and usage charges. Discounts may be applied at different levels such as cross product, cross location, or cross customer (all customers that are part of a given group plan – some affiliation). The discounts can be apportioned across multiple events.</w:t>
-            </w:r>
-          </w:p>
-        </w:tc>
-        <w:tc>
-          <w:tcPr>
-            <w:tcW w:type="dxa" w:w="1778"/>
-          </w:tcPr>
-          <w:p>
-            <w:r/>
-            <w:r>
-              <w:t>Rating and Follow up</w:t>
-            </w:r>
-          </w:p>
-        </w:tc>
-        <w:tc>
-          <w:tcPr>
-            <w:tcW w:type="dxa" w:w="1966"/>
-          </w:tcPr>
-          <w:p>
-            <w:r/>
-            <w:r>
-              <w:t>Tariff Calculation and Rating</w:t>
             </w:r>
           </w:p>
         </w:tc>
@@ -2217,34 +2217,34 @@
         </w:tc>
         <w:tc>
           <w:tcPr>
-            <w:tcW w:type="dxa" w:w="2246"/>
+            <w:tcW w:type="dxa" w:w="1778"/>
+          </w:tcPr>
+          <w:p>
+            <w:r/>
+            <w:r>
+              <w:t>Rating and Follow up</w:t>
+            </w:r>
+          </w:p>
+        </w:tc>
+        <w:tc>
+          <w:tcPr>
+            <w:tcW w:type="dxa" w:w="1872"/>
+          </w:tcPr>
+          <w:p>
+            <w:r/>
+            <w:r>
+              <w:t>Tariff Calculation and Rating</w:t>
+            </w:r>
+          </w:p>
+        </w:tc>
+        <w:tc>
+          <w:tcPr>
+            <w:tcW w:type="dxa" w:w="2340"/>
           </w:tcPr>
           <w:p>
             <w:r/>
             <w:r>
               <w:t>Price and Discount Calculation applies pricing and discounting rules and algorithms in the context of the assembled information concerning Products (i.e. instances of Product).</w:t>
-            </w:r>
-          </w:p>
-        </w:tc>
-        <w:tc>
-          <w:tcPr>
-            <w:tcW w:type="dxa" w:w="1778"/>
-          </w:tcPr>
-          <w:p>
-            <w:r/>
-            <w:r>
-              <w:t>Rating and Follow up</w:t>
-            </w:r>
-          </w:p>
-        </w:tc>
-        <w:tc>
-          <w:tcPr>
-            <w:tcW w:type="dxa" w:w="1966"/>
-          </w:tcPr>
-          <w:p>
-            <w:r/>
-            <w:r>
-              <w:t>Tariff Calculation and Rating</w:t>
             </w:r>
           </w:p>
         </w:tc>
@@ -2274,34 +2274,34 @@
         </w:tc>
         <w:tc>
           <w:tcPr>
-            <w:tcW w:type="dxa" w:w="2246"/>
+            <w:tcW w:type="dxa" w:w="1778"/>
+          </w:tcPr>
+          <w:p>
+            <w:r/>
+            <w:r>
+              <w:t>Invoice Management</w:t>
+            </w:r>
+          </w:p>
+        </w:tc>
+        <w:tc>
+          <w:tcPr>
+            <w:tcW w:type="dxa" w:w="1872"/>
+          </w:tcPr>
+          <w:p>
+            <w:r/>
+            <w:r>
+              <w:t>Billing Account Administration</w:t>
+            </w:r>
+          </w:p>
+        </w:tc>
+        <w:tc>
+          <w:tcPr>
+            <w:tcW w:type="dxa" w:w="2340"/>
           </w:tcPr>
           <w:p>
             <w:r/>
             <w:r>
               <w:t>Charge To Billing Account Identification associates incurred charge to the billing account liable for its payment.</w:t>
-            </w:r>
-          </w:p>
-        </w:tc>
-        <w:tc>
-          <w:tcPr>
-            <w:tcW w:type="dxa" w:w="1778"/>
-          </w:tcPr>
-          <w:p>
-            <w:r/>
-            <w:r>
-              <w:t>Invoice Management</w:t>
-            </w:r>
-          </w:p>
-        </w:tc>
-        <w:tc>
-          <w:tcPr>
-            <w:tcW w:type="dxa" w:w="1966"/>
-          </w:tcPr>
-          <w:p>
-            <w:r/>
-            <w:r>
-              <w:t>Billing Account Administration</w:t>
             </w:r>
           </w:p>
         </w:tc>
@@ -2442,7 +2442,7 @@
         </w:tc>
         <w:tc>
           <w:tcPr>
-            <w:tcW w:type="dxa" w:w="2059"/>
+            <w:tcW w:type="dxa" w:w="1872"/>
           </w:tcPr>
           <w:p>
             <w:r/>
@@ -2456,7 +2456,7 @@
         </w:tc>
         <w:tc>
           <w:tcPr>
-            <w:tcW w:type="dxa" w:w="1685"/>
+            <w:tcW w:type="dxa" w:w="1591"/>
           </w:tcPr>
           <w:p>
             <w:r/>
@@ -2470,7 +2470,7 @@
         </w:tc>
         <w:tc>
           <w:tcPr>
-            <w:tcW w:type="dxa" w:w="1310"/>
+            <w:tcW w:type="dxa" w:w="1217"/>
           </w:tcPr>
           <w:p>
             <w:r/>
@@ -2484,7 +2484,7 @@
         </w:tc>
         <w:tc>
           <w:tcPr>
-            <w:tcW w:type="dxa" w:w="1966"/>
+            <w:tcW w:type="dxa" w:w="1778"/>
           </w:tcPr>
           <w:p>
             <w:r/>
@@ -2498,7 +2498,7 @@
         </w:tc>
         <w:tc>
           <w:tcPr>
-            <w:tcW w:type="dxa" w:w="1310"/>
+            <w:tcW w:type="dxa" w:w="1872"/>
           </w:tcPr>
           <w:p>
             <w:r/>
@@ -2525,7 +2525,7 @@
         </w:tc>
         <w:tc>
           <w:tcPr>
-            <w:tcW w:type="dxa" w:w="2059"/>
+            <w:tcW w:type="dxa" w:w="1872"/>
           </w:tcPr>
           <w:p>
             <w:r/>
@@ -2536,7 +2536,7 @@
         </w:tc>
         <w:tc>
           <w:tcPr>
-            <w:tcW w:type="dxa" w:w="1685"/>
+            <w:tcW w:type="dxa" w:w="1591"/>
           </w:tcPr>
           <w:p>
             <w:r/>
@@ -2547,7 +2547,7 @@
         </w:tc>
         <w:tc>
           <w:tcPr>
-            <w:tcW w:type="dxa" w:w="1310"/>
+            <w:tcW w:type="dxa" w:w="1217"/>
           </w:tcPr>
           <w:p>
             <w:r/>
@@ -2558,7 +2558,7 @@
         </w:tc>
         <w:tc>
           <w:tcPr>
-            <w:tcW w:type="dxa" w:w="1966"/>
+            <w:tcW w:type="dxa" w:w="1778"/>
           </w:tcPr>
           <w:p>
             <w:r/>
@@ -2569,18 +2569,12 @@
         </w:tc>
         <w:tc>
           <w:tcPr>
-            <w:tcW w:type="dxa" w:w="1310"/>
-          </w:tcPr>
-          <w:p>
-            <w:r/>
-            <w:r>
-              <w:t>GET</w:t>
-            </w:r>
-            <w:r>
-              <w:br/>
-            </w:r>
-            <w:r>
-              <w:t>GET /id</w:t>
+            <w:tcW w:type="dxa" w:w="1872"/>
+          </w:tcPr>
+          <w:p>
+            <w:r/>
+            <w:r>
+              <w:t>GET, GET /id</w:t>
             </w:r>
           </w:p>
         </w:tc>
@@ -2599,7 +2593,7 @@
         </w:tc>
         <w:tc>
           <w:tcPr>
-            <w:tcW w:type="dxa" w:w="2059"/>
+            <w:tcW w:type="dxa" w:w="1872"/>
           </w:tcPr>
           <w:p>
             <w:r/>
@@ -2610,7 +2604,7 @@
         </w:tc>
         <w:tc>
           <w:tcPr>
-            <w:tcW w:type="dxa" w:w="1685"/>
+            <w:tcW w:type="dxa" w:w="1591"/>
           </w:tcPr>
           <w:p>
             <w:r/>
@@ -2621,7 +2615,7 @@
         </w:tc>
         <w:tc>
           <w:tcPr>
-            <w:tcW w:type="dxa" w:w="1310"/>
+            <w:tcW w:type="dxa" w:w="1217"/>
           </w:tcPr>
           <w:p>
             <w:r/>
@@ -2632,7 +2626,7 @@
         </w:tc>
         <w:tc>
           <w:tcPr>
-            <w:tcW w:type="dxa" w:w="1966"/>
+            <w:tcW w:type="dxa" w:w="1778"/>
           </w:tcPr>
           <w:p>
             <w:r/>
@@ -2643,18 +2637,12 @@
         </w:tc>
         <w:tc>
           <w:tcPr>
-            <w:tcW w:type="dxa" w:w="1310"/>
-          </w:tcPr>
-          <w:p>
-            <w:r/>
-            <w:r>
-              <w:t>GET</w:t>
-            </w:r>
-            <w:r>
-              <w:br/>
-            </w:r>
-            <w:r>
-              <w:t>GET /id</w:t>
+            <w:tcW w:type="dxa" w:w="1872"/>
+          </w:tcPr>
+          <w:p>
+            <w:r/>
+            <w:r>
+              <w:t>GET, GET /id</w:t>
             </w:r>
           </w:p>
         </w:tc>
@@ -2673,7 +2661,7 @@
         </w:tc>
         <w:tc>
           <w:tcPr>
-            <w:tcW w:type="dxa" w:w="2059"/>
+            <w:tcW w:type="dxa" w:w="1872"/>
           </w:tcPr>
           <w:p>
             <w:r/>
@@ -2684,7 +2672,7 @@
         </w:tc>
         <w:tc>
           <w:tcPr>
-            <w:tcW w:type="dxa" w:w="1685"/>
+            <w:tcW w:type="dxa" w:w="1591"/>
           </w:tcPr>
           <w:p>
             <w:r/>
@@ -2695,7 +2683,7 @@
         </w:tc>
         <w:tc>
           <w:tcPr>
-            <w:tcW w:type="dxa" w:w="1310"/>
+            <w:tcW w:type="dxa" w:w="1217"/>
           </w:tcPr>
           <w:p>
             <w:r/>
@@ -2706,16 +2694,78 @@
         </w:tc>
         <w:tc>
           <w:tcPr>
-            <w:tcW w:type="dxa" w:w="1966"/>
+            <w:tcW w:type="dxa" w:w="1778"/>
           </w:tcPr>
           <w:p>
             <w:r/>
             <w:r>
               <w:t>processFlow</w:t>
             </w:r>
-            <w:r>
-              <w:br/>
-            </w:r>
+          </w:p>
+        </w:tc>
+        <w:tc>
+          <w:tcPr>
+            <w:tcW w:type="dxa" w:w="1872"/>
+          </w:tcPr>
+          <w:p>
+            <w:r/>
+            <w:r>
+              <w:t>GET, GET /id, POST, DELETE /id</w:t>
+            </w:r>
+          </w:p>
+        </w:tc>
+      </w:tr>
+      <w:tr>
+        <w:tc>
+          <w:tcPr>
+            <w:tcW w:type="dxa" w:w="1030"/>
+          </w:tcPr>
+          <w:p>
+            <w:r/>
+            <w:r>
+              <w:t>TMF701</w:t>
+            </w:r>
+          </w:p>
+        </w:tc>
+        <w:tc>
+          <w:tcPr>
+            <w:tcW w:type="dxa" w:w="1872"/>
+          </w:tcPr>
+          <w:p>
+            <w:r/>
+            <w:r>
+              <w:t>UNRESOLVED-TMF701</w:t>
+            </w:r>
+          </w:p>
+        </w:tc>
+        <w:tc>
+          <w:tcPr>
+            <w:tcW w:type="dxa" w:w="1591"/>
+          </w:tcPr>
+          <w:p>
+            <w:r/>
+            <w:r>
+              <w:t>Optional</w:t>
+            </w:r>
+          </w:p>
+        </w:tc>
+        <w:tc>
+          <w:tcPr>
+            <w:tcW w:type="dxa" w:w="1217"/>
+          </w:tcPr>
+          <w:p>
+            <w:r/>
+            <w:r>
+              <w:t>4</w:t>
+            </w:r>
+          </w:p>
+        </w:tc>
+        <w:tc>
+          <w:tcPr>
+            <w:tcW w:type="dxa" w:w="1778"/>
+          </w:tcPr>
+          <w:p>
+            <w:r/>
             <w:r>
               <w:t>taskFlow</w:t>
             </w:r>
@@ -2723,36 +2773,12 @@
         </w:tc>
         <w:tc>
           <w:tcPr>
-            <w:tcW w:type="dxa" w:w="1310"/>
-          </w:tcPr>
-          <w:p>
-            <w:r/>
-            <w:r>
-              <w:t>GET</w:t>
-            </w:r>
-            <w:r>
-              <w:br/>
-            </w:r>
-            <w:r>
-              <w:t>GET /id</w:t>
-            </w:r>
-            <w:r>
-              <w:br/>
-            </w:r>
-            <w:r>
-              <w:t>POST</w:t>
-            </w:r>
-            <w:r>
-              <w:br/>
-            </w:r>
-            <w:r>
-              <w:t>DELETE /id</w:t>
-            </w:r>
-            <w:r>
-              <w:br/>
-            </w:r>
-            <w:r>
-              <w:t>PATCH /id</w:t>
+            <w:tcW w:type="dxa" w:w="1872"/>
+          </w:tcPr>
+          <w:p>
+            <w:r/>
+            <w:r>
+              <w:t>GET, GET /id, PATCH /id</w:t>
             </w:r>
           </w:p>
         </w:tc>
@@ -2854,7 +2880,7 @@
         </w:tc>
         <w:tc>
           <w:tcPr>
-            <w:tcW w:type="dxa" w:w="2340"/>
+            <w:tcW w:type="dxa" w:w="2153"/>
           </w:tcPr>
           <w:p>
             <w:r/>
@@ -2868,7 +2894,7 @@
         </w:tc>
         <w:tc>
           <w:tcPr>
-            <w:tcW w:type="dxa" w:w="1310"/>
+            <w:tcW w:type="dxa" w:w="1217"/>
           </w:tcPr>
           <w:p>
             <w:r/>
@@ -2882,7 +2908,7 @@
         </w:tc>
         <w:tc>
           <w:tcPr>
-            <w:tcW w:type="dxa" w:w="1778"/>
+            <w:tcW w:type="dxa" w:w="1591"/>
           </w:tcPr>
           <w:p>
             <w:r/>
@@ -2896,7 +2922,7 @@
         </w:tc>
         <w:tc>
           <w:tcPr>
-            <w:tcW w:type="dxa" w:w="1778"/>
+            <w:tcW w:type="dxa" w:w="1591"/>
           </w:tcPr>
           <w:p>
             <w:r/>
@@ -2910,7 +2936,7 @@
         </w:tc>
         <w:tc>
           <w:tcPr>
-            <w:tcW w:type="dxa" w:w="1123"/>
+            <w:tcW w:type="dxa" w:w="1778"/>
           </w:tcPr>
           <w:p>
             <w:r/>
@@ -2937,7 +2963,7 @@
         </w:tc>
         <w:tc>
           <w:tcPr>
-            <w:tcW w:type="dxa" w:w="2340"/>
+            <w:tcW w:type="dxa" w:w="2153"/>
           </w:tcPr>
           <w:p>
             <w:r/>
@@ -2948,7 +2974,7 @@
         </w:tc>
         <w:tc>
           <w:tcPr>
-            <w:tcW w:type="dxa" w:w="1310"/>
+            <w:tcW w:type="dxa" w:w="1217"/>
           </w:tcPr>
           <w:p>
             <w:r/>
@@ -2959,40 +2985,34 @@
         </w:tc>
         <w:tc>
           <w:tcPr>
+            <w:tcW w:type="dxa" w:w="1591"/>
+          </w:tcPr>
+          <w:p>
+            <w:r/>
+            <w:r>
+              <w:t>Mandatory</w:t>
+            </w:r>
+          </w:p>
+        </w:tc>
+        <w:tc>
+          <w:tcPr>
+            <w:tcW w:type="dxa" w:w="1591"/>
+          </w:tcPr>
+          <w:p>
+            <w:r/>
+            <w:r>
+              <w:t>billingAccount</w:t>
+            </w:r>
+          </w:p>
+        </w:tc>
+        <w:tc>
+          <w:tcPr>
             <w:tcW w:type="dxa" w:w="1778"/>
           </w:tcPr>
           <w:p>
             <w:r/>
             <w:r>
-              <w:t>Mandatory</w:t>
-            </w:r>
-          </w:p>
-        </w:tc>
-        <w:tc>
-          <w:tcPr>
-            <w:tcW w:type="dxa" w:w="1778"/>
-          </w:tcPr>
-          <w:p>
-            <w:r/>
-            <w:r>
-              <w:t>billingAccount</w:t>
-            </w:r>
-          </w:p>
-        </w:tc>
-        <w:tc>
-          <w:tcPr>
-            <w:tcW w:type="dxa" w:w="1123"/>
-          </w:tcPr>
-          <w:p>
-            <w:r/>
-            <w:r>
-              <w:t>GET</w:t>
-            </w:r>
-            <w:r>
-              <w:br/>
-            </w:r>
-            <w:r>
-              <w:t>GET /id</w:t>
+              <w:t>GET, GET /id</w:t>
             </w:r>
           </w:p>
         </w:tc>
@@ -3011,7 +3031,7 @@
         </w:tc>
         <w:tc>
           <w:tcPr>
-            <w:tcW w:type="dxa" w:w="2340"/>
+            <w:tcW w:type="dxa" w:w="2153"/>
           </w:tcPr>
           <w:p>
             <w:r/>
@@ -3022,7 +3042,7 @@
         </w:tc>
         <w:tc>
           <w:tcPr>
-            <w:tcW w:type="dxa" w:w="1310"/>
+            <w:tcW w:type="dxa" w:w="1217"/>
           </w:tcPr>
           <w:p>
             <w:r/>
@@ -3033,40 +3053,34 @@
         </w:tc>
         <w:tc>
           <w:tcPr>
+            <w:tcW w:type="dxa" w:w="1591"/>
+          </w:tcPr>
+          <w:p>
+            <w:r/>
+            <w:r>
+              <w:t>Mandatory</w:t>
+            </w:r>
+          </w:p>
+        </w:tc>
+        <w:tc>
+          <w:tcPr>
+            <w:tcW w:type="dxa" w:w="1591"/>
+          </w:tcPr>
+          <w:p>
+            <w:r/>
+            <w:r>
+              <w:t>BillingAccount</w:t>
+            </w:r>
+          </w:p>
+        </w:tc>
+        <w:tc>
+          <w:tcPr>
             <w:tcW w:type="dxa" w:w="1778"/>
           </w:tcPr>
           <w:p>
             <w:r/>
             <w:r>
-              <w:t>Mandatory</w:t>
-            </w:r>
-          </w:p>
-        </w:tc>
-        <w:tc>
-          <w:tcPr>
-            <w:tcW w:type="dxa" w:w="1778"/>
-          </w:tcPr>
-          <w:p>
-            <w:r/>
-            <w:r>
-              <w:t>BillingAccount</w:t>
-            </w:r>
-          </w:p>
-        </w:tc>
-        <w:tc>
-          <w:tcPr>
-            <w:tcW w:type="dxa" w:w="1123"/>
-          </w:tcPr>
-          <w:p>
-            <w:r/>
-            <w:r>
-              <w:t>GET</w:t>
-            </w:r>
-            <w:r>
-              <w:br/>
-            </w:r>
-            <w:r>
-              <w:t>GET /id</w:t>
+              <w:t>GET, GET /id</w:t>
             </w:r>
           </w:p>
         </w:tc>
@@ -3085,7 +3099,7 @@
         </w:tc>
         <w:tc>
           <w:tcPr>
-            <w:tcW w:type="dxa" w:w="2340"/>
+            <w:tcW w:type="dxa" w:w="2153"/>
           </w:tcPr>
           <w:p>
             <w:r/>
@@ -3096,7 +3110,7 @@
         </w:tc>
         <w:tc>
           <w:tcPr>
-            <w:tcW w:type="dxa" w:w="1310"/>
+            <w:tcW w:type="dxa" w:w="1217"/>
           </w:tcPr>
           <w:p>
             <w:r/>
@@ -3107,40 +3121,34 @@
         </w:tc>
         <w:tc>
           <w:tcPr>
+            <w:tcW w:type="dxa" w:w="1591"/>
+          </w:tcPr>
+          <w:p>
+            <w:r/>
+            <w:r>
+              <w:t>Mandatory</w:t>
+            </w:r>
+          </w:p>
+        </w:tc>
+        <w:tc>
+          <w:tcPr>
+            <w:tcW w:type="dxa" w:w="1591"/>
+          </w:tcPr>
+          <w:p>
+            <w:r/>
+            <w:r>
+              <w:t>billingCycle</w:t>
+            </w:r>
+          </w:p>
+        </w:tc>
+        <w:tc>
+          <w:tcPr>
             <w:tcW w:type="dxa" w:w="1778"/>
           </w:tcPr>
           <w:p>
             <w:r/>
             <w:r>
-              <w:t>Mandatory</w:t>
-            </w:r>
-          </w:p>
-        </w:tc>
-        <w:tc>
-          <w:tcPr>
-            <w:tcW w:type="dxa" w:w="1778"/>
-          </w:tcPr>
-          <w:p>
-            <w:r/>
-            <w:r>
-              <w:t>billingCycle</w:t>
-            </w:r>
-          </w:p>
-        </w:tc>
-        <w:tc>
-          <w:tcPr>
-            <w:tcW w:type="dxa" w:w="1123"/>
-          </w:tcPr>
-          <w:p>
-            <w:r/>
-            <w:r>
-              <w:t>GET</w:t>
-            </w:r>
-            <w:r>
-              <w:br/>
-            </w:r>
-            <w:r>
-              <w:t>GET /id</w:t>
+              <w:t>GET, GET /id</w:t>
             </w:r>
           </w:p>
         </w:tc>
@@ -3159,7 +3167,7 @@
         </w:tc>
         <w:tc>
           <w:tcPr>
-            <w:tcW w:type="dxa" w:w="2340"/>
+            <w:tcW w:type="dxa" w:w="2153"/>
           </w:tcPr>
           <w:p>
             <w:r/>
@@ -3170,7 +3178,7 @@
         </w:tc>
         <w:tc>
           <w:tcPr>
-            <w:tcW w:type="dxa" w:w="1310"/>
+            <w:tcW w:type="dxa" w:w="1217"/>
           </w:tcPr>
           <w:p>
             <w:r/>
@@ -3181,46 +3189,34 @@
         </w:tc>
         <w:tc>
           <w:tcPr>
+            <w:tcW w:type="dxa" w:w="1591"/>
+          </w:tcPr>
+          <w:p>
+            <w:r/>
+            <w:r>
+              <w:t>Optional</w:t>
+            </w:r>
+          </w:p>
+        </w:tc>
+        <w:tc>
+          <w:tcPr>
+            <w:tcW w:type="dxa" w:w="1591"/>
+          </w:tcPr>
+          <w:p>
+            <w:r/>
+            <w:r>
+              <w:t>individual</w:t>
+            </w:r>
+          </w:p>
+        </w:tc>
+        <w:tc>
+          <w:tcPr>
             <w:tcW w:type="dxa" w:w="1778"/>
           </w:tcPr>
           <w:p>
             <w:r/>
             <w:r>
-              <w:t>Optional</w:t>
-            </w:r>
-          </w:p>
-        </w:tc>
-        <w:tc>
-          <w:tcPr>
-            <w:tcW w:type="dxa" w:w="1778"/>
-          </w:tcPr>
-          <w:p>
-            <w:r/>
-            <w:r>
-              <w:t>individual</w:t>
-            </w:r>
-            <w:r>
-              <w:br/>
-            </w:r>
-            <w:r>
-              <w:t>organization</w:t>
-            </w:r>
-          </w:p>
-        </w:tc>
-        <w:tc>
-          <w:tcPr>
-            <w:tcW w:type="dxa" w:w="1123"/>
-          </w:tcPr>
-          <w:p>
-            <w:r/>
-            <w:r>
-              <w:t>GET</w:t>
-            </w:r>
-            <w:r>
-              <w:br/>
-            </w:r>
-            <w:r>
-              <w:t>GET /id</w:t>
+              <w:t>GET, GET /id</w:t>
             </w:r>
           </w:p>
         </w:tc>
@@ -3239,7 +3235,7 @@
         </w:tc>
         <w:tc>
           <w:tcPr>
-            <w:tcW w:type="dxa" w:w="2340"/>
+            <w:tcW w:type="dxa" w:w="2153"/>
           </w:tcPr>
           <w:p>
             <w:r/>
@@ -3250,12 +3246,34 @@
         </w:tc>
         <w:tc>
           <w:tcPr>
-            <w:tcW w:type="dxa" w:w="1310"/>
-          </w:tcPr>
-          <w:p>
-            <w:r/>
-            <w:r>
-              <w:t>4</w:t>
+            <w:tcW w:type="dxa" w:w="1217"/>
+          </w:tcPr>
+          <w:p>
+            <w:r/>
+            <w:r>
+              <w:t>5</w:t>
+            </w:r>
+          </w:p>
+        </w:tc>
+        <w:tc>
+          <w:tcPr>
+            <w:tcW w:type="dxa" w:w="1591"/>
+          </w:tcPr>
+          <w:p>
+            <w:r/>
+            <w:r>
+              <w:t>Optional</w:t>
+            </w:r>
+          </w:p>
+        </w:tc>
+        <w:tc>
+          <w:tcPr>
+            <w:tcW w:type="dxa" w:w="1591"/>
+          </w:tcPr>
+          <w:p>
+            <w:r/>
+            <w:r>
+              <w:t>organization</w:t>
             </w:r>
           </w:p>
         </w:tc>
@@ -3266,41 +3284,7 @@
           <w:p>
             <w:r/>
             <w:r>
-              <w:t>Optional</w:t>
-            </w:r>
-          </w:p>
-        </w:tc>
-        <w:tc>
-          <w:tcPr>
-            <w:tcW w:type="dxa" w:w="1778"/>
-          </w:tcPr>
-          <w:p>
-            <w:r/>
-            <w:r>
-              <w:t>individual</w:t>
-            </w:r>
-            <w:r>
-              <w:br/>
-            </w:r>
-            <w:r>
-              <w:t>organization</w:t>
-            </w:r>
-          </w:p>
-        </w:tc>
-        <w:tc>
-          <w:tcPr>
-            <w:tcW w:type="dxa" w:w="1123"/>
-          </w:tcPr>
-          <w:p>
-            <w:r/>
-            <w:r>
-              <w:t>GET</w:t>
-            </w:r>
-            <w:r>
-              <w:br/>
-            </w:r>
-            <w:r>
-              <w:t>GET /id</w:t>
+              <w:t>GET, GET /id</w:t>
             </w:r>
           </w:p>
         </w:tc>
@@ -3313,29 +3297,51 @@
           <w:p>
             <w:r/>
             <w:r>
-              <w:t>TMF637</w:t>
-            </w:r>
-          </w:p>
-        </w:tc>
-        <w:tc>
-          <w:tcPr>
-            <w:tcW w:type="dxa" w:w="2340"/>
-          </w:tcPr>
-          <w:p>
-            <w:r/>
-            <w:r>
-              <w:t>Product Inventory Management API</w:t>
-            </w:r>
-          </w:p>
-        </w:tc>
-        <w:tc>
-          <w:tcPr>
-            <w:tcW w:type="dxa" w:w="1310"/>
-          </w:tcPr>
-          <w:p>
-            <w:r/>
-            <w:r>
-              <w:t>5</w:t>
+              <w:t>TMF632</w:t>
+            </w:r>
+          </w:p>
+        </w:tc>
+        <w:tc>
+          <w:tcPr>
+            <w:tcW w:type="dxa" w:w="2153"/>
+          </w:tcPr>
+          <w:p>
+            <w:r/>
+            <w:r>
+              <w:t>Party Management API</w:t>
+            </w:r>
+          </w:p>
+        </w:tc>
+        <w:tc>
+          <w:tcPr>
+            <w:tcW w:type="dxa" w:w="1217"/>
+          </w:tcPr>
+          <w:p>
+            <w:r/>
+            <w:r>
+              <w:t>4</w:t>
+            </w:r>
+          </w:p>
+        </w:tc>
+        <w:tc>
+          <w:tcPr>
+            <w:tcW w:type="dxa" w:w="1591"/>
+          </w:tcPr>
+          <w:p>
+            <w:r/>
+            <w:r>
+              <w:t>Optional</w:t>
+            </w:r>
+          </w:p>
+        </w:tc>
+        <w:tc>
+          <w:tcPr>
+            <w:tcW w:type="dxa" w:w="1591"/>
+          </w:tcPr>
+          <w:p>
+            <w:r/>
+            <w:r>
+              <w:t>individual</w:t>
             </w:r>
           </w:p>
         </w:tc>
@@ -3346,35 +3352,7 @@
           <w:p>
             <w:r/>
             <w:r>
-              <w:t>Mandatory</w:t>
-            </w:r>
-          </w:p>
-        </w:tc>
-        <w:tc>
-          <w:tcPr>
-            <w:tcW w:type="dxa" w:w="1778"/>
-          </w:tcPr>
-          <w:p>
-            <w:r/>
-            <w:r>
-              <w:t>product</w:t>
-            </w:r>
-          </w:p>
-        </w:tc>
-        <w:tc>
-          <w:tcPr>
-            <w:tcW w:type="dxa" w:w="1123"/>
-          </w:tcPr>
-          <w:p>
-            <w:r/>
-            <w:r>
-              <w:t>GET</w:t>
-            </w:r>
-            <w:r>
-              <w:br/>
-            </w:r>
-            <w:r>
-              <w:t>GET /id</w:t>
+              <w:t>GET, GET /id</w:t>
             </w:r>
           </w:p>
         </w:tc>
@@ -3387,24 +3365,24 @@
           <w:p>
             <w:r/>
             <w:r>
-              <w:t>TMF637</w:t>
-            </w:r>
-          </w:p>
-        </w:tc>
-        <w:tc>
-          <w:tcPr>
-            <w:tcW w:type="dxa" w:w="2340"/>
-          </w:tcPr>
-          <w:p>
-            <w:r/>
-            <w:r>
-              <w:t>Product Inventory Management API</w:t>
-            </w:r>
-          </w:p>
-        </w:tc>
-        <w:tc>
-          <w:tcPr>
-            <w:tcW w:type="dxa" w:w="1310"/>
+              <w:t>TMF632</w:t>
+            </w:r>
+          </w:p>
+        </w:tc>
+        <w:tc>
+          <w:tcPr>
+            <w:tcW w:type="dxa" w:w="2153"/>
+          </w:tcPr>
+          <w:p>
+            <w:r/>
+            <w:r>
+              <w:t>Party Management API</w:t>
+            </w:r>
+          </w:p>
+        </w:tc>
+        <w:tc>
+          <w:tcPr>
+            <w:tcW w:type="dxa" w:w="1217"/>
           </w:tcPr>
           <w:p>
             <w:r/>
@@ -3415,40 +3393,34 @@
         </w:tc>
         <w:tc>
           <w:tcPr>
+            <w:tcW w:type="dxa" w:w="1591"/>
+          </w:tcPr>
+          <w:p>
+            <w:r/>
+            <w:r>
+              <w:t>Optional</w:t>
+            </w:r>
+          </w:p>
+        </w:tc>
+        <w:tc>
+          <w:tcPr>
+            <w:tcW w:type="dxa" w:w="1591"/>
+          </w:tcPr>
+          <w:p>
+            <w:r/>
+            <w:r>
+              <w:t>organization</w:t>
+            </w:r>
+          </w:p>
+        </w:tc>
+        <w:tc>
+          <w:tcPr>
             <w:tcW w:type="dxa" w:w="1778"/>
           </w:tcPr>
           <w:p>
             <w:r/>
             <w:r>
-              <w:t>Mandatory</w:t>
-            </w:r>
-          </w:p>
-        </w:tc>
-        <w:tc>
-          <w:tcPr>
-            <w:tcW w:type="dxa" w:w="1778"/>
-          </w:tcPr>
-          <w:p>
-            <w:r/>
-            <w:r>
-              <w:t>product</w:t>
-            </w:r>
-          </w:p>
-        </w:tc>
-        <w:tc>
-          <w:tcPr>
-            <w:tcW w:type="dxa" w:w="1123"/>
-          </w:tcPr>
-          <w:p>
-            <w:r/>
-            <w:r>
-              <w:t>GET</w:t>
-            </w:r>
-            <w:r>
-              <w:br/>
-            </w:r>
-            <w:r>
-              <w:t>GET /id</w:t>
+              <w:t>GET, GET /id</w:t>
             </w:r>
           </w:p>
         </w:tc>
@@ -3461,24 +3433,24 @@
           <w:p>
             <w:r/>
             <w:r>
-              <w:t>TMF620</w:t>
-            </w:r>
-          </w:p>
-        </w:tc>
-        <w:tc>
-          <w:tcPr>
-            <w:tcW w:type="dxa" w:w="2340"/>
-          </w:tcPr>
-          <w:p>
-            <w:r/>
-            <w:r>
-              <w:t>Product Catalog Management API</w:t>
-            </w:r>
-          </w:p>
-        </w:tc>
-        <w:tc>
-          <w:tcPr>
-            <w:tcW w:type="dxa" w:w="1310"/>
+              <w:t>TMF637</w:t>
+            </w:r>
+          </w:p>
+        </w:tc>
+        <w:tc>
+          <w:tcPr>
+            <w:tcW w:type="dxa" w:w="2153"/>
+          </w:tcPr>
+          <w:p>
+            <w:r/>
+            <w:r>
+              <w:t>Product Inventory Management API</w:t>
+            </w:r>
+          </w:p>
+        </w:tc>
+        <w:tc>
+          <w:tcPr>
+            <w:tcW w:type="dxa" w:w="1217"/>
           </w:tcPr>
           <w:p>
             <w:r/>
@@ -3489,52 +3461,34 @@
         </w:tc>
         <w:tc>
           <w:tcPr>
+            <w:tcW w:type="dxa" w:w="1591"/>
+          </w:tcPr>
+          <w:p>
+            <w:r/>
+            <w:r>
+              <w:t>Mandatory</w:t>
+            </w:r>
+          </w:p>
+        </w:tc>
+        <w:tc>
+          <w:tcPr>
+            <w:tcW w:type="dxa" w:w="1591"/>
+          </w:tcPr>
+          <w:p>
+            <w:r/>
+            <w:r>
+              <w:t>product</w:t>
+            </w:r>
+          </w:p>
+        </w:tc>
+        <w:tc>
+          <w:tcPr>
             <w:tcW w:type="dxa" w:w="1778"/>
           </w:tcPr>
           <w:p>
             <w:r/>
             <w:r>
-              <w:t>Optional</w:t>
-            </w:r>
-          </w:p>
-        </w:tc>
-        <w:tc>
-          <w:tcPr>
-            <w:tcW w:type="dxa" w:w="1778"/>
-          </w:tcPr>
-          <w:p>
-            <w:r/>
-            <w:r>
-              <w:t>productOffering</w:t>
-            </w:r>
-            <w:r>
-              <w:br/>
-            </w:r>
-            <w:r>
-              <w:t>productOfferingPrice</w:t>
-            </w:r>
-            <w:r>
-              <w:br/>
-            </w:r>
-            <w:r>
-              <w:t>productSpecification</w:t>
-            </w:r>
-          </w:p>
-        </w:tc>
-        <w:tc>
-          <w:tcPr>
-            <w:tcW w:type="dxa" w:w="1123"/>
-          </w:tcPr>
-          <w:p>
-            <w:r/>
-            <w:r>
-              <w:t>GET</w:t>
-            </w:r>
-            <w:r>
-              <w:br/>
-            </w:r>
-            <w:r>
-              <w:t>GET /id</w:t>
+              <w:t>GET, GET /id</w:t>
             </w:r>
           </w:p>
         </w:tc>
@@ -3547,24 +3501,24 @@
           <w:p>
             <w:r/>
             <w:r>
-              <w:t>TMF620</w:t>
-            </w:r>
-          </w:p>
-        </w:tc>
-        <w:tc>
-          <w:tcPr>
-            <w:tcW w:type="dxa" w:w="2340"/>
-          </w:tcPr>
-          <w:p>
-            <w:r/>
-            <w:r>
-              <w:t>Product Catalog Management API</w:t>
-            </w:r>
-          </w:p>
-        </w:tc>
-        <w:tc>
-          <w:tcPr>
-            <w:tcW w:type="dxa" w:w="1310"/>
+              <w:t>TMF637</w:t>
+            </w:r>
+          </w:p>
+        </w:tc>
+        <w:tc>
+          <w:tcPr>
+            <w:tcW w:type="dxa" w:w="2153"/>
+          </w:tcPr>
+          <w:p>
+            <w:r/>
+            <w:r>
+              <w:t>Product Inventory Management API</w:t>
+            </w:r>
+          </w:p>
+        </w:tc>
+        <w:tc>
+          <w:tcPr>
+            <w:tcW w:type="dxa" w:w="1217"/>
           </w:tcPr>
           <w:p>
             <w:r/>
@@ -3575,52 +3529,34 @@
         </w:tc>
         <w:tc>
           <w:tcPr>
+            <w:tcW w:type="dxa" w:w="1591"/>
+          </w:tcPr>
+          <w:p>
+            <w:r/>
+            <w:r>
+              <w:t>Mandatory</w:t>
+            </w:r>
+          </w:p>
+        </w:tc>
+        <w:tc>
+          <w:tcPr>
+            <w:tcW w:type="dxa" w:w="1591"/>
+          </w:tcPr>
+          <w:p>
+            <w:r/>
+            <w:r>
+              <w:t>product</w:t>
+            </w:r>
+          </w:p>
+        </w:tc>
+        <w:tc>
+          <w:tcPr>
             <w:tcW w:type="dxa" w:w="1778"/>
           </w:tcPr>
           <w:p>
             <w:r/>
             <w:r>
-              <w:t>Optional</w:t>
-            </w:r>
-          </w:p>
-        </w:tc>
-        <w:tc>
-          <w:tcPr>
-            <w:tcW w:type="dxa" w:w="1778"/>
-          </w:tcPr>
-          <w:p>
-            <w:r/>
-            <w:r>
-              <w:t>productOffering</w:t>
-            </w:r>
-            <w:r>
-              <w:br/>
-            </w:r>
-            <w:r>
-              <w:t>productOfferingPrice</w:t>
-            </w:r>
-            <w:r>
-              <w:br/>
-            </w:r>
-            <w:r>
-              <w:t>productSpecification</w:t>
-            </w:r>
-          </w:p>
-        </w:tc>
-        <w:tc>
-          <w:tcPr>
-            <w:tcW w:type="dxa" w:w="1123"/>
-          </w:tcPr>
-          <w:p>
-            <w:r/>
-            <w:r>
-              <w:t>GET</w:t>
-            </w:r>
-            <w:r>
-              <w:br/>
-            </w:r>
-            <w:r>
-              <w:t>GET /id</w:t>
+              <w:t>GET, GET /id</w:t>
             </w:r>
           </w:p>
         </w:tc>
@@ -3633,29 +3569,51 @@
           <w:p>
             <w:r/>
             <w:r>
-              <w:t>TMF701</w:t>
-            </w:r>
-          </w:p>
-        </w:tc>
-        <w:tc>
-          <w:tcPr>
-            <w:tcW w:type="dxa" w:w="2340"/>
-          </w:tcPr>
-          <w:p>
-            <w:r/>
-            <w:r>
-              <w:t>UNRESOLVED-TMF701</w:t>
-            </w:r>
-          </w:p>
-        </w:tc>
-        <w:tc>
-          <w:tcPr>
-            <w:tcW w:type="dxa" w:w="1310"/>
-          </w:tcPr>
-          <w:p>
-            <w:r/>
-            <w:r>
-              <w:t>4</w:t>
+              <w:t>TMF620</w:t>
+            </w:r>
+          </w:p>
+        </w:tc>
+        <w:tc>
+          <w:tcPr>
+            <w:tcW w:type="dxa" w:w="2153"/>
+          </w:tcPr>
+          <w:p>
+            <w:r/>
+            <w:r>
+              <w:t>Product Catalog Management API</w:t>
+            </w:r>
+          </w:p>
+        </w:tc>
+        <w:tc>
+          <w:tcPr>
+            <w:tcW w:type="dxa" w:w="1217"/>
+          </w:tcPr>
+          <w:p>
+            <w:r/>
+            <w:r>
+              <w:t>5</w:t>
+            </w:r>
+          </w:p>
+        </w:tc>
+        <w:tc>
+          <w:tcPr>
+            <w:tcW w:type="dxa" w:w="1591"/>
+          </w:tcPr>
+          <w:p>
+            <w:r/>
+            <w:r>
+              <w:t>Optional</w:t>
+            </w:r>
+          </w:p>
+        </w:tc>
+        <w:tc>
+          <w:tcPr>
+            <w:tcW w:type="dxa" w:w="1591"/>
+          </w:tcPr>
+          <w:p>
+            <w:r/>
+            <w:r>
+              <w:t>productOffering</w:t>
             </w:r>
           </w:p>
         </w:tc>
@@ -3666,47 +3624,7 @@
           <w:p>
             <w:r/>
             <w:r>
-              <w:t>Optional</w:t>
-            </w:r>
-          </w:p>
-        </w:tc>
-        <w:tc>
-          <w:tcPr>
-            <w:tcW w:type="dxa" w:w="1778"/>
-          </w:tcPr>
-          <w:p>
-            <w:r/>
-            <w:r>
-              <w:t>processFlow</w:t>
-            </w:r>
-          </w:p>
-        </w:tc>
-        <w:tc>
-          <w:tcPr>
-            <w:tcW w:type="dxa" w:w="1123"/>
-          </w:tcPr>
-          <w:p>
-            <w:r/>
-            <w:r>
-              <w:t>POST</w:t>
-            </w:r>
-            <w:r>
-              <w:br/>
-            </w:r>
-            <w:r>
-              <w:t>GET</w:t>
-            </w:r>
-            <w:r>
-              <w:br/>
-            </w:r>
-            <w:r>
-              <w:t>GET /id</w:t>
-            </w:r>
-            <w:r>
-              <w:br/>
-            </w:r>
-            <w:r>
-              <w:t>PATCH</w:t>
+              <w:t>GET, GET /id</w:t>
             </w:r>
           </w:p>
         </w:tc>
@@ -3719,13 +3637,421 @@
           <w:p>
             <w:r/>
             <w:r>
+              <w:t>TMF620</w:t>
+            </w:r>
+          </w:p>
+        </w:tc>
+        <w:tc>
+          <w:tcPr>
+            <w:tcW w:type="dxa" w:w="2153"/>
+          </w:tcPr>
+          <w:p>
+            <w:r/>
+            <w:r>
+              <w:t>Product Catalog Management API</w:t>
+            </w:r>
+          </w:p>
+        </w:tc>
+        <w:tc>
+          <w:tcPr>
+            <w:tcW w:type="dxa" w:w="1217"/>
+          </w:tcPr>
+          <w:p>
+            <w:r/>
+            <w:r>
+              <w:t>5</w:t>
+            </w:r>
+          </w:p>
+        </w:tc>
+        <w:tc>
+          <w:tcPr>
+            <w:tcW w:type="dxa" w:w="1591"/>
+          </w:tcPr>
+          <w:p>
+            <w:r/>
+            <w:r>
+              <w:t>Optional</w:t>
+            </w:r>
+          </w:p>
+        </w:tc>
+        <w:tc>
+          <w:tcPr>
+            <w:tcW w:type="dxa" w:w="1591"/>
+          </w:tcPr>
+          <w:p>
+            <w:r/>
+            <w:r>
+              <w:t>productOfferingPrice</w:t>
+            </w:r>
+          </w:p>
+        </w:tc>
+        <w:tc>
+          <w:tcPr>
+            <w:tcW w:type="dxa" w:w="1778"/>
+          </w:tcPr>
+          <w:p>
+            <w:r/>
+            <w:r>
+              <w:t>GET, GET /id</w:t>
+            </w:r>
+          </w:p>
+        </w:tc>
+      </w:tr>
+      <w:tr>
+        <w:tc>
+          <w:tcPr>
+            <w:tcW w:type="dxa" w:w="1030"/>
+          </w:tcPr>
+          <w:p>
+            <w:r/>
+            <w:r>
+              <w:t>TMF620</w:t>
+            </w:r>
+          </w:p>
+        </w:tc>
+        <w:tc>
+          <w:tcPr>
+            <w:tcW w:type="dxa" w:w="2153"/>
+          </w:tcPr>
+          <w:p>
+            <w:r/>
+            <w:r>
+              <w:t>Product Catalog Management API</w:t>
+            </w:r>
+          </w:p>
+        </w:tc>
+        <w:tc>
+          <w:tcPr>
+            <w:tcW w:type="dxa" w:w="1217"/>
+          </w:tcPr>
+          <w:p>
+            <w:r/>
+            <w:r>
+              <w:t>5</w:t>
+            </w:r>
+          </w:p>
+        </w:tc>
+        <w:tc>
+          <w:tcPr>
+            <w:tcW w:type="dxa" w:w="1591"/>
+          </w:tcPr>
+          <w:p>
+            <w:r/>
+            <w:r>
+              <w:t>Optional</w:t>
+            </w:r>
+          </w:p>
+        </w:tc>
+        <w:tc>
+          <w:tcPr>
+            <w:tcW w:type="dxa" w:w="1591"/>
+          </w:tcPr>
+          <w:p>
+            <w:r/>
+            <w:r>
+              <w:t>productSpecification</w:t>
+            </w:r>
+          </w:p>
+        </w:tc>
+        <w:tc>
+          <w:tcPr>
+            <w:tcW w:type="dxa" w:w="1778"/>
+          </w:tcPr>
+          <w:p>
+            <w:r/>
+            <w:r>
+              <w:t>GET, GET /id</w:t>
+            </w:r>
+          </w:p>
+        </w:tc>
+      </w:tr>
+      <w:tr>
+        <w:tc>
+          <w:tcPr>
+            <w:tcW w:type="dxa" w:w="1030"/>
+          </w:tcPr>
+          <w:p>
+            <w:r/>
+            <w:r>
+              <w:t>TMF620</w:t>
+            </w:r>
+          </w:p>
+        </w:tc>
+        <w:tc>
+          <w:tcPr>
+            <w:tcW w:type="dxa" w:w="2153"/>
+          </w:tcPr>
+          <w:p>
+            <w:r/>
+            <w:r>
+              <w:t>Product Catalog Management API</w:t>
+            </w:r>
+          </w:p>
+        </w:tc>
+        <w:tc>
+          <w:tcPr>
+            <w:tcW w:type="dxa" w:w="1217"/>
+          </w:tcPr>
+          <w:p>
+            <w:r/>
+            <w:r>
+              <w:t>4</w:t>
+            </w:r>
+          </w:p>
+        </w:tc>
+        <w:tc>
+          <w:tcPr>
+            <w:tcW w:type="dxa" w:w="1591"/>
+          </w:tcPr>
+          <w:p>
+            <w:r/>
+            <w:r>
+              <w:t>Optional</w:t>
+            </w:r>
+          </w:p>
+        </w:tc>
+        <w:tc>
+          <w:tcPr>
+            <w:tcW w:type="dxa" w:w="1591"/>
+          </w:tcPr>
+          <w:p>
+            <w:r/>
+            <w:r>
+              <w:t>productOffering</w:t>
+            </w:r>
+          </w:p>
+        </w:tc>
+        <w:tc>
+          <w:tcPr>
+            <w:tcW w:type="dxa" w:w="1778"/>
+          </w:tcPr>
+          <w:p>
+            <w:r/>
+            <w:r>
+              <w:t>GET, GET /id</w:t>
+            </w:r>
+          </w:p>
+        </w:tc>
+      </w:tr>
+      <w:tr>
+        <w:tc>
+          <w:tcPr>
+            <w:tcW w:type="dxa" w:w="1030"/>
+          </w:tcPr>
+          <w:p>
+            <w:r/>
+            <w:r>
+              <w:t>TMF620</w:t>
+            </w:r>
+          </w:p>
+        </w:tc>
+        <w:tc>
+          <w:tcPr>
+            <w:tcW w:type="dxa" w:w="2153"/>
+          </w:tcPr>
+          <w:p>
+            <w:r/>
+            <w:r>
+              <w:t>Product Catalog Management API</w:t>
+            </w:r>
+          </w:p>
+        </w:tc>
+        <w:tc>
+          <w:tcPr>
+            <w:tcW w:type="dxa" w:w="1217"/>
+          </w:tcPr>
+          <w:p>
+            <w:r/>
+            <w:r>
+              <w:t>4</w:t>
+            </w:r>
+          </w:p>
+        </w:tc>
+        <w:tc>
+          <w:tcPr>
+            <w:tcW w:type="dxa" w:w="1591"/>
+          </w:tcPr>
+          <w:p>
+            <w:r/>
+            <w:r>
+              <w:t>Optional</w:t>
+            </w:r>
+          </w:p>
+        </w:tc>
+        <w:tc>
+          <w:tcPr>
+            <w:tcW w:type="dxa" w:w="1591"/>
+          </w:tcPr>
+          <w:p>
+            <w:r/>
+            <w:r>
+              <w:t>productOfferingPrice</w:t>
+            </w:r>
+          </w:p>
+        </w:tc>
+        <w:tc>
+          <w:tcPr>
+            <w:tcW w:type="dxa" w:w="1778"/>
+          </w:tcPr>
+          <w:p>
+            <w:r/>
+            <w:r>
+              <w:t>GET, GET /id</w:t>
+            </w:r>
+          </w:p>
+        </w:tc>
+      </w:tr>
+      <w:tr>
+        <w:tc>
+          <w:tcPr>
+            <w:tcW w:type="dxa" w:w="1030"/>
+          </w:tcPr>
+          <w:p>
+            <w:r/>
+            <w:r>
+              <w:t>TMF620</w:t>
+            </w:r>
+          </w:p>
+        </w:tc>
+        <w:tc>
+          <w:tcPr>
+            <w:tcW w:type="dxa" w:w="2153"/>
+          </w:tcPr>
+          <w:p>
+            <w:r/>
+            <w:r>
+              <w:t>Product Catalog Management API</w:t>
+            </w:r>
+          </w:p>
+        </w:tc>
+        <w:tc>
+          <w:tcPr>
+            <w:tcW w:type="dxa" w:w="1217"/>
+          </w:tcPr>
+          <w:p>
+            <w:r/>
+            <w:r>
+              <w:t>4</w:t>
+            </w:r>
+          </w:p>
+        </w:tc>
+        <w:tc>
+          <w:tcPr>
+            <w:tcW w:type="dxa" w:w="1591"/>
+          </w:tcPr>
+          <w:p>
+            <w:r/>
+            <w:r>
+              <w:t>Optional</w:t>
+            </w:r>
+          </w:p>
+        </w:tc>
+        <w:tc>
+          <w:tcPr>
+            <w:tcW w:type="dxa" w:w="1591"/>
+          </w:tcPr>
+          <w:p>
+            <w:r/>
+            <w:r>
+              <w:t>productSpecification</w:t>
+            </w:r>
+          </w:p>
+        </w:tc>
+        <w:tc>
+          <w:tcPr>
+            <w:tcW w:type="dxa" w:w="1778"/>
+          </w:tcPr>
+          <w:p>
+            <w:r/>
+            <w:r>
+              <w:t>GET, GET /id</w:t>
+            </w:r>
+          </w:p>
+        </w:tc>
+      </w:tr>
+      <w:tr>
+        <w:tc>
+          <w:tcPr>
+            <w:tcW w:type="dxa" w:w="1030"/>
+          </w:tcPr>
+          <w:p>
+            <w:r/>
+            <w:r>
+              <w:t>TMF701</w:t>
+            </w:r>
+          </w:p>
+        </w:tc>
+        <w:tc>
+          <w:tcPr>
+            <w:tcW w:type="dxa" w:w="2153"/>
+          </w:tcPr>
+          <w:p>
+            <w:r/>
+            <w:r>
+              <w:t>UNRESOLVED-TMF701</w:t>
+            </w:r>
+          </w:p>
+        </w:tc>
+        <w:tc>
+          <w:tcPr>
+            <w:tcW w:type="dxa" w:w="1217"/>
+          </w:tcPr>
+          <w:p>
+            <w:r/>
+            <w:r>
+              <w:t>4</w:t>
+            </w:r>
+          </w:p>
+        </w:tc>
+        <w:tc>
+          <w:tcPr>
+            <w:tcW w:type="dxa" w:w="1591"/>
+          </w:tcPr>
+          <w:p>
+            <w:r/>
+            <w:r>
+              <w:t>Optional</w:t>
+            </w:r>
+          </w:p>
+        </w:tc>
+        <w:tc>
+          <w:tcPr>
+            <w:tcW w:type="dxa" w:w="1591"/>
+          </w:tcPr>
+          <w:p>
+            <w:r/>
+            <w:r>
+              <w:t>processFlow</w:t>
+            </w:r>
+          </w:p>
+        </w:tc>
+        <w:tc>
+          <w:tcPr>
+            <w:tcW w:type="dxa" w:w="1778"/>
+          </w:tcPr>
+          <w:p>
+            <w:r/>
+            <w:r>
+              <w:t>POST, GET, GET /id, PATCH</w:t>
+            </w:r>
+          </w:p>
+        </w:tc>
+      </w:tr>
+      <w:tr>
+        <w:tc>
+          <w:tcPr>
+            <w:tcW w:type="dxa" w:w="1030"/>
+          </w:tcPr>
+          <w:p>
+            <w:r/>
+            <w:r>
               <w:t>TMF635</w:t>
             </w:r>
           </w:p>
         </w:tc>
         <w:tc>
           <w:tcPr>
-            <w:tcW w:type="dxa" w:w="2340"/>
+            <w:tcW w:type="dxa" w:w="2153"/>
           </w:tcPr>
           <w:p>
             <w:r/>
@@ -3736,7 +4062,7 @@
         </w:tc>
         <w:tc>
           <w:tcPr>
-            <w:tcW w:type="dxa" w:w="1310"/>
+            <w:tcW w:type="dxa" w:w="1217"/>
           </w:tcPr>
           <w:p>
             <w:r/>
@@ -3747,46 +4073,102 @@
         </w:tc>
         <w:tc>
           <w:tcPr>
+            <w:tcW w:type="dxa" w:w="1591"/>
+          </w:tcPr>
+          <w:p>
+            <w:r/>
+            <w:r>
+              <w:t>Optional</w:t>
+            </w:r>
+          </w:p>
+        </w:tc>
+        <w:tc>
+          <w:tcPr>
+            <w:tcW w:type="dxa" w:w="1591"/>
+          </w:tcPr>
+          <w:p>
+            <w:r/>
+            <w:r>
+              <w:t>usage</w:t>
+            </w:r>
+          </w:p>
+        </w:tc>
+        <w:tc>
+          <w:tcPr>
             <w:tcW w:type="dxa" w:w="1778"/>
           </w:tcPr>
           <w:p>
             <w:r/>
             <w:r>
+              <w:t>GET, GET /id</w:t>
+            </w:r>
+          </w:p>
+        </w:tc>
+      </w:tr>
+      <w:tr>
+        <w:tc>
+          <w:tcPr>
+            <w:tcW w:type="dxa" w:w="1030"/>
+          </w:tcPr>
+          <w:p>
+            <w:r/>
+            <w:r>
+              <w:t>TMF635</w:t>
+            </w:r>
+          </w:p>
+        </w:tc>
+        <w:tc>
+          <w:tcPr>
+            <w:tcW w:type="dxa" w:w="2153"/>
+          </w:tcPr>
+          <w:p>
+            <w:r/>
+            <w:r>
+              <w:t>Usage Management API</w:t>
+            </w:r>
+          </w:p>
+        </w:tc>
+        <w:tc>
+          <w:tcPr>
+            <w:tcW w:type="dxa" w:w="1217"/>
+          </w:tcPr>
+          <w:p>
+            <w:r/>
+            <w:r>
+              <w:t>4</w:t>
+            </w:r>
+          </w:p>
+        </w:tc>
+        <w:tc>
+          <w:tcPr>
+            <w:tcW w:type="dxa" w:w="1591"/>
+          </w:tcPr>
+          <w:p>
+            <w:r/>
+            <w:r>
               <w:t>Optional</w:t>
             </w:r>
           </w:p>
         </w:tc>
         <w:tc>
           <w:tcPr>
+            <w:tcW w:type="dxa" w:w="1591"/>
+          </w:tcPr>
+          <w:p>
+            <w:r/>
+            <w:r>
+              <w:t>usageSpecification</w:t>
+            </w:r>
+          </w:p>
+        </w:tc>
+        <w:tc>
+          <w:tcPr>
             <w:tcW w:type="dxa" w:w="1778"/>
           </w:tcPr>
           <w:p>
             <w:r/>
             <w:r>
-              <w:t>usage</w:t>
-            </w:r>
-            <w:r>
-              <w:br/>
-            </w:r>
-            <w:r>
-              <w:t>usageSpecification</w:t>
-            </w:r>
-          </w:p>
-        </w:tc>
-        <w:tc>
-          <w:tcPr>
-            <w:tcW w:type="dxa" w:w="1123"/>
-          </w:tcPr>
-          <w:p>
-            <w:r/>
-            <w:r>
-              <w:t>GET</w:t>
-            </w:r>
-            <w:r>
-              <w:br/>
-            </w:r>
-            <w:r>
-              <w:t>GET /id</w:t>
+              <w:t>GET, GET /id</w:t>
             </w:r>
           </w:p>
         </w:tc>

--- a/specifications/TMFC031-BillCalculation/Diagrams/TMFC031_Bill_Calculation_Management.docx
+++ b/specifications/TMFC031-BillCalculation/Diagrams/TMFC031_Bill_Calculation_Management.docx
@@ -155,6 +155,9 @@
         </w:tc>
       </w:tr>
       <w:tr>
+        <w:trPr>
+          <w:cantSplit/>
+        </w:trPr>
         <w:tc>
           <w:tcPr>
             <w:tcW w:type="dxa" w:w="1966"/>
@@ -358,6 +361,9 @@
         </w:tc>
       </w:tr>
       <w:tr>
+        <w:trPr>
+          <w:cantSplit/>
+        </w:trPr>
         <w:tc>
           <w:tcPr>
             <w:tcW w:type="dxa" w:w="1404"/>
@@ -404,6 +410,9 @@
         </w:tc>
       </w:tr>
       <w:tr>
+        <w:trPr>
+          <w:cantSplit/>
+        </w:trPr>
         <w:tc>
           <w:tcPr>
             <w:tcW w:type="dxa" w:w="1404"/>
@@ -450,6 +459,9 @@
         </w:tc>
       </w:tr>
       <w:tr>
+        <w:trPr>
+          <w:cantSplit/>
+        </w:trPr>
         <w:tc>
           <w:tcPr>
             <w:tcW w:type="dxa" w:w="1404"/>
@@ -496,6 +508,9 @@
         </w:tc>
       </w:tr>
       <w:tr>
+        <w:trPr>
+          <w:cantSplit/>
+        </w:trPr>
         <w:tc>
           <w:tcPr>
             <w:tcW w:type="dxa" w:w="1404"/>
@@ -542,6 +557,9 @@
         </w:tc>
       </w:tr>
       <w:tr>
+        <w:trPr>
+          <w:cantSplit/>
+        </w:trPr>
         <w:tc>
           <w:tcPr>
             <w:tcW w:type="dxa" w:w="1404"/>
@@ -588,6 +606,9 @@
         </w:tc>
       </w:tr>
       <w:tr>
+        <w:trPr>
+          <w:cantSplit/>
+        </w:trPr>
         <w:tc>
           <w:tcPr>
             <w:tcW w:type="dxa" w:w="1404"/>
@@ -634,6 +655,9 @@
         </w:tc>
       </w:tr>
       <w:tr>
+        <w:trPr>
+          <w:cantSplit/>
+        </w:trPr>
         <w:tc>
           <w:tcPr>
             <w:tcW w:type="dxa" w:w="1404"/>
@@ -680,6 +704,9 @@
         </w:tc>
       </w:tr>
       <w:tr>
+        <w:trPr>
+          <w:cantSplit/>
+        </w:trPr>
         <w:tc>
           <w:tcPr>
             <w:tcW w:type="dxa" w:w="1404"/>
@@ -726,6 +753,9 @@
         </w:tc>
       </w:tr>
       <w:tr>
+        <w:trPr>
+          <w:cantSplit/>
+        </w:trPr>
         <w:tc>
           <w:tcPr>
             <w:tcW w:type="dxa" w:w="1404"/>
@@ -772,6 +802,9 @@
         </w:tc>
       </w:tr>
       <w:tr>
+        <w:trPr>
+          <w:cantSplit/>
+        </w:trPr>
         <w:tc>
           <w:tcPr>
             <w:tcW w:type="dxa" w:w="1404"/>
@@ -859,7 +892,7 @@
         </w:trPr>
         <w:tc>
           <w:tcPr>
-            <w:tcW w:type="dxa" w:w="2246"/>
+            <w:tcW w:type="dxa" w:w="2434"/>
           </w:tcPr>
           <w:p>
             <w:r/>
@@ -873,7 +906,7 @@
         </w:tc>
         <w:tc>
           <w:tcPr>
-            <w:tcW w:type="dxa" w:w="2808"/>
+            <w:tcW w:type="dxa" w:w="2714"/>
           </w:tcPr>
           <w:p>
             <w:r/>
@@ -901,7 +934,7 @@
         </w:tc>
         <w:tc>
           <w:tcPr>
-            <w:tcW w:type="dxa" w:w="2246"/>
+            <w:tcW w:type="dxa" w:w="2153"/>
           </w:tcPr>
           <w:p>
             <w:r/>
@@ -915,20 +948,23 @@
         </w:tc>
       </w:tr>
       <w:tr>
-        <w:tc>
-          <w:tcPr>
-            <w:tcW w:type="dxa" w:w="2246"/>
-          </w:tcPr>
-          <w:p>
-            <w:r/>
-            <w:r>
-              <w:t>Applied Customer Billing Rate</w:t>
-            </w:r>
-          </w:p>
-        </w:tc>
-        <w:tc>
-          <w:tcPr>
-            <w:tcW w:type="dxa" w:w="2808"/>
+        <w:trPr>
+          <w:cantSplit/>
+        </w:trPr>
+        <w:tc>
+          <w:tcPr>
+            <w:tcW w:type="dxa" w:w="2434"/>
+          </w:tcPr>
+          <w:p>
+            <w:r/>
+            <w:r>
+              <w:t>Applied Customer Billing Rate ABE</w:t>
+            </w:r>
+          </w:p>
+        </w:tc>
+        <w:tc>
+          <w:tcPr>
+            <w:tcW w:type="dxa" w:w="2714"/>
           </w:tcPr>
           <w:p>
             <w:r/>
@@ -948,7 +984,7 @@
         </w:tc>
         <w:tc>
           <w:tcPr>
-            <w:tcW w:type="dxa" w:w="2246"/>
+            <w:tcW w:type="dxa" w:w="2153"/>
           </w:tcPr>
           <w:p>
             <w:r/>
@@ -959,20 +995,23 @@
         </w:tc>
       </w:tr>
       <w:tr>
-        <w:tc>
-          <w:tcPr>
-            <w:tcW w:type="dxa" w:w="2246"/>
-          </w:tcPr>
-          <w:p>
-            <w:r/>
-            <w:r>
-              <w:t>Applied Party Billing Rate</w:t>
-            </w:r>
-          </w:p>
-        </w:tc>
-        <w:tc>
-          <w:tcPr>
-            <w:tcW w:type="dxa" w:w="2808"/>
+        <w:trPr>
+          <w:cantSplit/>
+        </w:trPr>
+        <w:tc>
+          <w:tcPr>
+            <w:tcW w:type="dxa" w:w="2434"/>
+          </w:tcPr>
+          <w:p>
+            <w:r/>
+            <w:r>
+              <w:t>Applied Party Billing Rate ABE</w:t>
+            </w:r>
+          </w:p>
+        </w:tc>
+        <w:tc>
+          <w:tcPr>
+            <w:tcW w:type="dxa" w:w="2714"/>
           </w:tcPr>
           <w:p>
             <w:r/>
@@ -992,7 +1031,7 @@
         </w:tc>
         <w:tc>
           <w:tcPr>
-            <w:tcW w:type="dxa" w:w="2246"/>
+            <w:tcW w:type="dxa" w:w="2153"/>
           </w:tcPr>
           <w:p>
             <w:r/>
@@ -1040,7 +1079,7 @@
         </w:trPr>
         <w:tc>
           <w:tcPr>
-            <w:tcW w:type="dxa" w:w="1123"/>
+            <w:tcW w:type="dxa" w:w="1217"/>
           </w:tcPr>
           <w:p>
             <w:r/>
@@ -1054,7 +1093,7 @@
         </w:tc>
         <w:tc>
           <w:tcPr>
-            <w:tcW w:type="dxa" w:w="2246"/>
+            <w:tcW w:type="dxa" w:w="2340"/>
           </w:tcPr>
           <w:p>
             <w:r/>
@@ -1068,7 +1107,7 @@
         </w:tc>
         <w:tc>
           <w:tcPr>
-            <w:tcW w:type="dxa" w:w="1778"/>
+            <w:tcW w:type="dxa" w:w="1591"/>
           </w:tcPr>
           <w:p>
             <w:r/>
@@ -1076,13 +1115,13 @@
               <w:rPr>
                 <w:b/>
               </w:rPr>
-              <w:t>Aggregate Function Level 1</w:t>
-            </w:r>
-          </w:p>
-        </w:tc>
-        <w:tc>
-          <w:tcPr>
-            <w:tcW w:type="dxa" w:w="1872"/>
+              <w:t>Aggregate Function L1</w:t>
+            </w:r>
+          </w:p>
+        </w:tc>
+        <w:tc>
+          <w:tcPr>
+            <w:tcW w:type="dxa" w:w="1966"/>
           </w:tcPr>
           <w:p>
             <w:r/>
@@ -1090,13 +1129,13 @@
               <w:rPr>
                 <w:b/>
               </w:rPr>
-              <w:t>Aggregate Function Level 2</w:t>
-            </w:r>
-          </w:p>
-        </w:tc>
-        <w:tc>
-          <w:tcPr>
-            <w:tcW w:type="dxa" w:w="2340"/>
+              <w:t>Aggregate Function L2</w:t>
+            </w:r>
+          </w:p>
+        </w:tc>
+        <w:tc>
+          <w:tcPr>
+            <w:tcW w:type="dxa" w:w="2246"/>
           </w:tcPr>
           <w:p>
             <w:r/>
@@ -1110,9 +1149,12 @@
         </w:tc>
       </w:tr>
       <w:tr>
-        <w:tc>
-          <w:tcPr>
-            <w:tcW w:type="dxa" w:w="1123"/>
+        <w:trPr>
+          <w:cantSplit/>
+        </w:trPr>
+        <w:tc>
+          <w:tcPr>
+            <w:tcW w:type="dxa" w:w="1217"/>
           </w:tcPr>
           <w:p>
             <w:r/>
@@ -1123,40 +1165,40 @@
         </w:tc>
         <w:tc>
           <w:tcPr>
+            <w:tcW w:type="dxa" w:w="2340"/>
+          </w:tcPr>
+          <w:p>
+            <w:r/>
+            <w:r>
+              <w:t>Usage Summary and Details Presentation</w:t>
+            </w:r>
+          </w:p>
+        </w:tc>
+        <w:tc>
+          <w:tcPr>
+            <w:tcW w:type="dxa" w:w="1591"/>
+          </w:tcPr>
+          <w:p>
+            <w:r/>
+            <w:r>
+              <w:t>Invoice Management</w:t>
+            </w:r>
+          </w:p>
+        </w:tc>
+        <w:tc>
+          <w:tcPr>
+            <w:tcW w:type="dxa" w:w="1966"/>
+          </w:tcPr>
+          <w:p>
+            <w:r/>
+            <w:r>
+              <w:t>Invoicing</w:t>
+            </w:r>
+          </w:p>
+        </w:tc>
+        <w:tc>
+          <w:tcPr>
             <w:tcW w:type="dxa" w:w="2246"/>
-          </w:tcPr>
-          <w:p>
-            <w:r/>
-            <w:r>
-              <w:t>Usage Summary and Details Presentation</w:t>
-            </w:r>
-          </w:p>
-        </w:tc>
-        <w:tc>
-          <w:tcPr>
-            <w:tcW w:type="dxa" w:w="1778"/>
-          </w:tcPr>
-          <w:p>
-            <w:r/>
-            <w:r>
-              <w:t>Invoice Management</w:t>
-            </w:r>
-          </w:p>
-        </w:tc>
-        <w:tc>
-          <w:tcPr>
-            <w:tcW w:type="dxa" w:w="1872"/>
-          </w:tcPr>
-          <w:p>
-            <w:r/>
-            <w:r>
-              <w:t>Invoicing</w:t>
-            </w:r>
-          </w:p>
-        </w:tc>
-        <w:tc>
-          <w:tcPr>
-            <w:tcW w:type="dxa" w:w="2340"/>
           </w:tcPr>
           <w:p>
             <w:r/>
@@ -1167,9 +1209,12 @@
         </w:tc>
       </w:tr>
       <w:tr>
-        <w:tc>
-          <w:tcPr>
-            <w:tcW w:type="dxa" w:w="1123"/>
+        <w:trPr>
+          <w:cantSplit/>
+        </w:trPr>
+        <w:tc>
+          <w:tcPr>
+            <w:tcW w:type="dxa" w:w="1217"/>
           </w:tcPr>
           <w:p>
             <w:r/>
@@ -1180,40 +1225,40 @@
         </w:tc>
         <w:tc>
           <w:tcPr>
+            <w:tcW w:type="dxa" w:w="2340"/>
+          </w:tcPr>
+          <w:p>
+            <w:r/>
+            <w:r>
+              <w:t>Billing Event Processing Guiding</w:t>
+            </w:r>
+          </w:p>
+        </w:tc>
+        <w:tc>
+          <w:tcPr>
+            <w:tcW w:type="dxa" w:w="1591"/>
+          </w:tcPr>
+          <w:p>
+            <w:r/>
+            <w:r>
+              <w:t>Invoice Management</w:t>
+            </w:r>
+          </w:p>
+        </w:tc>
+        <w:tc>
+          <w:tcPr>
+            <w:tcW w:type="dxa" w:w="1966"/>
+          </w:tcPr>
+          <w:p>
+            <w:r/>
+            <w:r>
+              <w:t>Invoicing</w:t>
+            </w:r>
+          </w:p>
+        </w:tc>
+        <w:tc>
+          <w:tcPr>
             <w:tcW w:type="dxa" w:w="2246"/>
-          </w:tcPr>
-          <w:p>
-            <w:r/>
-            <w:r>
-              <w:t>Billing Event Processing Guiding</w:t>
-            </w:r>
-          </w:p>
-        </w:tc>
-        <w:tc>
-          <w:tcPr>
-            <w:tcW w:type="dxa" w:w="1778"/>
-          </w:tcPr>
-          <w:p>
-            <w:r/>
-            <w:r>
-              <w:t>Invoice Management</w:t>
-            </w:r>
-          </w:p>
-        </w:tc>
-        <w:tc>
-          <w:tcPr>
-            <w:tcW w:type="dxa" w:w="1872"/>
-          </w:tcPr>
-          <w:p>
-            <w:r/>
-            <w:r>
-              <w:t>Invoicing</w:t>
-            </w:r>
-          </w:p>
-        </w:tc>
-        <w:tc>
-          <w:tcPr>
-            <w:tcW w:type="dxa" w:w="2340"/>
           </w:tcPr>
           <w:p>
             <w:r/>
@@ -1224,9 +1269,12 @@
         </w:tc>
       </w:tr>
       <w:tr>
-        <w:tc>
-          <w:tcPr>
-            <w:tcW w:type="dxa" w:w="1123"/>
+        <w:trPr>
+          <w:cantSplit/>
+        </w:trPr>
+        <w:tc>
+          <w:tcPr>
+            <w:tcW w:type="dxa" w:w="1217"/>
           </w:tcPr>
           <w:p>
             <w:r/>
@@ -1237,40 +1285,40 @@
         </w:tc>
         <w:tc>
           <w:tcPr>
+            <w:tcW w:type="dxa" w:w="2340"/>
+          </w:tcPr>
+          <w:p>
+            <w:r/>
+            <w:r>
+              <w:t>Billing Administration</w:t>
+            </w:r>
+          </w:p>
+        </w:tc>
+        <w:tc>
+          <w:tcPr>
+            <w:tcW w:type="dxa" w:w="1591"/>
+          </w:tcPr>
+          <w:p>
+            <w:r/>
+            <w:r>
+              <w:t>Invoice Management</w:t>
+            </w:r>
+          </w:p>
+        </w:tc>
+        <w:tc>
+          <w:tcPr>
+            <w:tcW w:type="dxa" w:w="1966"/>
+          </w:tcPr>
+          <w:p>
+            <w:r/>
+            <w:r>
+              <w:t>Invoicing</w:t>
+            </w:r>
+          </w:p>
+        </w:tc>
+        <w:tc>
+          <w:tcPr>
             <w:tcW w:type="dxa" w:w="2246"/>
-          </w:tcPr>
-          <w:p>
-            <w:r/>
-            <w:r>
-              <w:t>Billing Administration</w:t>
-            </w:r>
-          </w:p>
-        </w:tc>
-        <w:tc>
-          <w:tcPr>
-            <w:tcW w:type="dxa" w:w="1778"/>
-          </w:tcPr>
-          <w:p>
-            <w:r/>
-            <w:r>
-              <w:t>Invoice Management</w:t>
-            </w:r>
-          </w:p>
-        </w:tc>
-        <w:tc>
-          <w:tcPr>
-            <w:tcW w:type="dxa" w:w="1872"/>
-          </w:tcPr>
-          <w:p>
-            <w:r/>
-            <w:r>
-              <w:t>Invoicing</w:t>
-            </w:r>
-          </w:p>
-        </w:tc>
-        <w:tc>
-          <w:tcPr>
-            <w:tcW w:type="dxa" w:w="2340"/>
           </w:tcPr>
           <w:p>
             <w:r/>
@@ -1281,9 +1329,12 @@
         </w:tc>
       </w:tr>
       <w:tr>
-        <w:tc>
-          <w:tcPr>
-            <w:tcW w:type="dxa" w:w="1123"/>
+        <w:trPr>
+          <w:cantSplit/>
+        </w:trPr>
+        <w:tc>
+          <w:tcPr>
+            <w:tcW w:type="dxa" w:w="1217"/>
           </w:tcPr>
           <w:p>
             <w:r/>
@@ -1294,40 +1345,40 @@
         </w:tc>
         <w:tc>
           <w:tcPr>
+            <w:tcW w:type="dxa" w:w="2340"/>
+          </w:tcPr>
+          <w:p>
+            <w:r/>
+            <w:r>
+              <w:t>Billing Management Integration</w:t>
+            </w:r>
+          </w:p>
+        </w:tc>
+        <w:tc>
+          <w:tcPr>
+            <w:tcW w:type="dxa" w:w="1591"/>
+          </w:tcPr>
+          <w:p>
+            <w:r/>
+            <w:r>
+              <w:t>Invoice Management</w:t>
+            </w:r>
+          </w:p>
+        </w:tc>
+        <w:tc>
+          <w:tcPr>
+            <w:tcW w:type="dxa" w:w="1966"/>
+          </w:tcPr>
+          <w:p>
+            <w:r/>
+            <w:r>
+              <w:t>Invoicing</w:t>
+            </w:r>
+          </w:p>
+        </w:tc>
+        <w:tc>
+          <w:tcPr>
             <w:tcW w:type="dxa" w:w="2246"/>
-          </w:tcPr>
-          <w:p>
-            <w:r/>
-            <w:r>
-              <w:t>Billing Management Integration</w:t>
-            </w:r>
-          </w:p>
-        </w:tc>
-        <w:tc>
-          <w:tcPr>
-            <w:tcW w:type="dxa" w:w="1778"/>
-          </w:tcPr>
-          <w:p>
-            <w:r/>
-            <w:r>
-              <w:t>Invoice Management</w:t>
-            </w:r>
-          </w:p>
-        </w:tc>
-        <w:tc>
-          <w:tcPr>
-            <w:tcW w:type="dxa" w:w="1872"/>
-          </w:tcPr>
-          <w:p>
-            <w:r/>
-            <w:r>
-              <w:t>Invoicing</w:t>
-            </w:r>
-          </w:p>
-        </w:tc>
-        <w:tc>
-          <w:tcPr>
-            <w:tcW w:type="dxa" w:w="2340"/>
           </w:tcPr>
           <w:p>
             <w:r/>
@@ -1338,9 +1389,12 @@
         </w:tc>
       </w:tr>
       <w:tr>
-        <w:tc>
-          <w:tcPr>
-            <w:tcW w:type="dxa" w:w="1123"/>
+        <w:trPr>
+          <w:cantSplit/>
+        </w:trPr>
+        <w:tc>
+          <w:tcPr>
+            <w:tcW w:type="dxa" w:w="1217"/>
           </w:tcPr>
           <w:p>
             <w:r/>
@@ -1351,40 +1405,40 @@
         </w:tc>
         <w:tc>
           <w:tcPr>
+            <w:tcW w:type="dxa" w:w="2340"/>
+          </w:tcPr>
+          <w:p>
+            <w:r/>
+            <w:r>
+              <w:t>Billing Initialization</w:t>
+            </w:r>
+          </w:p>
+        </w:tc>
+        <w:tc>
+          <w:tcPr>
+            <w:tcW w:type="dxa" w:w="1591"/>
+          </w:tcPr>
+          <w:p>
+            <w:r/>
+            <w:r>
+              <w:t>Invoice Management</w:t>
+            </w:r>
+          </w:p>
+        </w:tc>
+        <w:tc>
+          <w:tcPr>
+            <w:tcW w:type="dxa" w:w="1966"/>
+          </w:tcPr>
+          <w:p>
+            <w:r/>
+            <w:r>
+              <w:t>Invoicing</w:t>
+            </w:r>
+          </w:p>
+        </w:tc>
+        <w:tc>
+          <w:tcPr>
             <w:tcW w:type="dxa" w:w="2246"/>
-          </w:tcPr>
-          <w:p>
-            <w:r/>
-            <w:r>
-              <w:t>Billing Initialization</w:t>
-            </w:r>
-          </w:p>
-        </w:tc>
-        <w:tc>
-          <w:tcPr>
-            <w:tcW w:type="dxa" w:w="1778"/>
-          </w:tcPr>
-          <w:p>
-            <w:r/>
-            <w:r>
-              <w:t>Invoice Management</w:t>
-            </w:r>
-          </w:p>
-        </w:tc>
-        <w:tc>
-          <w:tcPr>
-            <w:tcW w:type="dxa" w:w="1872"/>
-          </w:tcPr>
-          <w:p>
-            <w:r/>
-            <w:r>
-              <w:t>Invoicing</w:t>
-            </w:r>
-          </w:p>
-        </w:tc>
-        <w:tc>
-          <w:tcPr>
-            <w:tcW w:type="dxa" w:w="2340"/>
           </w:tcPr>
           <w:p>
             <w:r/>
@@ -1395,9 +1449,12 @@
         </w:tc>
       </w:tr>
       <w:tr>
-        <w:tc>
-          <w:tcPr>
-            <w:tcW w:type="dxa" w:w="1123"/>
+        <w:trPr>
+          <w:cantSplit/>
+        </w:trPr>
+        <w:tc>
+          <w:tcPr>
+            <w:tcW w:type="dxa" w:w="1217"/>
           </w:tcPr>
           <w:p>
             <w:r/>
@@ -1408,40 +1465,40 @@
         </w:tc>
         <w:tc>
           <w:tcPr>
+            <w:tcW w:type="dxa" w:w="2340"/>
+          </w:tcPr>
+          <w:p>
+            <w:r/>
+            <w:r>
+              <w:t>Billing Account Price Plan Determining</w:t>
+            </w:r>
+          </w:p>
+        </w:tc>
+        <w:tc>
+          <w:tcPr>
+            <w:tcW w:type="dxa" w:w="1591"/>
+          </w:tcPr>
+          <w:p>
+            <w:r/>
+            <w:r>
+              <w:t>Invoice Management</w:t>
+            </w:r>
+          </w:p>
+        </w:tc>
+        <w:tc>
+          <w:tcPr>
+            <w:tcW w:type="dxa" w:w="1966"/>
+          </w:tcPr>
+          <w:p>
+            <w:r/>
+            <w:r>
+              <w:t>Billing Account Administration</w:t>
+            </w:r>
+          </w:p>
+        </w:tc>
+        <w:tc>
+          <w:tcPr>
             <w:tcW w:type="dxa" w:w="2246"/>
-          </w:tcPr>
-          <w:p>
-            <w:r/>
-            <w:r>
-              <w:t>Billing Account Price Plan Determining</w:t>
-            </w:r>
-          </w:p>
-        </w:tc>
-        <w:tc>
-          <w:tcPr>
-            <w:tcW w:type="dxa" w:w="1778"/>
-          </w:tcPr>
-          <w:p>
-            <w:r/>
-            <w:r>
-              <w:t>Invoice Management</w:t>
-            </w:r>
-          </w:p>
-        </w:tc>
-        <w:tc>
-          <w:tcPr>
-            <w:tcW w:type="dxa" w:w="1872"/>
-          </w:tcPr>
-          <w:p>
-            <w:r/>
-            <w:r>
-              <w:t>Billing Account Administration</w:t>
-            </w:r>
-          </w:p>
-        </w:tc>
-        <w:tc>
-          <w:tcPr>
-            <w:tcW w:type="dxa" w:w="2340"/>
           </w:tcPr>
           <w:p>
             <w:r/>
@@ -1452,9 +1509,12 @@
         </w:tc>
       </w:tr>
       <w:tr>
-        <w:tc>
-          <w:tcPr>
-            <w:tcW w:type="dxa" w:w="1123"/>
+        <w:trPr>
+          <w:cantSplit/>
+        </w:trPr>
+        <w:tc>
+          <w:tcPr>
+            <w:tcW w:type="dxa" w:w="1217"/>
           </w:tcPr>
           <w:p>
             <w:r/>
@@ -1465,40 +1525,40 @@
         </w:tc>
         <w:tc>
           <w:tcPr>
+            <w:tcW w:type="dxa" w:w="2340"/>
+          </w:tcPr>
+          <w:p>
+            <w:r/>
+            <w:r>
+              <w:t>Charge To Billing Account Distribution</w:t>
+            </w:r>
+          </w:p>
+        </w:tc>
+        <w:tc>
+          <w:tcPr>
+            <w:tcW w:type="dxa" w:w="1591"/>
+          </w:tcPr>
+          <w:p>
+            <w:r/>
+            <w:r>
+              <w:t>Invoice Management</w:t>
+            </w:r>
+          </w:p>
+        </w:tc>
+        <w:tc>
+          <w:tcPr>
+            <w:tcW w:type="dxa" w:w="1966"/>
+          </w:tcPr>
+          <w:p>
+            <w:r/>
+            <w:r>
+              <w:t>Billing Account Administration</w:t>
+            </w:r>
+          </w:p>
+        </w:tc>
+        <w:tc>
+          <w:tcPr>
             <w:tcW w:type="dxa" w:w="2246"/>
-          </w:tcPr>
-          <w:p>
-            <w:r/>
-            <w:r>
-              <w:t>Charge To Billing Account Distribution</w:t>
-            </w:r>
-          </w:p>
-        </w:tc>
-        <w:tc>
-          <w:tcPr>
-            <w:tcW w:type="dxa" w:w="1778"/>
-          </w:tcPr>
-          <w:p>
-            <w:r/>
-            <w:r>
-              <w:t>Invoice Management</w:t>
-            </w:r>
-          </w:p>
-        </w:tc>
-        <w:tc>
-          <w:tcPr>
-            <w:tcW w:type="dxa" w:w="1872"/>
-          </w:tcPr>
-          <w:p>
-            <w:r/>
-            <w:r>
-              <w:t>Billing Account Administration</w:t>
-            </w:r>
-          </w:p>
-        </w:tc>
-        <w:tc>
-          <w:tcPr>
-            <w:tcW w:type="dxa" w:w="2340"/>
           </w:tcPr>
           <w:p>
             <w:r/>
@@ -1509,9 +1569,12 @@
         </w:tc>
       </w:tr>
       <w:tr>
-        <w:tc>
-          <w:tcPr>
-            <w:tcW w:type="dxa" w:w="1123"/>
+        <w:trPr>
+          <w:cantSplit/>
+        </w:trPr>
+        <w:tc>
+          <w:tcPr>
+            <w:tcW w:type="dxa" w:w="1217"/>
           </w:tcPr>
           <w:p>
             <w:r/>
@@ -1522,40 +1585,40 @@
         </w:tc>
         <w:tc>
           <w:tcPr>
+            <w:tcW w:type="dxa" w:w="2340"/>
+          </w:tcPr>
+          <w:p>
+            <w:r/>
+            <w:r>
+              <w:t>Charges to Billing Statement Identification</w:t>
+            </w:r>
+          </w:p>
+        </w:tc>
+        <w:tc>
+          <w:tcPr>
+            <w:tcW w:type="dxa" w:w="1591"/>
+          </w:tcPr>
+          <w:p>
+            <w:r/>
+            <w:r>
+              <w:t>Invoice Management</w:t>
+            </w:r>
+          </w:p>
+        </w:tc>
+        <w:tc>
+          <w:tcPr>
+            <w:tcW w:type="dxa" w:w="1966"/>
+          </w:tcPr>
+          <w:p>
+            <w:r/>
+            <w:r>
+              <w:t>Billing Account Administration</w:t>
+            </w:r>
+          </w:p>
+        </w:tc>
+        <w:tc>
+          <w:tcPr>
             <w:tcW w:type="dxa" w:w="2246"/>
-          </w:tcPr>
-          <w:p>
-            <w:r/>
-            <w:r>
-              <w:t>Charges to Billing Statement Identification</w:t>
-            </w:r>
-          </w:p>
-        </w:tc>
-        <w:tc>
-          <w:tcPr>
-            <w:tcW w:type="dxa" w:w="1778"/>
-          </w:tcPr>
-          <w:p>
-            <w:r/>
-            <w:r>
-              <w:t>Invoice Management</w:t>
-            </w:r>
-          </w:p>
-        </w:tc>
-        <w:tc>
-          <w:tcPr>
-            <w:tcW w:type="dxa" w:w="1872"/>
-          </w:tcPr>
-          <w:p>
-            <w:r/>
-            <w:r>
-              <w:t>Billing Account Administration</w:t>
-            </w:r>
-          </w:p>
-        </w:tc>
-        <w:tc>
-          <w:tcPr>
-            <w:tcW w:type="dxa" w:w="2340"/>
           </w:tcPr>
           <w:p>
             <w:r/>
@@ -1566,9 +1629,12 @@
         </w:tc>
       </w:tr>
       <w:tr>
-        <w:tc>
-          <w:tcPr>
-            <w:tcW w:type="dxa" w:w="1123"/>
+        <w:trPr>
+          <w:cantSplit/>
+        </w:trPr>
+        <w:tc>
+          <w:tcPr>
+            <w:tcW w:type="dxa" w:w="1217"/>
           </w:tcPr>
           <w:p>
             <w:r/>
@@ -1579,40 +1645,40 @@
         </w:tc>
         <w:tc>
           <w:tcPr>
+            <w:tcW w:type="dxa" w:w="2340"/>
+          </w:tcPr>
+          <w:p>
+            <w:r/>
+            <w:r>
+              <w:t>Commitment Tracking Result Determining</w:t>
+            </w:r>
+          </w:p>
+        </w:tc>
+        <w:tc>
+          <w:tcPr>
+            <w:tcW w:type="dxa" w:w="1591"/>
+          </w:tcPr>
+          <w:p>
+            <w:r/>
+            <w:r>
+              <w:t>Rating and Follow up</w:t>
+            </w:r>
+          </w:p>
+        </w:tc>
+        <w:tc>
+          <w:tcPr>
+            <w:tcW w:type="dxa" w:w="1966"/>
+          </w:tcPr>
+          <w:p>
+            <w:r/>
+            <w:r>
+              <w:t>Bill Calculation</w:t>
+            </w:r>
+          </w:p>
+        </w:tc>
+        <w:tc>
+          <w:tcPr>
             <w:tcW w:type="dxa" w:w="2246"/>
-          </w:tcPr>
-          <w:p>
-            <w:r/>
-            <w:r>
-              <w:t>Commitment Tracking Result Determining</w:t>
-            </w:r>
-          </w:p>
-        </w:tc>
-        <w:tc>
-          <w:tcPr>
-            <w:tcW w:type="dxa" w:w="1778"/>
-          </w:tcPr>
-          <w:p>
-            <w:r/>
-            <w:r>
-              <w:t>Rating and Follow up</w:t>
-            </w:r>
-          </w:p>
-        </w:tc>
-        <w:tc>
-          <w:tcPr>
-            <w:tcW w:type="dxa" w:w="1872"/>
-          </w:tcPr>
-          <w:p>
-            <w:r/>
-            <w:r>
-              <w:t>Bill Calculation</w:t>
-            </w:r>
-          </w:p>
-        </w:tc>
-        <w:tc>
-          <w:tcPr>
-            <w:tcW w:type="dxa" w:w="2340"/>
           </w:tcPr>
           <w:p>
             <w:r/>
@@ -1623,9 +1689,12 @@
         </w:tc>
       </w:tr>
       <w:tr>
-        <w:tc>
-          <w:tcPr>
-            <w:tcW w:type="dxa" w:w="1123"/>
+        <w:trPr>
+          <w:cantSplit/>
+        </w:trPr>
+        <w:tc>
+          <w:tcPr>
+            <w:tcW w:type="dxa" w:w="1217"/>
           </w:tcPr>
           <w:p>
             <w:r/>
@@ -1636,40 +1705,40 @@
         </w:tc>
         <w:tc>
           <w:tcPr>
+            <w:tcW w:type="dxa" w:w="2340"/>
+          </w:tcPr>
+          <w:p>
+            <w:r/>
+            <w:r>
+              <w:t>Commitment Tracking Terms &amp; Conditions Evaluation</w:t>
+            </w:r>
+          </w:p>
+        </w:tc>
+        <w:tc>
+          <w:tcPr>
+            <w:tcW w:type="dxa" w:w="1591"/>
+          </w:tcPr>
+          <w:p>
+            <w:r/>
+            <w:r>
+              <w:t>Rating and Follow up</w:t>
+            </w:r>
+          </w:p>
+        </w:tc>
+        <w:tc>
+          <w:tcPr>
+            <w:tcW w:type="dxa" w:w="1966"/>
+          </w:tcPr>
+          <w:p>
+            <w:r/>
+            <w:r>
+              <w:t>Bill Calculation</w:t>
+            </w:r>
+          </w:p>
+        </w:tc>
+        <w:tc>
+          <w:tcPr>
             <w:tcW w:type="dxa" w:w="2246"/>
-          </w:tcPr>
-          <w:p>
-            <w:r/>
-            <w:r>
-              <w:t>Commitment Tracking Terms &amp; Conditions Evaluation</w:t>
-            </w:r>
-          </w:p>
-        </w:tc>
-        <w:tc>
-          <w:tcPr>
-            <w:tcW w:type="dxa" w:w="1778"/>
-          </w:tcPr>
-          <w:p>
-            <w:r/>
-            <w:r>
-              <w:t>Rating and Follow up</w:t>
-            </w:r>
-          </w:p>
-        </w:tc>
-        <w:tc>
-          <w:tcPr>
-            <w:tcW w:type="dxa" w:w="1872"/>
-          </w:tcPr>
-          <w:p>
-            <w:r/>
-            <w:r>
-              <w:t>Bill Calculation</w:t>
-            </w:r>
-          </w:p>
-        </w:tc>
-        <w:tc>
-          <w:tcPr>
-            <w:tcW w:type="dxa" w:w="2340"/>
           </w:tcPr>
           <w:p>
             <w:r/>
@@ -1680,9 +1749,12 @@
         </w:tc>
       </w:tr>
       <w:tr>
-        <w:tc>
-          <w:tcPr>
-            <w:tcW w:type="dxa" w:w="1123"/>
+        <w:trPr>
+          <w:cantSplit/>
+        </w:trPr>
+        <w:tc>
+          <w:tcPr>
+            <w:tcW w:type="dxa" w:w="1217"/>
           </w:tcPr>
           <w:p>
             <w:r/>
@@ -1693,40 +1765,40 @@
         </w:tc>
         <w:tc>
           <w:tcPr>
+            <w:tcW w:type="dxa" w:w="2340"/>
+          </w:tcPr>
+          <w:p>
+            <w:r/>
+            <w:r>
+              <w:t>Commitment Tracking Data Collection</w:t>
+            </w:r>
+          </w:p>
+        </w:tc>
+        <w:tc>
+          <w:tcPr>
+            <w:tcW w:type="dxa" w:w="1591"/>
+          </w:tcPr>
+          <w:p>
+            <w:r/>
+            <w:r>
+              <w:t>Rating and Follow up</w:t>
+            </w:r>
+          </w:p>
+        </w:tc>
+        <w:tc>
+          <w:tcPr>
+            <w:tcW w:type="dxa" w:w="1966"/>
+          </w:tcPr>
+          <w:p>
+            <w:r/>
+            <w:r>
+              <w:t>Bill Calculation</w:t>
+            </w:r>
+          </w:p>
+        </w:tc>
+        <w:tc>
+          <w:tcPr>
             <w:tcW w:type="dxa" w:w="2246"/>
-          </w:tcPr>
-          <w:p>
-            <w:r/>
-            <w:r>
-              <w:t>Commitment Tracking Data Collection</w:t>
-            </w:r>
-          </w:p>
-        </w:tc>
-        <w:tc>
-          <w:tcPr>
-            <w:tcW w:type="dxa" w:w="1778"/>
-          </w:tcPr>
-          <w:p>
-            <w:r/>
-            <w:r>
-              <w:t>Rating and Follow up</w:t>
-            </w:r>
-          </w:p>
-        </w:tc>
-        <w:tc>
-          <w:tcPr>
-            <w:tcW w:type="dxa" w:w="1872"/>
-          </w:tcPr>
-          <w:p>
-            <w:r/>
-            <w:r>
-              <w:t>Bill Calculation</w:t>
-            </w:r>
-          </w:p>
-        </w:tc>
-        <w:tc>
-          <w:tcPr>
-            <w:tcW w:type="dxa" w:w="2340"/>
           </w:tcPr>
           <w:p>
             <w:r/>
@@ -1737,9 +1809,12 @@
         </w:tc>
       </w:tr>
       <w:tr>
-        <w:tc>
-          <w:tcPr>
-            <w:tcW w:type="dxa" w:w="1123"/>
+        <w:trPr>
+          <w:cantSplit/>
+        </w:trPr>
+        <w:tc>
+          <w:tcPr>
+            <w:tcW w:type="dxa" w:w="1217"/>
           </w:tcPr>
           <w:p>
             <w:r/>
@@ -1750,40 +1825,40 @@
         </w:tc>
         <w:tc>
           <w:tcPr>
+            <w:tcW w:type="dxa" w:w="2340"/>
+          </w:tcPr>
+          <w:p>
+            <w:r/>
+            <w:r>
+              <w:t>Customer Bill Usage and Charges Viewing</w:t>
+            </w:r>
+          </w:p>
+        </w:tc>
+        <w:tc>
+          <w:tcPr>
+            <w:tcW w:type="dxa" w:w="1591"/>
+          </w:tcPr>
+          <w:p>
+            <w:r/>
+            <w:r>
+              <w:t>Rating and Follow up</w:t>
+            </w:r>
+          </w:p>
+        </w:tc>
+        <w:tc>
+          <w:tcPr>
+            <w:tcW w:type="dxa" w:w="1966"/>
+          </w:tcPr>
+          <w:p>
+            <w:r/>
+            <w:r>
+              <w:t>Bill Calculation</w:t>
+            </w:r>
+          </w:p>
+        </w:tc>
+        <w:tc>
+          <w:tcPr>
             <w:tcW w:type="dxa" w:w="2246"/>
-          </w:tcPr>
-          <w:p>
-            <w:r/>
-            <w:r>
-              <w:t>Customer Bill Usage and Charges Viewing</w:t>
-            </w:r>
-          </w:p>
-        </w:tc>
-        <w:tc>
-          <w:tcPr>
-            <w:tcW w:type="dxa" w:w="1778"/>
-          </w:tcPr>
-          <w:p>
-            <w:r/>
-            <w:r>
-              <w:t>Rating and Follow up</w:t>
-            </w:r>
-          </w:p>
-        </w:tc>
-        <w:tc>
-          <w:tcPr>
-            <w:tcW w:type="dxa" w:w="1872"/>
-          </w:tcPr>
-          <w:p>
-            <w:r/>
-            <w:r>
-              <w:t>Bill Calculation</w:t>
-            </w:r>
-          </w:p>
-        </w:tc>
-        <w:tc>
-          <w:tcPr>
-            <w:tcW w:type="dxa" w:w="2340"/>
           </w:tcPr>
           <w:p>
             <w:r/>
@@ -1794,9 +1869,12 @@
         </w:tc>
       </w:tr>
       <w:tr>
-        <w:tc>
-          <w:tcPr>
-            <w:tcW w:type="dxa" w:w="1123"/>
+        <w:trPr>
+          <w:cantSplit/>
+        </w:trPr>
+        <w:tc>
+          <w:tcPr>
+            <w:tcW w:type="dxa" w:w="1217"/>
           </w:tcPr>
           <w:p>
             <w:r/>
@@ -1807,40 +1885,40 @@
         </w:tc>
         <w:tc>
           <w:tcPr>
+            <w:tcW w:type="dxa" w:w="2340"/>
+          </w:tcPr>
+          <w:p>
+            <w:r/>
+            <w:r>
+              <w:t>Billing Event Aggregation</w:t>
+            </w:r>
+          </w:p>
+        </w:tc>
+        <w:tc>
+          <w:tcPr>
+            <w:tcW w:type="dxa" w:w="1591"/>
+          </w:tcPr>
+          <w:p>
+            <w:r/>
+            <w:r>
+              <w:t>Invoice Management</w:t>
+            </w:r>
+          </w:p>
+        </w:tc>
+        <w:tc>
+          <w:tcPr>
+            <w:tcW w:type="dxa" w:w="1966"/>
+          </w:tcPr>
+          <w:p>
+            <w:r/>
+            <w:r>
+              <w:t>Invoicing</w:t>
+            </w:r>
+          </w:p>
+        </w:tc>
+        <w:tc>
+          <w:tcPr>
             <w:tcW w:type="dxa" w:w="2246"/>
-          </w:tcPr>
-          <w:p>
-            <w:r/>
-            <w:r>
-              <w:t>Billing Event Aggregation</w:t>
-            </w:r>
-          </w:p>
-        </w:tc>
-        <w:tc>
-          <w:tcPr>
-            <w:tcW w:type="dxa" w:w="1778"/>
-          </w:tcPr>
-          <w:p>
-            <w:r/>
-            <w:r>
-              <w:t>Invoice Management</w:t>
-            </w:r>
-          </w:p>
-        </w:tc>
-        <w:tc>
-          <w:tcPr>
-            <w:tcW w:type="dxa" w:w="1872"/>
-          </w:tcPr>
-          <w:p>
-            <w:r/>
-            <w:r>
-              <w:t>Invoicing</w:t>
-            </w:r>
-          </w:p>
-        </w:tc>
-        <w:tc>
-          <w:tcPr>
-            <w:tcW w:type="dxa" w:w="2340"/>
           </w:tcPr>
           <w:p>
             <w:r/>
@@ -1851,9 +1929,12 @@
         </w:tc>
       </w:tr>
       <w:tr>
-        <w:tc>
-          <w:tcPr>
-            <w:tcW w:type="dxa" w:w="1123"/>
+        <w:trPr>
+          <w:cantSplit/>
+        </w:trPr>
+        <w:tc>
+          <w:tcPr>
+            <w:tcW w:type="dxa" w:w="1217"/>
           </w:tcPr>
           <w:p>
             <w:r/>
@@ -1864,40 +1945,40 @@
         </w:tc>
         <w:tc>
           <w:tcPr>
+            <w:tcW w:type="dxa" w:w="2340"/>
+          </w:tcPr>
+          <w:p>
+            <w:r/>
+            <w:r>
+              <w:t>Billing Event Processing Analyzing</w:t>
+            </w:r>
+          </w:p>
+        </w:tc>
+        <w:tc>
+          <w:tcPr>
+            <w:tcW w:type="dxa" w:w="1591"/>
+          </w:tcPr>
+          <w:p>
+            <w:r/>
+            <w:r>
+              <w:t>Invoice Management</w:t>
+            </w:r>
+          </w:p>
+        </w:tc>
+        <w:tc>
+          <w:tcPr>
+            <w:tcW w:type="dxa" w:w="1966"/>
+          </w:tcPr>
+          <w:p>
+            <w:r/>
+            <w:r>
+              <w:t>Invoicing</w:t>
+            </w:r>
+          </w:p>
+        </w:tc>
+        <w:tc>
+          <w:tcPr>
             <w:tcW w:type="dxa" w:w="2246"/>
-          </w:tcPr>
-          <w:p>
-            <w:r/>
-            <w:r>
-              <w:t>Billing Event Processing Analyzing</w:t>
-            </w:r>
-          </w:p>
-        </w:tc>
-        <w:tc>
-          <w:tcPr>
-            <w:tcW w:type="dxa" w:w="1778"/>
-          </w:tcPr>
-          <w:p>
-            <w:r/>
-            <w:r>
-              <w:t>Invoice Management</w:t>
-            </w:r>
-          </w:p>
-        </w:tc>
-        <w:tc>
-          <w:tcPr>
-            <w:tcW w:type="dxa" w:w="1872"/>
-          </w:tcPr>
-          <w:p>
-            <w:r/>
-            <w:r>
-              <w:t>Invoicing</w:t>
-            </w:r>
-          </w:p>
-        </w:tc>
-        <w:tc>
-          <w:tcPr>
-            <w:tcW w:type="dxa" w:w="2340"/>
           </w:tcPr>
           <w:p>
             <w:r/>
@@ -1908,9 +1989,12 @@
         </w:tc>
       </w:tr>
       <w:tr>
-        <w:tc>
-          <w:tcPr>
-            <w:tcW w:type="dxa" w:w="1123"/>
+        <w:trPr>
+          <w:cantSplit/>
+        </w:trPr>
+        <w:tc>
+          <w:tcPr>
+            <w:tcW w:type="dxa" w:w="1217"/>
           </w:tcPr>
           <w:p>
             <w:r/>
@@ -1921,40 +2005,40 @@
         </w:tc>
         <w:tc>
           <w:tcPr>
+            <w:tcW w:type="dxa" w:w="2340"/>
+          </w:tcPr>
+          <w:p>
+            <w:r/>
+            <w:r>
+              <w:t>Bill Charges Aggregation</w:t>
+            </w:r>
+          </w:p>
+        </w:tc>
+        <w:tc>
+          <w:tcPr>
+            <w:tcW w:type="dxa" w:w="1591"/>
+          </w:tcPr>
+          <w:p>
+            <w:r/>
+            <w:r>
+              <w:t>Rating and Follow up</w:t>
+            </w:r>
+          </w:p>
+        </w:tc>
+        <w:tc>
+          <w:tcPr>
+            <w:tcW w:type="dxa" w:w="1966"/>
+          </w:tcPr>
+          <w:p>
+            <w:r/>
+            <w:r>
+              <w:t>Bill Calculation</w:t>
+            </w:r>
+          </w:p>
+        </w:tc>
+        <w:tc>
+          <w:tcPr>
             <w:tcW w:type="dxa" w:w="2246"/>
-          </w:tcPr>
-          <w:p>
-            <w:r/>
-            <w:r>
-              <w:t>Bill Charges Aggregation</w:t>
-            </w:r>
-          </w:p>
-        </w:tc>
-        <w:tc>
-          <w:tcPr>
-            <w:tcW w:type="dxa" w:w="1778"/>
-          </w:tcPr>
-          <w:p>
-            <w:r/>
-            <w:r>
-              <w:t>Rating and Follow up</w:t>
-            </w:r>
-          </w:p>
-        </w:tc>
-        <w:tc>
-          <w:tcPr>
-            <w:tcW w:type="dxa" w:w="1872"/>
-          </w:tcPr>
-          <w:p>
-            <w:r/>
-            <w:r>
-              <w:t>Bill Calculation</w:t>
-            </w:r>
-          </w:p>
-        </w:tc>
-        <w:tc>
-          <w:tcPr>
-            <w:tcW w:type="dxa" w:w="2340"/>
           </w:tcPr>
           <w:p>
             <w:r/>
@@ -1965,9 +2049,12 @@
         </w:tc>
       </w:tr>
       <w:tr>
-        <w:tc>
-          <w:tcPr>
-            <w:tcW w:type="dxa" w:w="1123"/>
+        <w:trPr>
+          <w:cantSplit/>
+        </w:trPr>
+        <w:tc>
+          <w:tcPr>
+            <w:tcW w:type="dxa" w:w="1217"/>
           </w:tcPr>
           <w:p>
             <w:r/>
@@ -1978,40 +2065,40 @@
         </w:tc>
         <w:tc>
           <w:tcPr>
+            <w:tcW w:type="dxa" w:w="2340"/>
+          </w:tcPr>
+          <w:p>
+            <w:r/>
+            <w:r>
+              <w:t>Split Bill Charge Distribution</w:t>
+            </w:r>
+          </w:p>
+        </w:tc>
+        <w:tc>
+          <w:tcPr>
+            <w:tcW w:type="dxa" w:w="1591"/>
+          </w:tcPr>
+          <w:p>
+            <w:r/>
+            <w:r>
+              <w:t>Rating and Follow up</w:t>
+            </w:r>
+          </w:p>
+        </w:tc>
+        <w:tc>
+          <w:tcPr>
+            <w:tcW w:type="dxa" w:w="1966"/>
+          </w:tcPr>
+          <w:p>
+            <w:r/>
+            <w:r>
+              <w:t>Tariff Calculation and Rating</w:t>
+            </w:r>
+          </w:p>
+        </w:tc>
+        <w:tc>
+          <w:tcPr>
             <w:tcW w:type="dxa" w:w="2246"/>
-          </w:tcPr>
-          <w:p>
-            <w:r/>
-            <w:r>
-              <w:t>Split Bill Charge Distribution</w:t>
-            </w:r>
-          </w:p>
-        </w:tc>
-        <w:tc>
-          <w:tcPr>
-            <w:tcW w:type="dxa" w:w="1778"/>
-          </w:tcPr>
-          <w:p>
-            <w:r/>
-            <w:r>
-              <w:t>Rating and Follow up</w:t>
-            </w:r>
-          </w:p>
-        </w:tc>
-        <w:tc>
-          <w:tcPr>
-            <w:tcW w:type="dxa" w:w="1872"/>
-          </w:tcPr>
-          <w:p>
-            <w:r/>
-            <w:r>
-              <w:t>Tariff Calculation and Rating</w:t>
-            </w:r>
-          </w:p>
-        </w:tc>
-        <w:tc>
-          <w:tcPr>
-            <w:tcW w:type="dxa" w:w="2340"/>
           </w:tcPr>
           <w:p>
             <w:r/>
@@ -2022,9 +2109,12 @@
         </w:tc>
       </w:tr>
       <w:tr>
-        <w:tc>
-          <w:tcPr>
-            <w:tcW w:type="dxa" w:w="1123"/>
+        <w:trPr>
+          <w:cantSplit/>
+        </w:trPr>
+        <w:tc>
+          <w:tcPr>
+            <w:tcW w:type="dxa" w:w="1217"/>
           </w:tcPr>
           <w:p>
             <w:r/>
@@ -2035,40 +2125,40 @@
         </w:tc>
         <w:tc>
           <w:tcPr>
+            <w:tcW w:type="dxa" w:w="2340"/>
+          </w:tcPr>
+          <w:p>
+            <w:r/>
+            <w:r>
+              <w:t>Currency Conversion</w:t>
+            </w:r>
+          </w:p>
+        </w:tc>
+        <w:tc>
+          <w:tcPr>
+            <w:tcW w:type="dxa" w:w="1591"/>
+          </w:tcPr>
+          <w:p>
+            <w:r/>
+            <w:r>
+              <w:t>Rating and Follow up</w:t>
+            </w:r>
+          </w:p>
+        </w:tc>
+        <w:tc>
+          <w:tcPr>
+            <w:tcW w:type="dxa" w:w="1966"/>
+          </w:tcPr>
+          <w:p>
+            <w:r/>
+            <w:r>
+              <w:t>Bill Calculation</w:t>
+            </w:r>
+          </w:p>
+        </w:tc>
+        <w:tc>
+          <w:tcPr>
             <w:tcW w:type="dxa" w:w="2246"/>
-          </w:tcPr>
-          <w:p>
-            <w:r/>
-            <w:r>
-              <w:t>Currency Conversion</w:t>
-            </w:r>
-          </w:p>
-        </w:tc>
-        <w:tc>
-          <w:tcPr>
-            <w:tcW w:type="dxa" w:w="1778"/>
-          </w:tcPr>
-          <w:p>
-            <w:r/>
-            <w:r>
-              <w:t>Rating and Follow up</w:t>
-            </w:r>
-          </w:p>
-        </w:tc>
-        <w:tc>
-          <w:tcPr>
-            <w:tcW w:type="dxa" w:w="1872"/>
-          </w:tcPr>
-          <w:p>
-            <w:r/>
-            <w:r>
-              <w:t>Bill Calculation</w:t>
-            </w:r>
-          </w:p>
-        </w:tc>
-        <w:tc>
-          <w:tcPr>
-            <w:tcW w:type="dxa" w:w="2340"/>
           </w:tcPr>
           <w:p>
             <w:r/>
@@ -2079,9 +2169,12 @@
         </w:tc>
       </w:tr>
       <w:tr>
-        <w:tc>
-          <w:tcPr>
-            <w:tcW w:type="dxa" w:w="1123"/>
+        <w:trPr>
+          <w:cantSplit/>
+        </w:trPr>
+        <w:tc>
+          <w:tcPr>
+            <w:tcW w:type="dxa" w:w="1217"/>
           </w:tcPr>
           <w:p>
             <w:r/>
@@ -2092,40 +2185,40 @@
         </w:tc>
         <w:tc>
           <w:tcPr>
+            <w:tcW w:type="dxa" w:w="2340"/>
+          </w:tcPr>
+          <w:p>
+            <w:r/>
+            <w:r>
+              <w:t>On Demand Bill Calculation</w:t>
+            </w:r>
+          </w:p>
+        </w:tc>
+        <w:tc>
+          <w:tcPr>
+            <w:tcW w:type="dxa" w:w="1591"/>
+          </w:tcPr>
+          <w:p>
+            <w:r/>
+            <w:r>
+              <w:t>Rating and Follow up</w:t>
+            </w:r>
+          </w:p>
+        </w:tc>
+        <w:tc>
+          <w:tcPr>
+            <w:tcW w:type="dxa" w:w="1966"/>
+          </w:tcPr>
+          <w:p>
+            <w:r/>
+            <w:r>
+              <w:t>Bill Calculation</w:t>
+            </w:r>
+          </w:p>
+        </w:tc>
+        <w:tc>
+          <w:tcPr>
             <w:tcW w:type="dxa" w:w="2246"/>
-          </w:tcPr>
-          <w:p>
-            <w:r/>
-            <w:r>
-              <w:t>On Demand Bill Calculation</w:t>
-            </w:r>
-          </w:p>
-        </w:tc>
-        <w:tc>
-          <w:tcPr>
-            <w:tcW w:type="dxa" w:w="1778"/>
-          </w:tcPr>
-          <w:p>
-            <w:r/>
-            <w:r>
-              <w:t>Rating and Follow up</w:t>
-            </w:r>
-          </w:p>
-        </w:tc>
-        <w:tc>
-          <w:tcPr>
-            <w:tcW w:type="dxa" w:w="1872"/>
-          </w:tcPr>
-          <w:p>
-            <w:r/>
-            <w:r>
-              <w:t>Bill Calculation</w:t>
-            </w:r>
-          </w:p>
-        </w:tc>
-        <w:tc>
-          <w:tcPr>
-            <w:tcW w:type="dxa" w:w="2340"/>
           </w:tcPr>
           <w:p>
             <w:r/>
@@ -2136,9 +2229,12 @@
         </w:tc>
       </w:tr>
       <w:tr>
-        <w:tc>
-          <w:tcPr>
-            <w:tcW w:type="dxa" w:w="1123"/>
+        <w:trPr>
+          <w:cantSplit/>
+        </w:trPr>
+        <w:tc>
+          <w:tcPr>
+            <w:tcW w:type="dxa" w:w="1217"/>
           </w:tcPr>
           <w:p>
             <w:r/>
@@ -2149,40 +2245,40 @@
         </w:tc>
         <w:tc>
           <w:tcPr>
+            <w:tcW w:type="dxa" w:w="2340"/>
+          </w:tcPr>
+          <w:p>
+            <w:r/>
+            <w:r>
+              <w:t>Discount Calculation</w:t>
+            </w:r>
+          </w:p>
+        </w:tc>
+        <w:tc>
+          <w:tcPr>
+            <w:tcW w:type="dxa" w:w="1591"/>
+          </w:tcPr>
+          <w:p>
+            <w:r/>
+            <w:r>
+              <w:t>Rating and Follow up</w:t>
+            </w:r>
+          </w:p>
+        </w:tc>
+        <w:tc>
+          <w:tcPr>
+            <w:tcW w:type="dxa" w:w="1966"/>
+          </w:tcPr>
+          <w:p>
+            <w:r/>
+            <w:r>
+              <w:t>Tariff Calculation and Rating</w:t>
+            </w:r>
+          </w:p>
+        </w:tc>
+        <w:tc>
+          <w:tcPr>
             <w:tcW w:type="dxa" w:w="2246"/>
-          </w:tcPr>
-          <w:p>
-            <w:r/>
-            <w:r>
-              <w:t>Discount Calculation</w:t>
-            </w:r>
-          </w:p>
-        </w:tc>
-        <w:tc>
-          <w:tcPr>
-            <w:tcW w:type="dxa" w:w="1778"/>
-          </w:tcPr>
-          <w:p>
-            <w:r/>
-            <w:r>
-              <w:t>Rating and Follow up</w:t>
-            </w:r>
-          </w:p>
-        </w:tc>
-        <w:tc>
-          <w:tcPr>
-            <w:tcW w:type="dxa" w:w="1872"/>
-          </w:tcPr>
-          <w:p>
-            <w:r/>
-            <w:r>
-              <w:t>Tariff Calculation and Rating</w:t>
-            </w:r>
-          </w:p>
-        </w:tc>
-        <w:tc>
-          <w:tcPr>
-            <w:tcW w:type="dxa" w:w="2340"/>
           </w:tcPr>
           <w:p>
             <w:r/>
@@ -2193,9 +2289,12 @@
         </w:tc>
       </w:tr>
       <w:tr>
-        <w:tc>
-          <w:tcPr>
-            <w:tcW w:type="dxa" w:w="1123"/>
+        <w:trPr>
+          <w:cantSplit/>
+        </w:trPr>
+        <w:tc>
+          <w:tcPr>
+            <w:tcW w:type="dxa" w:w="1217"/>
           </w:tcPr>
           <w:p>
             <w:r/>
@@ -2206,40 +2305,40 @@
         </w:tc>
         <w:tc>
           <w:tcPr>
+            <w:tcW w:type="dxa" w:w="2340"/>
+          </w:tcPr>
+          <w:p>
+            <w:r/>
+            <w:r>
+              <w:t>Price and Discount Calculation</w:t>
+            </w:r>
+          </w:p>
+        </w:tc>
+        <w:tc>
+          <w:tcPr>
+            <w:tcW w:type="dxa" w:w="1591"/>
+          </w:tcPr>
+          <w:p>
+            <w:r/>
+            <w:r>
+              <w:t>Rating and Follow up</w:t>
+            </w:r>
+          </w:p>
+        </w:tc>
+        <w:tc>
+          <w:tcPr>
+            <w:tcW w:type="dxa" w:w="1966"/>
+          </w:tcPr>
+          <w:p>
+            <w:r/>
+            <w:r>
+              <w:t>Tariff Calculation and Rating</w:t>
+            </w:r>
+          </w:p>
+        </w:tc>
+        <w:tc>
+          <w:tcPr>
             <w:tcW w:type="dxa" w:w="2246"/>
-          </w:tcPr>
-          <w:p>
-            <w:r/>
-            <w:r>
-              <w:t>Price and Discount Calculation</w:t>
-            </w:r>
-          </w:p>
-        </w:tc>
-        <w:tc>
-          <w:tcPr>
-            <w:tcW w:type="dxa" w:w="1778"/>
-          </w:tcPr>
-          <w:p>
-            <w:r/>
-            <w:r>
-              <w:t>Rating and Follow up</w:t>
-            </w:r>
-          </w:p>
-        </w:tc>
-        <w:tc>
-          <w:tcPr>
-            <w:tcW w:type="dxa" w:w="1872"/>
-          </w:tcPr>
-          <w:p>
-            <w:r/>
-            <w:r>
-              <w:t>Tariff Calculation and Rating</w:t>
-            </w:r>
-          </w:p>
-        </w:tc>
-        <w:tc>
-          <w:tcPr>
-            <w:tcW w:type="dxa" w:w="2340"/>
           </w:tcPr>
           <w:p>
             <w:r/>
@@ -2250,9 +2349,12 @@
         </w:tc>
       </w:tr>
       <w:tr>
-        <w:tc>
-          <w:tcPr>
-            <w:tcW w:type="dxa" w:w="1123"/>
+        <w:trPr>
+          <w:cantSplit/>
+        </w:trPr>
+        <w:tc>
+          <w:tcPr>
+            <w:tcW w:type="dxa" w:w="1217"/>
           </w:tcPr>
           <w:p>
             <w:r/>
@@ -2263,40 +2365,40 @@
         </w:tc>
         <w:tc>
           <w:tcPr>
+            <w:tcW w:type="dxa" w:w="2340"/>
+          </w:tcPr>
+          <w:p>
+            <w:r/>
+            <w:r>
+              <w:t>Charge To Billing Account Identification</w:t>
+            </w:r>
+          </w:p>
+        </w:tc>
+        <w:tc>
+          <w:tcPr>
+            <w:tcW w:type="dxa" w:w="1591"/>
+          </w:tcPr>
+          <w:p>
+            <w:r/>
+            <w:r>
+              <w:t>Invoice Management</w:t>
+            </w:r>
+          </w:p>
+        </w:tc>
+        <w:tc>
+          <w:tcPr>
+            <w:tcW w:type="dxa" w:w="1966"/>
+          </w:tcPr>
+          <w:p>
+            <w:r/>
+            <w:r>
+              <w:t>Billing Account Administration</w:t>
+            </w:r>
+          </w:p>
+        </w:tc>
+        <w:tc>
+          <w:tcPr>
             <w:tcW w:type="dxa" w:w="2246"/>
-          </w:tcPr>
-          <w:p>
-            <w:r/>
-            <w:r>
-              <w:t>Charge To Billing Account Identification</w:t>
-            </w:r>
-          </w:p>
-        </w:tc>
-        <w:tc>
-          <w:tcPr>
-            <w:tcW w:type="dxa" w:w="1778"/>
-          </w:tcPr>
-          <w:p>
-            <w:r/>
-            <w:r>
-              <w:t>Invoice Management</w:t>
-            </w:r>
-          </w:p>
-        </w:tc>
-        <w:tc>
-          <w:tcPr>
-            <w:tcW w:type="dxa" w:w="1872"/>
-          </w:tcPr>
-          <w:p>
-            <w:r/>
-            <w:r>
-              <w:t>Billing Account Administration</w:t>
-            </w:r>
-          </w:p>
-        </w:tc>
-        <w:tc>
-          <w:tcPr>
-            <w:tcW w:type="dxa" w:w="2340"/>
           </w:tcPr>
           <w:p>
             <w:r/>
@@ -2512,6 +2614,9 @@
         </w:tc>
       </w:tr>
       <w:tr>
+        <w:trPr>
+          <w:cantSplit/>
+        </w:trPr>
         <w:tc>
           <w:tcPr>
             <w:tcW w:type="dxa" w:w="1030"/>
@@ -2580,6 +2685,9 @@
         </w:tc>
       </w:tr>
       <w:tr>
+        <w:trPr>
+          <w:cantSplit/>
+        </w:trPr>
         <w:tc>
           <w:tcPr>
             <w:tcW w:type="dxa" w:w="1030"/>
@@ -2648,6 +2756,9 @@
         </w:tc>
       </w:tr>
       <w:tr>
+        <w:trPr>
+          <w:cantSplit/>
+        </w:trPr>
         <w:tc>
           <w:tcPr>
             <w:tcW w:type="dxa" w:w="1030"/>
@@ -2716,6 +2827,9 @@
         </w:tc>
       </w:tr>
       <w:tr>
+        <w:trPr>
+          <w:cantSplit/>
+        </w:trPr>
         <w:tc>
           <w:tcPr>
             <w:tcW w:type="dxa" w:w="1030"/>
@@ -2950,6 +3064,9 @@
         </w:tc>
       </w:tr>
       <w:tr>
+        <w:trPr>
+          <w:cantSplit/>
+        </w:trPr>
         <w:tc>
           <w:tcPr>
             <w:tcW w:type="dxa" w:w="1030"/>
@@ -3018,6 +3135,9 @@
         </w:tc>
       </w:tr>
       <w:tr>
+        <w:trPr>
+          <w:cantSplit/>
+        </w:trPr>
         <w:tc>
           <w:tcPr>
             <w:tcW w:type="dxa" w:w="1030"/>
@@ -3086,6 +3206,9 @@
         </w:tc>
       </w:tr>
       <w:tr>
+        <w:trPr>
+          <w:cantSplit/>
+        </w:trPr>
         <w:tc>
           <w:tcPr>
             <w:tcW w:type="dxa" w:w="1030"/>
@@ -3154,6 +3277,9 @@
         </w:tc>
       </w:tr>
       <w:tr>
+        <w:trPr>
+          <w:cantSplit/>
+        </w:trPr>
         <w:tc>
           <w:tcPr>
             <w:tcW w:type="dxa" w:w="1030"/>
@@ -3222,6 +3348,9 @@
         </w:tc>
       </w:tr>
       <w:tr>
+        <w:trPr>
+          <w:cantSplit/>
+        </w:trPr>
         <w:tc>
           <w:tcPr>
             <w:tcW w:type="dxa" w:w="1030"/>
@@ -3290,6 +3419,9 @@
         </w:tc>
       </w:tr>
       <w:tr>
+        <w:trPr>
+          <w:cantSplit/>
+        </w:trPr>
         <w:tc>
           <w:tcPr>
             <w:tcW w:type="dxa" w:w="1030"/>
@@ -3358,6 +3490,9 @@
         </w:tc>
       </w:tr>
       <w:tr>
+        <w:trPr>
+          <w:cantSplit/>
+        </w:trPr>
         <w:tc>
           <w:tcPr>
             <w:tcW w:type="dxa" w:w="1030"/>
@@ -3426,6 +3561,9 @@
         </w:tc>
       </w:tr>
       <w:tr>
+        <w:trPr>
+          <w:cantSplit/>
+        </w:trPr>
         <w:tc>
           <w:tcPr>
             <w:tcW w:type="dxa" w:w="1030"/>
@@ -3494,6 +3632,9 @@
         </w:tc>
       </w:tr>
       <w:tr>
+        <w:trPr>
+          <w:cantSplit/>
+        </w:trPr>
         <w:tc>
           <w:tcPr>
             <w:tcW w:type="dxa" w:w="1030"/>
@@ -3562,6 +3703,9 @@
         </w:tc>
       </w:tr>
       <w:tr>
+        <w:trPr>
+          <w:cantSplit/>
+        </w:trPr>
         <w:tc>
           <w:tcPr>
             <w:tcW w:type="dxa" w:w="1030"/>
@@ -3630,6 +3774,9 @@
         </w:tc>
       </w:tr>
       <w:tr>
+        <w:trPr>
+          <w:cantSplit/>
+        </w:trPr>
         <w:tc>
           <w:tcPr>
             <w:tcW w:type="dxa" w:w="1030"/>
@@ -3698,6 +3845,9 @@
         </w:tc>
       </w:tr>
       <w:tr>
+        <w:trPr>
+          <w:cantSplit/>
+        </w:trPr>
         <w:tc>
           <w:tcPr>
             <w:tcW w:type="dxa" w:w="1030"/>
@@ -3766,6 +3916,9 @@
         </w:tc>
       </w:tr>
       <w:tr>
+        <w:trPr>
+          <w:cantSplit/>
+        </w:trPr>
         <w:tc>
           <w:tcPr>
             <w:tcW w:type="dxa" w:w="1030"/>
@@ -3834,6 +3987,9 @@
         </w:tc>
       </w:tr>
       <w:tr>
+        <w:trPr>
+          <w:cantSplit/>
+        </w:trPr>
         <w:tc>
           <w:tcPr>
             <w:tcW w:type="dxa" w:w="1030"/>
@@ -3902,6 +4058,9 @@
         </w:tc>
       </w:tr>
       <w:tr>
+        <w:trPr>
+          <w:cantSplit/>
+        </w:trPr>
         <w:tc>
           <w:tcPr>
             <w:tcW w:type="dxa" w:w="1030"/>
@@ -3970,6 +4129,9 @@
         </w:tc>
       </w:tr>
       <w:tr>
+        <w:trPr>
+          <w:cantSplit/>
+        </w:trPr>
         <w:tc>
           <w:tcPr>
             <w:tcW w:type="dxa" w:w="1030"/>
@@ -4038,6 +4200,9 @@
         </w:tc>
       </w:tr>
       <w:tr>
+        <w:trPr>
+          <w:cantSplit/>
+        </w:trPr>
         <w:tc>
           <w:tcPr>
             <w:tcW w:type="dxa" w:w="1030"/>
@@ -4106,6 +4271,9 @@
         </w:tc>
       </w:tr>
       <w:tr>
+        <w:trPr>
+          <w:cantSplit/>
+        </w:trPr>
         <w:tc>
           <w:tcPr>
             <w:tcW w:type="dxa" w:w="1030"/>
@@ -4368,6 +4536,9 @@
         </w:tc>
       </w:tr>
       <w:tr>
+        <w:trPr>
+          <w:cantSplit/>
+        </w:trPr>
         <w:tc>
           <w:tcPr>
             <w:tcW w:type="dxa" w:w="1404"/>
@@ -4566,6 +4737,9 @@
         </w:tc>
       </w:tr>
       <w:tr>
+        <w:trPr>
+          <w:cantSplit/>
+        </w:trPr>
         <w:tc>
           <w:tcPr>
             <w:tcW w:type="dxa" w:w="5990"/>
@@ -4590,6 +4764,9 @@
         </w:tc>
       </w:tr>
       <w:tr>
+        <w:trPr>
+          <w:cantSplit/>
+        </w:trPr>
         <w:tc>
           <w:tcPr>
             <w:tcW w:type="dxa" w:w="5990"/>
@@ -4614,6 +4791,9 @@
         </w:tc>
       </w:tr>
       <w:tr>
+        <w:trPr>
+          <w:cantSplit/>
+        </w:trPr>
         <w:tc>
           <w:tcPr>
             <w:tcW w:type="dxa" w:w="5990"/>
@@ -4855,6 +5035,9 @@
         </w:tc>
       </w:tr>
       <w:tr>
+        <w:trPr>
+          <w:cantSplit/>
+        </w:trPr>
         <w:tc>
           <w:tcPr>
             <w:tcW w:type="dxa" w:w="1591"/>
@@ -4901,6 +5084,9 @@
         </w:tc>
       </w:tr>
       <w:tr>
+        <w:trPr>
+          <w:cantSplit/>
+        </w:trPr>
         <w:tc>
           <w:tcPr>
             <w:tcW w:type="dxa" w:w="1591"/>
@@ -4947,6 +5133,9 @@
         </w:tc>
       </w:tr>
       <w:tr>
+        <w:trPr>
+          <w:cantSplit/>
+        </w:trPr>
         <w:tc>
           <w:tcPr>
             <w:tcW w:type="dxa" w:w="1591"/>
@@ -4993,6 +5182,9 @@
         </w:tc>
       </w:tr>
       <w:tr>
+        <w:trPr>
+          <w:cantSplit/>
+        </w:trPr>
         <w:tc>
           <w:tcPr>
             <w:tcW w:type="dxa" w:w="1591"/>
@@ -5039,6 +5231,9 @@
         </w:tc>
       </w:tr>
       <w:tr>
+        <w:trPr>
+          <w:cantSplit/>
+        </w:trPr>
         <w:tc>
           <w:tcPr>
             <w:tcW w:type="dxa" w:w="1591"/>
@@ -5085,6 +5280,9 @@
         </w:tc>
       </w:tr>
       <w:tr>
+        <w:trPr>
+          <w:cantSplit/>
+        </w:trPr>
         <w:tc>
           <w:tcPr>
             <w:tcW w:type="dxa" w:w="1591"/>
@@ -5131,6 +5329,9 @@
         </w:tc>
       </w:tr>
       <w:tr>
+        <w:trPr>
+          <w:cantSplit/>
+        </w:trPr>
         <w:tc>
           <w:tcPr>
             <w:tcW w:type="dxa" w:w="1591"/>
@@ -5177,6 +5378,9 @@
         </w:tc>
       </w:tr>
       <w:tr>
+        <w:trPr>
+          <w:cantSplit/>
+        </w:trPr>
         <w:tc>
           <w:tcPr>
             <w:tcW w:type="dxa" w:w="1591"/>
@@ -5223,6 +5427,9 @@
         </w:tc>
       </w:tr>
       <w:tr>
+        <w:trPr>
+          <w:cantSplit/>
+        </w:trPr>
         <w:tc>
           <w:tcPr>
             <w:tcW w:type="dxa" w:w="1591"/>
@@ -5269,6 +5476,9 @@
         </w:tc>
       </w:tr>
       <w:tr>
+        <w:trPr>
+          <w:cantSplit/>
+        </w:trPr>
         <w:tc>
           <w:tcPr>
             <w:tcW w:type="dxa" w:w="1591"/>
@@ -5407,6 +5617,9 @@
         </w:tc>
       </w:tr>
       <w:tr>
+        <w:trPr>
+          <w:cantSplit/>
+        </w:trPr>
         <w:tc>
           <w:tcPr>
             <w:tcW w:type="dxa" w:w="1778"/>
@@ -5453,6 +5666,9 @@
         </w:tc>
       </w:tr>
       <w:tr>
+        <w:trPr>
+          <w:cantSplit/>
+        </w:trPr>
         <w:tc>
           <w:tcPr>
             <w:tcW w:type="dxa" w:w="1778"/>
@@ -5499,6 +5715,9 @@
         </w:tc>
       </w:tr>
       <w:tr>
+        <w:trPr>
+          <w:cantSplit/>
+        </w:trPr>
         <w:tc>
           <w:tcPr>
             <w:tcW w:type="dxa" w:w="1778"/>
@@ -5545,6 +5764,9 @@
         </w:tc>
       </w:tr>
       <w:tr>
+        <w:trPr>
+          <w:cantSplit/>
+        </w:trPr>
         <w:tc>
           <w:tcPr>
             <w:tcW w:type="dxa" w:w="1778"/>
@@ -5591,6 +5813,9 @@
         </w:tc>
       </w:tr>
       <w:tr>
+        <w:trPr>
+          <w:cantSplit/>
+        </w:trPr>
         <w:tc>
           <w:tcPr>
             <w:tcW w:type="dxa" w:w="1778"/>
@@ -5637,6 +5862,9 @@
         </w:tc>
       </w:tr>
       <w:tr>
+        <w:trPr>
+          <w:cantSplit/>
+        </w:trPr>
         <w:tc>
           <w:tcPr>
             <w:tcW w:type="dxa" w:w="1778"/>
@@ -5683,6 +5911,9 @@
         </w:tc>
       </w:tr>
       <w:tr>
+        <w:trPr>
+          <w:cantSplit/>
+        </w:trPr>
         <w:tc>
           <w:tcPr>
             <w:tcW w:type="dxa" w:w="1778"/>
@@ -5729,6 +5960,9 @@
         </w:tc>
       </w:tr>
       <w:tr>
+        <w:trPr>
+          <w:cantSplit/>
+        </w:trPr>
         <w:tc>
           <w:tcPr>
             <w:tcW w:type="dxa" w:w="1778"/>
@@ -5857,6 +6091,9 @@
         </w:tc>
       </w:tr>
       <w:tr>
+        <w:trPr>
+          <w:cantSplit/>
+        </w:trPr>
         <w:tc>
           <w:tcPr>
             <w:tcW w:type="dxa" w:w="3276"/>
@@ -5892,6 +6129,9 @@
         </w:tc>
       </w:tr>
       <w:tr>
+        <w:trPr>
+          <w:cantSplit/>
+        </w:trPr>
         <w:tc>
           <w:tcPr>
             <w:tcW w:type="dxa" w:w="3276"/>
@@ -5927,6 +6167,9 @@
         </w:tc>
       </w:tr>
       <w:tr>
+        <w:trPr>
+          <w:cantSplit/>
+        </w:trPr>
         <w:tc>
           <w:tcPr>
             <w:tcW w:type="dxa" w:w="3276"/>
@@ -5962,6 +6205,9 @@
         </w:tc>
       </w:tr>
       <w:tr>
+        <w:trPr>
+          <w:cantSplit/>
+        </w:trPr>
         <w:tc>
           <w:tcPr>
             <w:tcW w:type="dxa" w:w="3276"/>
@@ -5997,6 +6243,9 @@
         </w:tc>
       </w:tr>
       <w:tr>
+        <w:trPr>
+          <w:cantSplit/>
+        </w:trPr>
         <w:tc>
           <w:tcPr>
             <w:tcW w:type="dxa" w:w="3276"/>
@@ -6032,6 +6281,9 @@
         </w:tc>
       </w:tr>
       <w:tr>
+        <w:trPr>
+          <w:cantSplit/>
+        </w:trPr>
         <w:tc>
           <w:tcPr>
             <w:tcW w:type="dxa" w:w="3276"/>
@@ -6067,6 +6319,9 @@
         </w:tc>
       </w:tr>
       <w:tr>
+        <w:trPr>
+          <w:cantSplit/>
+        </w:trPr>
         <w:tc>
           <w:tcPr>
             <w:tcW w:type="dxa" w:w="3276"/>
@@ -6102,6 +6357,9 @@
         </w:tc>
       </w:tr>
       <w:tr>
+        <w:trPr>
+          <w:cantSplit/>
+        </w:trPr>
         <w:tc>
           <w:tcPr>
             <w:tcW w:type="dxa" w:w="3276"/>
@@ -6137,6 +6395,9 @@
         </w:tc>
       </w:tr>
       <w:tr>
+        <w:trPr>
+          <w:cantSplit/>
+        </w:trPr>
         <w:tc>
           <w:tcPr>
             <w:tcW w:type="dxa" w:w="3276"/>
@@ -6172,6 +6433,9 @@
         </w:tc>
       </w:tr>
       <w:tr>
+        <w:trPr>
+          <w:cantSplit/>
+        </w:trPr>
         <w:tc>
           <w:tcPr>
             <w:tcW w:type="dxa" w:w="3276"/>
